--- a/eleva/calendario-comunidade-junho-julho.docx
+++ b/eleva/calendario-comunidade-junho-julho.docx
@@ -41,69 +41,6 @@
       </w:r>
     </w:p>
     <w:p/>
-    <w:p>
-      <w:pPr>
-        <w:spacing w:after="40"/>
-      </w:pPr>
-      <w:r>
-        <w:rPr>
-          <w:b/>
-          <w:color w:val="E09C3B"/>
-          <w:sz w:val="30"/>
-        </w:rPr>
-        <w:t xml:space="preserve">24/06  </w:t>
-      </w:r>
-      <w:r>
-        <w:rPr>
-          <w:b/>
-          <w:color w:val="707070"/>
-          <w:sz w:val="20"/>
-        </w:rPr>
-        <w:t>QUARTA</w:t>
-      </w:r>
-      <w:r>
-        <w:rPr>
-          <w:b/>
-          <w:color w:val="2E7D32"/>
-          <w:sz w:val="18"/>
-        </w:rPr>
-        <w:t xml:space="preserve">   ✅ CONCLUÍDO</w:t>
-      </w:r>
-    </w:p>
-    <w:p>
-      <w:pPr>
-        <w:spacing w:after="80"/>
-      </w:pPr>
-      <w:r>
-        <w:rPr>
-          <w:i/>
-          <w:color w:val="E09C3B"/>
-          <w:sz w:val="18"/>
-        </w:rPr>
-        <w:t>já postado, conteúdo real publicado no grupo</w:t>
-      </w:r>
-    </w:p>
-    <w:p>
-      <w:pPr>
-        <w:spacing w:before="80" w:after="40"/>
-      </w:pPr>
-      <w:r>
-        <w:rPr>
-          <w:b/>
-          <w:color w:val="1A1A1A"/>
-          <w:sz w:val="19"/>
-        </w:rPr>
-        <w:t xml:space="preserve">TARDE · COMUNIDADE WHATSAPP · </w:t>
-      </w:r>
-      <w:r>
-        <w:rPr>
-          <w:b/>
-          <w:color w:val="E09C3B"/>
-          <w:sz w:val="19"/>
-        </w:rPr>
-        <w:t>PÍLULA TÉCNICA + AUTORIDADE</w:t>
-      </w:r>
-    </w:p>
     <w:tbl>
       <w:tblPr>
         <w:tblW w:type="auto" w:w="0"/>
@@ -117,44 +54,78 @@
       <w:tr>
         <w:tc>
           <w:tcPr>
-            <w:tcW w:type="dxa" w:w="1584"/>
-            <w:shd w:val="clear" w:color="auto" w:fill="FBEFDD"/>
+            <w:tcW w:type="dxa" w:w="9216"/>
+            <w:gridSpan w:val="2"/>
+            <w:shd w:val="clear" w:color="auto" w:fill="1A1A1A"/>
             <w:tcBorders>
-              <w:top w:val="single" w:sz="4" w:color="E0E0E0"/>
-              <w:left w:val="single" w:sz="4" w:color="E0E0E0"/>
-              <w:bottom w:val="single" w:sz="4" w:color="E0E0E0"/>
-              <w:right w:val="single" w:sz="4" w:color="E0E0E0"/>
+              <w:top w:val="single" w:sz="4" w:color="1A1A1A"/>
+              <w:left w:val="single" w:sz="4" w:color="1A1A1A"/>
+              <w:bottom w:val="single" w:sz="4" w:color="1A1A1A"/>
+              <w:right w:val="single" w:sz="4" w:color="1A1A1A"/>
             </w:tcBorders>
+            <w:vAlign w:val="center"/>
           </w:tcPr>
           <w:p>
+            <w:pPr>
+              <w:spacing w:after="40"/>
+            </w:pPr>
             <w:r>
               <w:rPr>
                 <w:b/>
                 <w:color w:val="E09C3B"/>
-                <w:sz w:val="16"/>
-              </w:rPr>
-              <w:t>FORMATO</w:t>
+                <w:sz w:val="28"/>
+              </w:rPr>
+              <w:t xml:space="preserve">24/06  </w:t>
+            </w:r>
+            <w:r>
+              <w:rPr>
+                <w:b/>
+                <w:color w:val="FFFFFF"/>
+                <w:sz w:val="19"/>
+              </w:rPr>
+              <w:t xml:space="preserve">QUARTA   </w:t>
+            </w:r>
+            <w:r>
+              <w:rPr>
+                <w:b/>
+                <w:color w:val="4CC978"/>
+                <w:sz w:val="17"/>
+              </w:rPr>
+              <w:t>✅ CONCLUÍDO</w:t>
             </w:r>
           </w:p>
-        </w:tc>
-        <w:tc>
-          <w:tcPr>
-            <w:tcW w:type="dxa" w:w="7632"/>
-            <w:shd w:val="clear" w:color="auto" w:fill="FFFFFF"/>
-            <w:tcBorders>
-              <w:top w:val="single" w:sz="4" w:color="E0E0E0"/>
-              <w:left w:val="single" w:sz="4" w:color="E0E0E0"/>
-              <w:bottom w:val="single" w:sz="4" w:color="E0E0E0"/>
-              <w:right w:val="single" w:sz="4" w:color="E0E0E0"/>
-            </w:tcBorders>
-          </w:tcPr>
           <w:p>
-            <w:r>
-              <w:rPr>
-                <w:color w:val="1A1A1A"/>
+            <w:pPr>
+              <w:spacing w:after="40"/>
+            </w:pPr>
+            <w:r>
+              <w:rPr>
+                <w:i/>
+                <w:color w:val="E0B87A"/>
+                <w:sz w:val="17"/>
+              </w:rPr>
+              <w:t>já postado, conteúdo real publicado no grupo</w:t>
+            </w:r>
+          </w:p>
+          <w:p>
+            <w:pPr>
+              <w:spacing w:before="60" w:after="20"/>
+            </w:pPr>
+            <w:r>
+              <w:rPr>
+                <w:b/>
+                <w:color w:val="FFFFFF"/>
                 <w:sz w:val="19"/>
               </w:rPr>
-              <w:t>Artigo do blog</w:t>
+              <w:t xml:space="preserve">TARDE · COMUNIDADE WHATSAPP · </w:t>
+            </w:r>
+            <w:r>
+              <w:rPr>
+                <w:b/>
+                <w:color w:val="E09C3B"/>
+                <w:sz w:val="19"/>
+              </w:rPr>
+              <w:t>PÍLULA TÉCNICA + AUTORIDADE</w:t>
             </w:r>
           </w:p>
         </w:tc>
@@ -178,7 +149,7 @@
                 <w:color w:val="E09C3B"/>
                 <w:sz w:val="16"/>
               </w:rPr>
-              <w:t>ANCORAGEM</w:t>
+              <w:t>FORMATO</w:t>
             </w:r>
           </w:p>
         </w:tc>
@@ -199,7 +170,7 @@
                 <w:color w:val="1A1A1A"/>
                 <w:sz w:val="19"/>
               </w:rPr>
-              <w:t>https://www.elevags.com.br/blog/cidades-privadas</w:t>
+              <w:t>Artigo do blog</w:t>
             </w:r>
           </w:p>
         </w:tc>
@@ -223,7 +194,7 @@
                 <w:color w:val="E09C3B"/>
                 <w:sz w:val="16"/>
               </w:rPr>
-              <w:t>LEGENDA</w:t>
+              <w:t>ANCORAGEM</w:t>
             </w:r>
           </w:p>
         </w:tc>
@@ -244,245 +215,7 @@
                 <w:color w:val="1A1A1A"/>
                 <w:sz w:val="19"/>
               </w:rPr>
-              <w:t>Boa tarde, síndicos de alta performance! 👋</w:t>
-            </w:r>
-            <w:r>
-              <w:br/>
-            </w:r>
-            <w:r>
-              <w:rPr>
-                <w:color w:val="1A1A1A"/>
-                <w:sz w:val="19"/>
-              </w:rPr>
-            </w:r>
-            <w:r>
-              <w:br/>
-            </w:r>
-            <w:r>
-              <w:rPr>
-                <w:color w:val="1A1A1A"/>
-                <w:sz w:val="19"/>
-              </w:rPr>
-              <w:t>Segue uma sugestão de leitura para o dia.</w:t>
-            </w:r>
-            <w:r>
-              <w:br/>
-            </w:r>
-            <w:r>
-              <w:rPr>
-                <w:color w:val="1A1A1A"/>
-                <w:sz w:val="19"/>
-              </w:rPr>
-            </w:r>
-            <w:r>
-              <w:br/>
-            </w:r>
-            <w:r>
-              <w:rPr>
-                <w:color w:val="1A1A1A"/>
-                <w:sz w:val="19"/>
-              </w:rPr>
-              <w:t>O artigo escrito por Giuliano Spolavori aborda como os condomínios funcionam como verdadeiras Cidades Privadas, movimentando R$ 170 bilhões por ano, e por que isso atrai cada vez mais fornecedores e prestadores de serviço querendo fatiar esse mercado.</w:t>
-            </w:r>
-            <w:r>
-              <w:br/>
-            </w:r>
-            <w:r>
-              <w:rPr>
-                <w:color w:val="1A1A1A"/>
-                <w:sz w:val="19"/>
-              </w:rPr>
-            </w:r>
-            <w:r>
-              <w:br/>
-            </w:r>
-            <w:r>
-              <w:rPr>
-                <w:color w:val="1A1A1A"/>
-                <w:sz w:val="19"/>
-              </w:rPr>
-              <w:t>Por que esse conteúdo é tão valioso para você, síndico?</w:t>
-            </w:r>
-            <w:r>
-              <w:br/>
-            </w:r>
-            <w:r>
-              <w:rPr>
-                <w:color w:val="1A1A1A"/>
-                <w:sz w:val="19"/>
-              </w:rPr>
-            </w:r>
-            <w:r>
-              <w:br/>
-            </w:r>
-            <w:r>
-              <w:rPr>
-                <w:color w:val="1A1A1A"/>
-                <w:sz w:val="19"/>
-              </w:rPr>
-              <w:t>Porque ele trata exatamente dos pontos que vão te ajudar a entender a lógica de como selecionar o melhor fornecedor ou prestador de serviços para os condomínios que você gerencia, lapidando seus critérios de avaliação e selecionando os melhores parceiros para sua carteira de condomínios.</w:t>
-            </w:r>
-            <w:r>
-              <w:br/>
-            </w:r>
-            <w:r>
-              <w:rPr>
-                <w:color w:val="1A1A1A"/>
-                <w:sz w:val="19"/>
-              </w:rPr>
-            </w:r>
-            <w:r>
-              <w:br/>
-            </w:r>
-            <w:r>
-              <w:rPr>
-                <w:color w:val="1A1A1A"/>
-                <w:sz w:val="19"/>
-              </w:rPr>
-              <w:t>Se interessou, toque no link abaixo e boa leitura! 👇</w:t>
-            </w:r>
-            <w:r>
-              <w:br/>
-            </w:r>
-            <w:r>
-              <w:rPr>
-                <w:color w:val="1A1A1A"/>
-                <w:sz w:val="19"/>
-              </w:rPr>
-            </w:r>
-            <w:r>
-              <w:br/>
-            </w:r>
-            <w:r>
-              <w:rPr>
-                <w:color w:val="1A1A1A"/>
-                <w:sz w:val="19"/>
-              </w:rPr>
-              <w:t>🔗 https://www.elevags.com.br/blog/cidades-privadas</w:t>
-            </w:r>
-          </w:p>
-        </w:tc>
-      </w:tr>
-    </w:tbl>
-    <w:p>
-      <w:pPr>
-        <w:spacing w:after="40"/>
-      </w:pPr>
-    </w:p>
-    <w:p>
-      <w:pPr>
-        <w:spacing w:after="40"/>
-      </w:pPr>
-      <w:r>
-        <w:rPr>
-          <w:b/>
-          <w:color w:val="E09C3B"/>
-          <w:sz w:val="30"/>
-        </w:rPr>
-        <w:t xml:space="preserve">25/06  </w:t>
-      </w:r>
-      <w:r>
-        <w:rPr>
-          <w:b/>
-          <w:color w:val="707070"/>
-          <w:sz w:val="20"/>
-        </w:rPr>
-        <w:t>QUINTA</w:t>
-      </w:r>
-      <w:r>
-        <w:rPr>
-          <w:b/>
-          <w:color w:val="E09C3B"/>
-          <w:sz w:val="18"/>
-        </w:rPr>
-        <w:t xml:space="preserve">   A PUBLICAR</w:t>
-      </w:r>
-    </w:p>
-    <w:p>
-      <w:pPr>
-        <w:spacing w:after="80"/>
-      </w:pPr>
-      <w:r>
-        <w:rPr>
-          <w:i/>
-          <w:color w:val="E09C3B"/>
-          <w:sz w:val="18"/>
-        </w:rPr>
-        <w:t>continuação direta do artigo de 24/06</w:t>
-      </w:r>
-    </w:p>
-    <w:p>
-      <w:pPr>
-        <w:spacing w:before="80" w:after="40"/>
-      </w:pPr>
-      <w:r>
-        <w:rPr>
-          <w:b/>
-          <w:color w:val="1A1A1A"/>
-          <w:sz w:val="19"/>
-        </w:rPr>
-        <w:t xml:space="preserve">MANHÃ · COMUNIDADE WHATSAPP · </w:t>
-      </w:r>
-      <w:r>
-        <w:rPr>
-          <w:b/>
-          <w:color w:val="E09C3B"/>
-          <w:sz w:val="19"/>
-        </w:rPr>
-        <w:t>VENDA INDIRETA</w:t>
-      </w:r>
-    </w:p>
-    <w:tbl>
-      <w:tblPr>
-        <w:tblW w:type="auto" w:w="0"/>
-        <w:tblLayout w:type="fixed"/>
-        <w:tblLook w:firstColumn="1" w:firstRow="1" w:lastColumn="0" w:lastRow="0" w:noHBand="0" w:noVBand="1" w:val="04A0"/>
-      </w:tblPr>
-      <w:tblGrid>
-        <w:gridCol w:w="1584"/>
-        <w:gridCol w:w="7632"/>
-      </w:tblGrid>
-      <w:tr>
-        <w:tc>
-          <w:tcPr>
-            <w:tcW w:type="dxa" w:w="1584"/>
-            <w:shd w:val="clear" w:color="auto" w:fill="FBEFDD"/>
-            <w:tcBorders>
-              <w:top w:val="single" w:sz="4" w:color="E0E0E0"/>
-              <w:left w:val="single" w:sz="4" w:color="E0E0E0"/>
-              <w:bottom w:val="single" w:sz="4" w:color="E0E0E0"/>
-              <w:right w:val="single" w:sz="4" w:color="E0E0E0"/>
-            </w:tcBorders>
-          </w:tcPr>
-          <w:p>
-            <w:r>
-              <w:rPr>
-                <w:b/>
-                <w:color w:val="E09C3B"/>
-                <w:sz w:val="16"/>
-              </w:rPr>
-              <w:t>FORMATO</w:t>
-            </w:r>
-          </w:p>
-        </w:tc>
-        <w:tc>
-          <w:tcPr>
-            <w:tcW w:type="dxa" w:w="7632"/>
-            <w:shd w:val="clear" w:color="auto" w:fill="FFFFFF"/>
-            <w:tcBorders>
-              <w:top w:val="single" w:sz="4" w:color="E0E0E0"/>
-              <w:left w:val="single" w:sz="4" w:color="E0E0E0"/>
-              <w:bottom w:val="single" w:sz="4" w:color="E0E0E0"/>
-              <w:right w:val="single" w:sz="4" w:color="E0E0E0"/>
-            </w:tcBorders>
-          </w:tcPr>
-          <w:p>
-            <w:r>
-              <w:rPr>
-                <w:color w:val="1A1A1A"/>
-                <w:sz w:val="19"/>
-              </w:rPr>
-              <w:t>Pílula técnica + CTA Sessão Estratégica</w:t>
+              <w:t>https://www.elevags.com.br/blog/cidades-privadas</w:t>
             </w:r>
           </w:p>
         </w:tc>
@@ -506,7 +239,7 @@
                 <w:color w:val="E09C3B"/>
                 <w:sz w:val="16"/>
               </w:rPr>
-              <w:t>ANCORAGEM</w:t>
+              <w:t>LEGENDA</w:t>
             </w:r>
           </w:p>
         </w:tc>
@@ -527,7 +260,216 @@
                 <w:color w:val="1A1A1A"/>
                 <w:sz w:val="19"/>
               </w:rPr>
-              <w:t>Ebook, Introdução (mercado de R$ 170 bi/ano) + artigo "Cidades Privadas" (24/06)</w:t>
+              <w:t>Boa tarde, síndicos de alta performance! 👋</w:t>
+            </w:r>
+            <w:r>
+              <w:br/>
+            </w:r>
+            <w:r>
+              <w:rPr>
+                <w:color w:val="1A1A1A"/>
+                <w:sz w:val="19"/>
+              </w:rPr>
+            </w:r>
+            <w:r>
+              <w:br/>
+            </w:r>
+            <w:r>
+              <w:rPr>
+                <w:color w:val="1A1A1A"/>
+                <w:sz w:val="19"/>
+              </w:rPr>
+              <w:t>Segue uma sugestão de leitura para o dia.</w:t>
+            </w:r>
+            <w:r>
+              <w:br/>
+            </w:r>
+            <w:r>
+              <w:rPr>
+                <w:color w:val="1A1A1A"/>
+                <w:sz w:val="19"/>
+              </w:rPr>
+            </w:r>
+            <w:r>
+              <w:br/>
+            </w:r>
+            <w:r>
+              <w:rPr>
+                <w:color w:val="1A1A1A"/>
+                <w:sz w:val="19"/>
+              </w:rPr>
+              <w:t>O artigo escrito por Giuliano Spolavori aborda como os condomínios funcionam como verdadeiras Cidades Privadas, movimentando R$ 170 bilhões por ano, e por que isso atrai cada vez mais fornecedores e prestadores de serviço querendo fatiar esse mercado.</w:t>
+            </w:r>
+            <w:r>
+              <w:br/>
+            </w:r>
+            <w:r>
+              <w:rPr>
+                <w:color w:val="1A1A1A"/>
+                <w:sz w:val="19"/>
+              </w:rPr>
+            </w:r>
+            <w:r>
+              <w:br/>
+            </w:r>
+            <w:r>
+              <w:rPr>
+                <w:color w:val="1A1A1A"/>
+                <w:sz w:val="19"/>
+              </w:rPr>
+              <w:t>Por que esse conteúdo é tão valioso para você, síndico?</w:t>
+            </w:r>
+            <w:r>
+              <w:br/>
+            </w:r>
+            <w:r>
+              <w:rPr>
+                <w:color w:val="1A1A1A"/>
+                <w:sz w:val="19"/>
+              </w:rPr>
+            </w:r>
+            <w:r>
+              <w:br/>
+            </w:r>
+            <w:r>
+              <w:rPr>
+                <w:color w:val="1A1A1A"/>
+                <w:sz w:val="19"/>
+              </w:rPr>
+              <w:t>Porque ele trata exatamente dos pontos que vão te ajudar a entender a lógica de como selecionar o melhor fornecedor ou prestador de serviços para os condomínios que você gerencia, lapidando seus critérios de avaliação e selecionando os melhores parceiros para sua carteira de condomínios.</w:t>
+            </w:r>
+            <w:r>
+              <w:br/>
+            </w:r>
+            <w:r>
+              <w:rPr>
+                <w:color w:val="1A1A1A"/>
+                <w:sz w:val="19"/>
+              </w:rPr>
+            </w:r>
+            <w:r>
+              <w:br/>
+            </w:r>
+            <w:r>
+              <w:rPr>
+                <w:color w:val="1A1A1A"/>
+                <w:sz w:val="19"/>
+              </w:rPr>
+              <w:t>Se interessou, toque no link abaixo e boa leitura! 👇</w:t>
+            </w:r>
+            <w:r>
+              <w:br/>
+            </w:r>
+            <w:r>
+              <w:rPr>
+                <w:color w:val="1A1A1A"/>
+                <w:sz w:val="19"/>
+              </w:rPr>
+            </w:r>
+            <w:r>
+              <w:br/>
+            </w:r>
+            <w:r>
+              <w:rPr>
+                <w:color w:val="1A1A1A"/>
+                <w:sz w:val="19"/>
+              </w:rPr>
+              <w:t>🔗 https://www.elevags.com.br/blog/cidades-privadas</w:t>
+            </w:r>
+          </w:p>
+        </w:tc>
+      </w:tr>
+    </w:tbl>
+    <w:p>
+      <w:pPr>
+        <w:spacing w:after="40"/>
+      </w:pPr>
+    </w:p>
+    <w:tbl>
+      <w:tblPr>
+        <w:tblW w:type="auto" w:w="0"/>
+        <w:tblLayout w:type="fixed"/>
+        <w:tblLook w:firstColumn="1" w:firstRow="1" w:lastColumn="0" w:lastRow="0" w:noHBand="0" w:noVBand="1" w:val="04A0"/>
+      </w:tblPr>
+      <w:tblGrid>
+        <w:gridCol w:w="1584"/>
+        <w:gridCol w:w="7632"/>
+      </w:tblGrid>
+      <w:tr>
+        <w:tc>
+          <w:tcPr>
+            <w:tcW w:type="dxa" w:w="9216"/>
+            <w:gridSpan w:val="2"/>
+            <w:shd w:val="clear" w:color="auto" w:fill="1A1A1A"/>
+            <w:tcBorders>
+              <w:top w:val="single" w:sz="4" w:color="1A1A1A"/>
+              <w:left w:val="single" w:sz="4" w:color="1A1A1A"/>
+              <w:bottom w:val="single" w:sz="4" w:color="1A1A1A"/>
+              <w:right w:val="single" w:sz="4" w:color="1A1A1A"/>
+            </w:tcBorders>
+            <w:vAlign w:val="center"/>
+          </w:tcPr>
+          <w:p>
+            <w:pPr>
+              <w:spacing w:after="40"/>
+            </w:pPr>
+            <w:r>
+              <w:rPr>
+                <w:b/>
+                <w:color w:val="E09C3B"/>
+                <w:sz w:val="28"/>
+              </w:rPr>
+              <w:t xml:space="preserve">25/06  </w:t>
+            </w:r>
+            <w:r>
+              <w:rPr>
+                <w:b/>
+                <w:color w:val="FFFFFF"/>
+                <w:sz w:val="19"/>
+              </w:rPr>
+              <w:t xml:space="preserve">QUINTA   </w:t>
+            </w:r>
+            <w:r>
+              <w:rPr>
+                <w:b/>
+                <w:color w:val="E09C3B"/>
+                <w:sz w:val="17"/>
+              </w:rPr>
+              <w:t>A PUBLICAR</w:t>
+            </w:r>
+          </w:p>
+          <w:p>
+            <w:pPr>
+              <w:spacing w:after="40"/>
+            </w:pPr>
+            <w:r>
+              <w:rPr>
+                <w:i/>
+                <w:color w:val="E0B87A"/>
+                <w:sz w:val="17"/>
+              </w:rPr>
+              <w:t>continuação direta do artigo de 24/06</w:t>
+            </w:r>
+          </w:p>
+          <w:p>
+            <w:pPr>
+              <w:spacing w:before="60" w:after="20"/>
+            </w:pPr>
+            <w:r>
+              <w:rPr>
+                <w:b/>
+                <w:color w:val="FFFFFF"/>
+                <w:sz w:val="19"/>
+              </w:rPr>
+              <w:t xml:space="preserve">MANHÃ · COMUNIDADE WHATSAPP · </w:t>
+            </w:r>
+            <w:r>
+              <w:rPr>
+                <w:b/>
+                <w:color w:val="E09C3B"/>
+                <w:sz w:val="19"/>
+              </w:rPr>
+              <w:t>VENDA INDIRETA</w:t>
             </w:r>
           </w:p>
         </w:tc>
@@ -551,7 +493,7 @@
                 <w:color w:val="E09C3B"/>
                 <w:sz w:val="16"/>
               </w:rPr>
-              <w:t>LEGENDA</w:t>
+              <w:t>FORMATO</w:t>
             </w:r>
           </w:p>
         </w:tc>
@@ -572,185 +514,7 @@
                 <w:color w:val="1A1A1A"/>
                 <w:sz w:val="19"/>
               </w:rPr>
-              <w:t>Bom dia, síndicos de alta performance! 👋</w:t>
-            </w:r>
-            <w:r>
-              <w:br/>
-            </w:r>
-            <w:r>
-              <w:rPr>
-                <w:color w:val="1A1A1A"/>
-                <w:sz w:val="19"/>
-              </w:rPr>
-            </w:r>
-            <w:r>
-              <w:br/>
-            </w:r>
-            <w:r>
-              <w:rPr>
-                <w:color w:val="1A1A1A"/>
-                <w:sz w:val="19"/>
-              </w:rPr>
-              <w:t>O artigo de ontem mostrou um número que vale repetir: os condomínios movimentam R$ 170 bilhões por ano, e é exatamente por isso que cada vez mais fornecedor quer entrar nesse mercado.</w:t>
-            </w:r>
-            <w:r>
-              <w:br/>
-            </w:r>
-            <w:r>
-              <w:rPr>
-                <w:color w:val="1A1A1A"/>
-                <w:sz w:val="19"/>
-              </w:rPr>
-            </w:r>
-            <w:r>
-              <w:br/>
-            </w:r>
-            <w:r>
-              <w:rPr>
-                <w:color w:val="1A1A1A"/>
-                <w:sz w:val="19"/>
-              </w:rPr>
-              <w:t>Com tanto dinheiro em jogo, a pergunta que fica é: a sua operação está estruturada pra capturar a parte que cabe a você nesse mercado, ou ainda está reagindo um problema por vez?</w:t>
-            </w:r>
-            <w:r>
-              <w:br/>
-            </w:r>
-            <w:r>
-              <w:rPr>
-                <w:color w:val="1A1A1A"/>
-                <w:sz w:val="19"/>
-              </w:rPr>
-            </w:r>
-            <w:r>
-              <w:br/>
-            </w:r>
-            <w:r>
-              <w:rPr>
-                <w:color w:val="1A1A1A"/>
-                <w:sz w:val="19"/>
-              </w:rPr>
-              <w:t>Se quiser entender isso com o Giuliano numa conversa de 30 minutos, toque no link abaixo:</w:t>
-            </w:r>
-            <w:r>
-              <w:br/>
-            </w:r>
-            <w:r>
-              <w:rPr>
-                <w:color w:val="1A1A1A"/>
-                <w:sz w:val="19"/>
-              </w:rPr>
-              <w:t>🔗 https://bit.ly/sessao-estrategica-sindicos</w:t>
-            </w:r>
-          </w:p>
-        </w:tc>
-      </w:tr>
-    </w:tbl>
-    <w:p>
-      <w:pPr>
-        <w:spacing w:after="40"/>
-      </w:pPr>
-    </w:p>
-    <w:p>
-      <w:pPr>
-        <w:spacing w:after="40"/>
-      </w:pPr>
-      <w:r>
-        <w:rPr>
-          <w:b/>
-          <w:color w:val="E09C3B"/>
-          <w:sz w:val="30"/>
-        </w:rPr>
-        <w:t xml:space="preserve">30/06  </w:t>
-      </w:r>
-      <w:r>
-        <w:rPr>
-          <w:b/>
-          <w:color w:val="707070"/>
-          <w:sz w:val="20"/>
-        </w:rPr>
-        <w:t>TERÇA</w:t>
-      </w:r>
-      <w:r>
-        <w:rPr>
-          <w:b/>
-          <w:color w:val="E09C3B"/>
-          <w:sz w:val="18"/>
-        </w:rPr>
-        <w:t xml:space="preserve">   A PUBLICAR</w:t>
-      </w:r>
-    </w:p>
-    <w:p>
-      <w:pPr>
-        <w:spacing w:before="80" w:after="40"/>
-      </w:pPr>
-      <w:r>
-        <w:rPr>
-          <w:b/>
-          <w:color w:val="1A1A1A"/>
-          <w:sz w:val="19"/>
-        </w:rPr>
-        <w:t xml:space="preserve">NOITE · COMUNIDADE WHATSAPP · </w:t>
-      </w:r>
-      <w:r>
-        <w:rPr>
-          <w:b/>
-          <w:color w:val="E09C3B"/>
-          <w:sz w:val="19"/>
-        </w:rPr>
-        <w:t>PÍLULA TÉCNICA + AUTORIDADE</w:t>
-      </w:r>
-    </w:p>
-    <w:tbl>
-      <w:tblPr>
-        <w:tblW w:type="auto" w:w="0"/>
-        <w:tblLayout w:type="fixed"/>
-        <w:tblLook w:firstColumn="1" w:firstRow="1" w:lastColumn="0" w:lastRow="0" w:noHBand="0" w:noVBand="1" w:val="04A0"/>
-      </w:tblPr>
-      <w:tblGrid>
-        <w:gridCol w:w="1584"/>
-        <w:gridCol w:w="7632"/>
-      </w:tblGrid>
-      <w:tr>
-        <w:tc>
-          <w:tcPr>
-            <w:tcW w:type="dxa" w:w="1584"/>
-            <w:shd w:val="clear" w:color="auto" w:fill="FBEFDD"/>
-            <w:tcBorders>
-              <w:top w:val="single" w:sz="4" w:color="E0E0E0"/>
-              <w:left w:val="single" w:sz="4" w:color="E0E0E0"/>
-              <w:bottom w:val="single" w:sz="4" w:color="E0E0E0"/>
-              <w:right w:val="single" w:sz="4" w:color="E0E0E0"/>
-            </w:tcBorders>
-          </w:tcPr>
-          <w:p>
-            <w:r>
-              <w:rPr>
-                <w:b/>
-                <w:color w:val="E09C3B"/>
-                <w:sz w:val="16"/>
-              </w:rPr>
-              <w:t>FORMATO</w:t>
-            </w:r>
-          </w:p>
-        </w:tc>
-        <w:tc>
-          <w:tcPr>
-            <w:tcW w:type="dxa" w:w="7632"/>
-            <w:shd w:val="clear" w:color="auto" w:fill="FFFFFF"/>
-            <w:tcBorders>
-              <w:top w:val="single" w:sz="4" w:color="E0E0E0"/>
-              <w:left w:val="single" w:sz="4" w:color="E0E0E0"/>
-              <w:bottom w:val="single" w:sz="4" w:color="E0E0E0"/>
-              <w:right w:val="single" w:sz="4" w:color="E0E0E0"/>
-            </w:tcBorders>
-          </w:tcPr>
-          <w:p>
-            <w:r>
-              <w:rPr>
-                <w:color w:val="1A1A1A"/>
-                <w:sz w:val="19"/>
-              </w:rPr>
-              <w:t>Artigo do blog</w:t>
+              <w:t>Pílula técnica + CTA Sessão Estratégica</w:t>
             </w:r>
           </w:p>
         </w:tc>
@@ -795,7 +559,7 @@
                 <w:color w:val="1A1A1A"/>
                 <w:sz w:val="19"/>
               </w:rPr>
-              <w:t>https://www.elevags.com.br/blog/o-hub-de-escala-e-o-ciclo-de-multiplicacao</w:t>
+              <w:t>Ebook, Introdução (mercado de R$ 170 bi/ano) + artigo "Cidades Privadas" (24/06)</w:t>
             </w:r>
           </w:p>
         </w:tc>
@@ -840,7 +604,7 @@
                 <w:color w:val="1A1A1A"/>
                 <w:sz w:val="19"/>
               </w:rPr>
-              <w:t>Boa noite, síndicos de alta performance! 👋</w:t>
+              <w:t>Bom dia, síndicos de alta performance! 👋</w:t>
             </w:r>
             <w:r>
               <w:br/>
@@ -859,7 +623,7 @@
                 <w:color w:val="1A1A1A"/>
                 <w:sz w:val="19"/>
               </w:rPr>
-              <w:t>Segue uma sugestão de leitura para o dia.</w:t>
+              <w:t>O artigo de ontem mostrou um número que vale repetir: os condomínios movimentam R$ 170 bilhões por ano, e é exatamente por isso que cada vez mais fornecedor quer entrar nesse mercado.</w:t>
             </w:r>
             <w:r>
               <w:br/>
@@ -878,7 +642,7 @@
                 <w:color w:val="1A1A1A"/>
                 <w:sz w:val="19"/>
               </w:rPr>
-              <w:t>O artigo escrito por Giuliano Spolavori aborda o Hub de Escala e o Ciclo de Multiplicação, o mecanismo que permite a um síndico crescer carteira sem precisar multiplicar as próprias horas de trabalho.</w:t>
+              <w:t>Com tanto dinheiro em jogo, a pergunta que fica é: a sua operação está estruturada pra capturar a parte que cabe a você nesse mercado, ou ainda está reagindo um problema por vez?</w:t>
             </w:r>
             <w:r>
               <w:br/>
@@ -897,7 +661,7 @@
                 <w:color w:val="1A1A1A"/>
                 <w:sz w:val="19"/>
               </w:rPr>
-              <w:t>Por que esse conteúdo é tão valioso para você, síndico?</w:t>
+              <w:t>Se quiser entender isso com o Giuliano numa conversa de 30 minutos, toque no link abaixo:</w:t>
             </w:r>
             <w:r>
               <w:br/>
@@ -907,54 +671,7 @@
                 <w:color w:val="1A1A1A"/>
                 <w:sz w:val="19"/>
               </w:rPr>
-            </w:r>
-            <w:r>
-              <w:br/>
-            </w:r>
-            <w:r>
-              <w:rPr>
-                <w:color w:val="1A1A1A"/>
-                <w:sz w:val="19"/>
-              </w:rPr>
-              <w:t>Porque ele expõe o motivo pelo qual alguns profissionais escalam de seis pra dezoito condomínios sem virar escravo da própria agenda, enquanto outros travam no mesmo patamar há anos. A diferença está numa lógica de estrutura que o artigo detalha passo a passo.</w:t>
-            </w:r>
-            <w:r>
-              <w:br/>
-            </w:r>
-            <w:r>
-              <w:rPr>
-                <w:color w:val="1A1A1A"/>
-                <w:sz w:val="19"/>
-              </w:rPr>
-            </w:r>
-            <w:r>
-              <w:br/>
-            </w:r>
-            <w:r>
-              <w:rPr>
-                <w:color w:val="1A1A1A"/>
-                <w:sz w:val="19"/>
-              </w:rPr>
-              <w:t>Se interessou, toque no link abaixo e boa leitura! 👇</w:t>
-            </w:r>
-            <w:r>
-              <w:br/>
-            </w:r>
-            <w:r>
-              <w:rPr>
-                <w:color w:val="1A1A1A"/>
-                <w:sz w:val="19"/>
-              </w:rPr>
-            </w:r>
-            <w:r>
-              <w:br/>
-            </w:r>
-            <w:r>
-              <w:rPr>
-                <w:color w:val="1A1A1A"/>
-                <w:sz w:val="19"/>
-              </w:rPr>
-              <w:t>🔗 https://www.elevags.com.br/blog/o-hub-de-escala-e-o-ciclo-de-multiplicacao</w:t>
+              <w:t>🔗 https://bit.ly/sessao-estrategica-sindicos</w:t>
             </w:r>
           </w:p>
         </w:tc>
@@ -964,56 +681,6 @@
       <w:pPr>
         <w:spacing w:after="40"/>
       </w:pPr>
-    </w:p>
-    <w:p>
-      <w:pPr>
-        <w:spacing w:after="40"/>
-      </w:pPr>
-      <w:r>
-        <w:rPr>
-          <w:b/>
-          <w:color w:val="E09C3B"/>
-          <w:sz w:val="30"/>
-        </w:rPr>
-        <w:t xml:space="preserve">01/07  </w:t>
-      </w:r>
-      <w:r>
-        <w:rPr>
-          <w:b/>
-          <w:color w:val="707070"/>
-          <w:sz w:val="20"/>
-        </w:rPr>
-        <w:t>QUARTA</w:t>
-      </w:r>
-      <w:r>
-        <w:rPr>
-          <w:b/>
-          <w:color w:val="E09C3B"/>
-          <w:sz w:val="18"/>
-        </w:rPr>
-        <w:t xml:space="preserve">   A PUBLICAR</w:t>
-      </w:r>
-    </w:p>
-    <w:p>
-      <w:pPr>
-        <w:spacing w:before="80" w:after="40"/>
-      </w:pPr>
-      <w:r>
-        <w:rPr>
-          <w:b/>
-          <w:color w:val="1A1A1A"/>
-          <w:sz w:val="19"/>
-        </w:rPr>
-        <w:t xml:space="preserve">MANHÃ · COMUNIDADE WHATSAPP · </w:t>
-      </w:r>
-      <w:r>
-        <w:rPr>
-          <w:b/>
-          <w:color w:val="E09C3B"/>
-          <w:sz w:val="19"/>
-        </w:rPr>
-        <w:t>ENGAJAMENTO</w:t>
-      </w:r>
     </w:p>
     <w:tbl>
       <w:tblPr>
@@ -1028,44 +695,65 @@
       <w:tr>
         <w:tc>
           <w:tcPr>
-            <w:tcW w:type="dxa" w:w="1584"/>
-            <w:shd w:val="clear" w:color="auto" w:fill="FBEFDD"/>
+            <w:tcW w:type="dxa" w:w="9216"/>
+            <w:gridSpan w:val="2"/>
+            <w:shd w:val="clear" w:color="auto" w:fill="1A1A1A"/>
             <w:tcBorders>
-              <w:top w:val="single" w:sz="4" w:color="E0E0E0"/>
-              <w:left w:val="single" w:sz="4" w:color="E0E0E0"/>
-              <w:bottom w:val="single" w:sz="4" w:color="E0E0E0"/>
-              <w:right w:val="single" w:sz="4" w:color="E0E0E0"/>
+              <w:top w:val="single" w:sz="4" w:color="1A1A1A"/>
+              <w:left w:val="single" w:sz="4" w:color="1A1A1A"/>
+              <w:bottom w:val="single" w:sz="4" w:color="1A1A1A"/>
+              <w:right w:val="single" w:sz="4" w:color="1A1A1A"/>
             </w:tcBorders>
+            <w:vAlign w:val="center"/>
           </w:tcPr>
           <w:p>
+            <w:pPr>
+              <w:spacing w:after="40"/>
+            </w:pPr>
             <w:r>
               <w:rPr>
                 <w:b/>
                 <w:color w:val="E09C3B"/>
-                <w:sz w:val="16"/>
-              </w:rPr>
-              <w:t>FORMATO</w:t>
+                <w:sz w:val="28"/>
+              </w:rPr>
+              <w:t xml:space="preserve">30/06  </w:t>
+            </w:r>
+            <w:r>
+              <w:rPr>
+                <w:b/>
+                <w:color w:val="FFFFFF"/>
+                <w:sz w:val="19"/>
+              </w:rPr>
+              <w:t xml:space="preserve">TERÇA   </w:t>
+            </w:r>
+            <w:r>
+              <w:rPr>
+                <w:b/>
+                <w:color w:val="E09C3B"/>
+                <w:sz w:val="17"/>
+              </w:rPr>
+              <w:t>A PUBLICAR</w:t>
             </w:r>
           </w:p>
-        </w:tc>
-        <w:tc>
-          <w:tcPr>
-            <w:tcW w:type="dxa" w:w="7632"/>
-            <w:shd w:val="clear" w:color="auto" w:fill="FFFFFF"/>
-            <w:tcBorders>
-              <w:top w:val="single" w:sz="4" w:color="E0E0E0"/>
-              <w:left w:val="single" w:sz="4" w:color="E0E0E0"/>
-              <w:bottom w:val="single" w:sz="4" w:color="E0E0E0"/>
-              <w:right w:val="single" w:sz="4" w:color="E0E0E0"/>
-            </w:tcBorders>
-          </w:tcPr>
           <w:p>
-            <w:r>
-              <w:rPr>
-                <w:color w:val="1A1A1A"/>
+            <w:pPr>
+              <w:spacing w:before="60" w:after="20"/>
+            </w:pPr>
+            <w:r>
+              <w:rPr>
+                <w:b/>
+                <w:color w:val="FFFFFF"/>
                 <w:sz w:val="19"/>
               </w:rPr>
-              <w:t>Mini-texto reflexivo + Enquete</w:t>
+              <w:t xml:space="preserve">NOITE · COMUNIDADE WHATSAPP · </w:t>
+            </w:r>
+            <w:r>
+              <w:rPr>
+                <w:b/>
+                <w:color w:val="E09C3B"/>
+                <w:sz w:val="19"/>
+              </w:rPr>
+              <w:t>PÍLULA TÉCNICA + AUTORIDADE</w:t>
             </w:r>
           </w:p>
         </w:tc>
@@ -1089,7 +777,7 @@
                 <w:color w:val="E09C3B"/>
                 <w:sz w:val="16"/>
               </w:rPr>
-              <w:t>ANCORAGEM</w:t>
+              <w:t>FORMATO</w:t>
             </w:r>
           </w:p>
         </w:tc>
@@ -1110,7 +798,7 @@
                 <w:color w:val="1A1A1A"/>
                 <w:sz w:val="19"/>
               </w:rPr>
-              <w:t>Ebook, Cap. 10.3 (reputação cumulativa) + arco do parecer de enquetes</w:t>
+              <w:t>Artigo do blog</w:t>
             </w:r>
           </w:p>
         </w:tc>
@@ -1134,7 +822,7 @@
                 <w:color w:val="E09C3B"/>
                 <w:sz w:val="16"/>
               </w:rPr>
-              <w:t>LEGENDA</w:t>
+              <w:t>ANCORAGEM</w:t>
             </w:r>
           </w:p>
         </w:tc>
@@ -1155,205 +843,7 @@
                 <w:color w:val="1A1A1A"/>
                 <w:sz w:val="19"/>
               </w:rPr>
-              <w:t>Bom dia, síndicos de alta performance! 👋</w:t>
-            </w:r>
-            <w:r>
-              <w:br/>
-            </w:r>
-            <w:r>
-              <w:rPr>
-                <w:color w:val="1A1A1A"/>
-                <w:sz w:val="19"/>
-              </w:rPr>
-            </w:r>
-            <w:r>
-              <w:br/>
-            </w:r>
-            <w:r>
-              <w:rPr>
-                <w:color w:val="1A1A1A"/>
-                <w:sz w:val="19"/>
-              </w:rPr>
-              <w:t>Hoje quero te fazer uma pergunta que parece simples, mas mexe com a forma como você encara sua carreira.</w:t>
-            </w:r>
-            <w:r>
-              <w:br/>
-            </w:r>
-            <w:r>
-              <w:rPr>
-                <w:color w:val="1A1A1A"/>
-                <w:sz w:val="19"/>
-              </w:rPr>
-            </w:r>
-            <w:r>
-              <w:br/>
-            </w:r>
-            <w:r>
-              <w:rPr>
-                <w:color w:val="1A1A1A"/>
-                <w:sz w:val="19"/>
-              </w:rPr>
-              <w:t>Reputação não se compra, se constrói. O mercado leva entre dois e três anos pra reconhecer um nome como referência, não importa quão bom o trabalho seja desde o primeiro condomínio. Então onde você está nessa régua agora diz muito sobre o que esperar dos próximos meses.</w:t>
-            </w:r>
-            <w:r>
-              <w:br/>
-            </w:r>
-            <w:r>
-              <w:rPr>
-                <w:color w:val="1A1A1A"/>
-                <w:sz w:val="19"/>
-              </w:rPr>
-            </w:r>
-            <w:r>
-              <w:br/>
-            </w:r>
-            <w:r>
-              <w:rPr>
-                <w:color w:val="1A1A1A"/>
-                <w:sz w:val="19"/>
-              </w:rPr>
-              <w:t>Na sua operação hoje, você diria que a sua reputação está:</w:t>
-            </w:r>
-            <w:r>
-              <w:br/>
-            </w:r>
-            <w:r>
-              <w:rPr>
-                <w:color w:val="1A1A1A"/>
-                <w:sz w:val="19"/>
-              </w:rPr>
-              <w:t>🌱 Em construção, ainda formando meu histórico no mercado</w:t>
-            </w:r>
-            <w:r>
-              <w:br/>
-            </w:r>
-            <w:r>
-              <w:rPr>
-                <w:color w:val="1A1A1A"/>
-                <w:sz w:val="19"/>
-              </w:rPr>
-              <w:t>🔨 Consolidando, recebo indicações, mas cada entrega ainda me prova</w:t>
-            </w:r>
-            <w:r>
-              <w:br/>
-            </w:r>
-            <w:r>
-              <w:rPr>
-                <w:color w:val="1A1A1A"/>
-                <w:sz w:val="19"/>
-              </w:rPr>
-              <w:t>🏆 Consolidada, sou referência e me indicam com frequência</w:t>
-            </w:r>
-          </w:p>
-        </w:tc>
-      </w:tr>
-    </w:tbl>
-    <w:p>
-      <w:pPr>
-        <w:spacing w:after="40"/>
-      </w:pPr>
-    </w:p>
-    <w:p>
-      <w:pPr>
-        <w:spacing w:after="40"/>
-      </w:pPr>
-      <w:r>
-        <w:rPr>
-          <w:b/>
-          <w:color w:val="E09C3B"/>
-          <w:sz w:val="30"/>
-        </w:rPr>
-        <w:t xml:space="preserve">02/07  </w:t>
-      </w:r>
-      <w:r>
-        <w:rPr>
-          <w:b/>
-          <w:color w:val="707070"/>
-          <w:sz w:val="20"/>
-        </w:rPr>
-        <w:t>QUINTA</w:t>
-      </w:r>
-      <w:r>
-        <w:rPr>
-          <w:b/>
-          <w:color w:val="E09C3B"/>
-          <w:sz w:val="18"/>
-        </w:rPr>
-        <w:t xml:space="preserve">   A PUBLICAR</w:t>
-      </w:r>
-    </w:p>
-    <w:p>
-      <w:pPr>
-        <w:spacing w:before="80" w:after="40"/>
-      </w:pPr>
-      <w:r>
-        <w:rPr>
-          <w:b/>
-          <w:color w:val="1A1A1A"/>
-          <w:sz w:val="19"/>
-        </w:rPr>
-        <w:t xml:space="preserve">MANHÃ · COMUNIDADE WHATSAPP · </w:t>
-      </w:r>
-      <w:r>
-        <w:rPr>
-          <w:b/>
-          <w:color w:val="E09C3B"/>
-          <w:sz w:val="19"/>
-        </w:rPr>
-        <w:t>ENGAJAMENTO + VENDA INDIRETA</w:t>
-      </w:r>
-    </w:p>
-    <w:tbl>
-      <w:tblPr>
-        <w:tblW w:type="auto" w:w="0"/>
-        <w:tblLayout w:type="fixed"/>
-        <w:tblLook w:firstColumn="1" w:firstRow="1" w:lastColumn="0" w:lastRow="0" w:noHBand="0" w:noVBand="1" w:val="04A0"/>
-      </w:tblPr>
-      <w:tblGrid>
-        <w:gridCol w:w="1584"/>
-        <w:gridCol w:w="7632"/>
-      </w:tblGrid>
-      <w:tr>
-        <w:tc>
-          <w:tcPr>
-            <w:tcW w:type="dxa" w:w="1584"/>
-            <w:shd w:val="clear" w:color="auto" w:fill="FBEFDD"/>
-            <w:tcBorders>
-              <w:top w:val="single" w:sz="4" w:color="E0E0E0"/>
-              <w:left w:val="single" w:sz="4" w:color="E0E0E0"/>
-              <w:bottom w:val="single" w:sz="4" w:color="E0E0E0"/>
-              <w:right w:val="single" w:sz="4" w:color="E0E0E0"/>
-            </w:tcBorders>
-          </w:tcPr>
-          <w:p>
-            <w:r>
-              <w:rPr>
-                <w:b/>
-                <w:color w:val="E09C3B"/>
-                <w:sz w:val="16"/>
-              </w:rPr>
-              <w:t>FORMATO</w:t>
-            </w:r>
-          </w:p>
-        </w:tc>
-        <w:tc>
-          <w:tcPr>
-            <w:tcW w:type="dxa" w:w="7632"/>
-            <w:shd w:val="clear" w:color="auto" w:fill="FFFFFF"/>
-            <w:tcBorders>
-              <w:top w:val="single" w:sz="4" w:color="E0E0E0"/>
-              <w:left w:val="single" w:sz="4" w:color="E0E0E0"/>
-              <w:bottom w:val="single" w:sz="4" w:color="E0E0E0"/>
-              <w:right w:val="single" w:sz="4" w:color="E0E0E0"/>
-            </w:tcBorders>
-          </w:tcPr>
-          <w:p>
-            <w:r>
-              <w:rPr>
-                <w:color w:val="1A1A1A"/>
-                <w:sz w:val="19"/>
-              </w:rPr>
-              <w:t>Resposta à enquete de 01/07</w:t>
+              <w:t>https://www.elevags.com.br/blog/o-hub-de-escala-e-o-ciclo-de-multiplicacao</w:t>
             </w:r>
           </w:p>
         </w:tc>
@@ -1377,7 +867,7 @@
                 <w:color w:val="E09C3B"/>
                 <w:sz w:val="16"/>
               </w:rPr>
-              <w:t>ANCORAGEM</w:t>
+              <w:t>LEGENDA</w:t>
             </w:r>
           </w:p>
         </w:tc>
@@ -1398,7 +888,203 @@
                 <w:color w:val="1A1A1A"/>
                 <w:sz w:val="19"/>
               </w:rPr>
-              <w:t>Resposta à enquete de 01/07</w:t>
+              <w:t>Boa noite, síndicos de alta performance! 👋</w:t>
+            </w:r>
+            <w:r>
+              <w:br/>
+            </w:r>
+            <w:r>
+              <w:rPr>
+                <w:color w:val="1A1A1A"/>
+                <w:sz w:val="19"/>
+              </w:rPr>
+            </w:r>
+            <w:r>
+              <w:br/>
+            </w:r>
+            <w:r>
+              <w:rPr>
+                <w:color w:val="1A1A1A"/>
+                <w:sz w:val="19"/>
+              </w:rPr>
+              <w:t>Segue uma sugestão de leitura para o dia.</w:t>
+            </w:r>
+            <w:r>
+              <w:br/>
+            </w:r>
+            <w:r>
+              <w:rPr>
+                <w:color w:val="1A1A1A"/>
+                <w:sz w:val="19"/>
+              </w:rPr>
+            </w:r>
+            <w:r>
+              <w:br/>
+            </w:r>
+            <w:r>
+              <w:rPr>
+                <w:color w:val="1A1A1A"/>
+                <w:sz w:val="19"/>
+              </w:rPr>
+              <w:t>O artigo escrito por Giuliano Spolavori aborda o Hub de Escala e o Ciclo de Multiplicação, o mecanismo que permite a um síndico crescer carteira sem precisar multiplicar as próprias horas de trabalho.</w:t>
+            </w:r>
+            <w:r>
+              <w:br/>
+            </w:r>
+            <w:r>
+              <w:rPr>
+                <w:color w:val="1A1A1A"/>
+                <w:sz w:val="19"/>
+              </w:rPr>
+            </w:r>
+            <w:r>
+              <w:br/>
+            </w:r>
+            <w:r>
+              <w:rPr>
+                <w:color w:val="1A1A1A"/>
+                <w:sz w:val="19"/>
+              </w:rPr>
+              <w:t>Por que esse conteúdo é tão valioso para você, síndico?</w:t>
+            </w:r>
+            <w:r>
+              <w:br/>
+            </w:r>
+            <w:r>
+              <w:rPr>
+                <w:color w:val="1A1A1A"/>
+                <w:sz w:val="19"/>
+              </w:rPr>
+            </w:r>
+            <w:r>
+              <w:br/>
+            </w:r>
+            <w:r>
+              <w:rPr>
+                <w:color w:val="1A1A1A"/>
+                <w:sz w:val="19"/>
+              </w:rPr>
+              <w:t>Porque ele expõe o motivo pelo qual alguns profissionais escalam de seis pra dezoito condomínios sem virar escravo da própria agenda, enquanto outros travam no mesmo patamar há anos. A diferença está numa lógica de estrutura que o artigo detalha passo a passo.</w:t>
+            </w:r>
+            <w:r>
+              <w:br/>
+            </w:r>
+            <w:r>
+              <w:rPr>
+                <w:color w:val="1A1A1A"/>
+                <w:sz w:val="19"/>
+              </w:rPr>
+            </w:r>
+            <w:r>
+              <w:br/>
+            </w:r>
+            <w:r>
+              <w:rPr>
+                <w:color w:val="1A1A1A"/>
+                <w:sz w:val="19"/>
+              </w:rPr>
+              <w:t>Se interessou, toque no link abaixo e boa leitura! 👇</w:t>
+            </w:r>
+            <w:r>
+              <w:br/>
+            </w:r>
+            <w:r>
+              <w:rPr>
+                <w:color w:val="1A1A1A"/>
+                <w:sz w:val="19"/>
+              </w:rPr>
+            </w:r>
+            <w:r>
+              <w:br/>
+            </w:r>
+            <w:r>
+              <w:rPr>
+                <w:color w:val="1A1A1A"/>
+                <w:sz w:val="19"/>
+              </w:rPr>
+              <w:t>🔗 https://www.elevags.com.br/blog/o-hub-de-escala-e-o-ciclo-de-multiplicacao</w:t>
+            </w:r>
+          </w:p>
+        </w:tc>
+      </w:tr>
+    </w:tbl>
+    <w:p>
+      <w:pPr>
+        <w:spacing w:after="40"/>
+      </w:pPr>
+    </w:p>
+    <w:tbl>
+      <w:tblPr>
+        <w:tblW w:type="auto" w:w="0"/>
+        <w:tblLayout w:type="fixed"/>
+        <w:tblLook w:firstColumn="1" w:firstRow="1" w:lastColumn="0" w:lastRow="0" w:noHBand="0" w:noVBand="1" w:val="04A0"/>
+      </w:tblPr>
+      <w:tblGrid>
+        <w:gridCol w:w="1584"/>
+        <w:gridCol w:w="7632"/>
+      </w:tblGrid>
+      <w:tr>
+        <w:tc>
+          <w:tcPr>
+            <w:tcW w:type="dxa" w:w="9216"/>
+            <w:gridSpan w:val="2"/>
+            <w:shd w:val="clear" w:color="auto" w:fill="1A1A1A"/>
+            <w:tcBorders>
+              <w:top w:val="single" w:sz="4" w:color="1A1A1A"/>
+              <w:left w:val="single" w:sz="4" w:color="1A1A1A"/>
+              <w:bottom w:val="single" w:sz="4" w:color="1A1A1A"/>
+              <w:right w:val="single" w:sz="4" w:color="1A1A1A"/>
+            </w:tcBorders>
+            <w:vAlign w:val="center"/>
+          </w:tcPr>
+          <w:p>
+            <w:pPr>
+              <w:spacing w:after="40"/>
+            </w:pPr>
+            <w:r>
+              <w:rPr>
+                <w:b/>
+                <w:color w:val="E09C3B"/>
+                <w:sz w:val="28"/>
+              </w:rPr>
+              <w:t xml:space="preserve">01/07  </w:t>
+            </w:r>
+            <w:r>
+              <w:rPr>
+                <w:b/>
+                <w:color w:val="FFFFFF"/>
+                <w:sz w:val="19"/>
+              </w:rPr>
+              <w:t xml:space="preserve">QUARTA   </w:t>
+            </w:r>
+            <w:r>
+              <w:rPr>
+                <w:b/>
+                <w:color w:val="E09C3B"/>
+                <w:sz w:val="17"/>
+              </w:rPr>
+              <w:t>A PUBLICAR</w:t>
+            </w:r>
+          </w:p>
+          <w:p>
+            <w:pPr>
+              <w:spacing w:before="60" w:after="20"/>
+            </w:pPr>
+            <w:r>
+              <w:rPr>
+                <w:b/>
+                <w:color w:val="FFFFFF"/>
+                <w:sz w:val="19"/>
+              </w:rPr>
+              <w:t xml:space="preserve">MANHÃ · COMUNIDADE WHATSAPP · </w:t>
+            </w:r>
+            <w:r>
+              <w:rPr>
+                <w:b/>
+                <w:color w:val="E09C3B"/>
+                <w:sz w:val="19"/>
+              </w:rPr>
+              <w:t>ENGAJAMENTO</w:t>
             </w:r>
           </w:p>
         </w:tc>
@@ -1422,7 +1108,7 @@
                 <w:color w:val="E09C3B"/>
                 <w:sz w:val="16"/>
               </w:rPr>
-              <w:t>LEGENDA</w:t>
+              <w:t>FORMATO</w:t>
             </w:r>
           </w:p>
         </w:tc>
@@ -1443,217 +1129,7 @@
                 <w:color w:val="1A1A1A"/>
                 <w:sz w:val="19"/>
               </w:rPr>
-              <w:t>Bom dia, síndicos de alta performance! Resposta à enquete de ontem 👇</w:t>
-            </w:r>
-            <w:r>
-              <w:br/>
-            </w:r>
-            <w:r>
-              <w:rPr>
-                <w:color w:val="1A1A1A"/>
-                <w:sz w:val="19"/>
-              </w:rPr>
-            </w:r>
-            <w:r>
-              <w:br/>
-            </w:r>
-            <w:r>
-              <w:rPr>
-                <w:color w:val="1A1A1A"/>
-                <w:sz w:val="19"/>
-              </w:rPr>
-              <w:t>Se você marcou "em construção" ou "consolidando", não se cobre por ainda não ser referência. Reputação é resultado acumulado, não acontece num post nem numa entrega isolada.</w:t>
-            </w:r>
-            <w:r>
-              <w:br/>
-            </w:r>
-            <w:r>
-              <w:rPr>
-                <w:color w:val="1A1A1A"/>
-                <w:sz w:val="19"/>
-              </w:rPr>
-            </w:r>
-            <w:r>
-              <w:br/>
-            </w:r>
-            <w:r>
-              <w:rPr>
-                <w:color w:val="1A1A1A"/>
-                <w:sz w:val="19"/>
-              </w:rPr>
-              <w:t>Se marcou "consolidada", parabéns, esse é o degrau que sustenta o honorário mais alto e abre porta pra indicação espontânea.</w:t>
-            </w:r>
-            <w:r>
-              <w:br/>
-            </w:r>
-            <w:r>
-              <w:rPr>
-                <w:color w:val="1A1A1A"/>
-                <w:sz w:val="19"/>
-              </w:rPr>
-            </w:r>
-            <w:r>
-              <w:br/>
-            </w:r>
-            <w:r>
-              <w:rPr>
-                <w:color w:val="1A1A1A"/>
-                <w:sz w:val="19"/>
-              </w:rPr>
-              <w:t>Em qualquer um dos três estágios, dá pra acelerar esse relógio com método, e é exatamente isso que o Giuliano mapeia conversa a conversa nas Sessões Estratégicas.</w:t>
-            </w:r>
-            <w:r>
-              <w:br/>
-            </w:r>
-            <w:r>
-              <w:rPr>
-                <w:color w:val="1A1A1A"/>
-                <w:sz w:val="19"/>
-              </w:rPr>
-            </w:r>
-            <w:r>
-              <w:br/>
-            </w:r>
-            <w:r>
-              <w:rPr>
-                <w:color w:val="1A1A1A"/>
-                <w:sz w:val="19"/>
-              </w:rPr>
-              <w:t>Se quiser entender o seu caso específico, toque no link e agenda um horário:</w:t>
-            </w:r>
-            <w:r>
-              <w:br/>
-            </w:r>
-            <w:r>
-              <w:rPr>
-                <w:color w:val="1A1A1A"/>
-                <w:sz w:val="19"/>
-              </w:rPr>
-              <w:t>🔗 https://bit.ly/sessao-estrategica-sindicos</w:t>
-            </w:r>
-          </w:p>
-        </w:tc>
-      </w:tr>
-    </w:tbl>
-    <w:p>
-      <w:pPr>
-        <w:spacing w:after="40"/>
-      </w:pPr>
-    </w:p>
-    <w:p>
-      <w:pPr>
-        <w:spacing w:after="40"/>
-      </w:pPr>
-      <w:r>
-        <w:rPr>
-          <w:b/>
-          <w:color w:val="E09C3B"/>
-          <w:sz w:val="30"/>
-        </w:rPr>
-        <w:t xml:space="preserve">06/07  </w:t>
-      </w:r>
-      <w:r>
-        <w:rPr>
-          <w:b/>
-          <w:color w:val="707070"/>
-          <w:sz w:val="20"/>
-        </w:rPr>
-        <w:t>SEGUNDA, ESPECIAL, FORA DA CADÊNCIA</w:t>
-      </w:r>
-      <w:r>
-        <w:rPr>
-          <w:b/>
-          <w:color w:val="E09C3B"/>
-          <w:sz w:val="18"/>
-        </w:rPr>
-        <w:t xml:space="preserve">   A PUBLICAR</w:t>
-      </w:r>
-    </w:p>
-    <w:p>
-      <w:pPr>
-        <w:spacing w:after="80"/>
-      </w:pPr>
-      <w:r>
-        <w:rPr>
-          <w:i/>
-          <w:color w:val="E09C3B"/>
-          <w:sz w:val="18"/>
-        </w:rPr>
-        <w:t>LANÇAMENTO DO CURSO</w:t>
-      </w:r>
-    </w:p>
-    <w:p>
-      <w:pPr>
-        <w:spacing w:before="80" w:after="40"/>
-      </w:pPr>
-      <w:r>
-        <w:rPr>
-          <w:b/>
-          <w:color w:val="1A1A1A"/>
-          <w:sz w:val="19"/>
-        </w:rPr>
-        <w:t xml:space="preserve">MANHÃ · COMUNIDADE WHATSAPP · </w:t>
-      </w:r>
-      <w:r>
-        <w:rPr>
-          <w:b/>
-          <w:color w:val="E09C3B"/>
-          <w:sz w:val="19"/>
-        </w:rPr>
-        <w:t>VENDA DIRETA</w:t>
-      </w:r>
-    </w:p>
-    <w:tbl>
-      <w:tblPr>
-        <w:tblW w:type="auto" w:w="0"/>
-        <w:tblLayout w:type="fixed"/>
-        <w:tblLook w:firstColumn="1" w:firstRow="1" w:lastColumn="0" w:lastRow="0" w:noHBand="0" w:noVBand="1" w:val="04A0"/>
-      </w:tblPr>
-      <w:tblGrid>
-        <w:gridCol w:w="1584"/>
-        <w:gridCol w:w="7632"/>
-      </w:tblGrid>
-      <w:tr>
-        <w:tc>
-          <w:tcPr>
-            <w:tcW w:type="dxa" w:w="1584"/>
-            <w:shd w:val="clear" w:color="auto" w:fill="FBEFDD"/>
-            <w:tcBorders>
-              <w:top w:val="single" w:sz="4" w:color="E0E0E0"/>
-              <w:left w:val="single" w:sz="4" w:color="E0E0E0"/>
-              <w:bottom w:val="single" w:sz="4" w:color="E0E0E0"/>
-              <w:right w:val="single" w:sz="4" w:color="E0E0E0"/>
-            </w:tcBorders>
-          </w:tcPr>
-          <w:p>
-            <w:r>
-              <w:rPr>
-                <w:b/>
-                <w:color w:val="E09C3B"/>
-                <w:sz w:val="16"/>
-              </w:rPr>
-              <w:t>FORMATO</w:t>
-            </w:r>
-          </w:p>
-        </w:tc>
-        <w:tc>
-          <w:tcPr>
-            <w:tcW w:type="dxa" w:w="7632"/>
-            <w:shd w:val="clear" w:color="auto" w:fill="FFFFFF"/>
-            <w:tcBorders>
-              <w:top w:val="single" w:sz="4" w:color="E0E0E0"/>
-              <w:left w:val="single" w:sz="4" w:color="E0E0E0"/>
-              <w:bottom w:val="single" w:sz="4" w:color="E0E0E0"/>
-              <w:right w:val="single" w:sz="4" w:color="E0E0E0"/>
-            </w:tcBorders>
-          </w:tcPr>
-          <w:p>
-            <w:r>
-              <w:rPr>
-                <w:color w:val="1A1A1A"/>
-                <w:sz w:val="19"/>
-              </w:rPr>
-              <w:t>Texto de lançamento + CTA Curso</w:t>
+              <w:t>Mini-texto reflexivo + Enquete</w:t>
             </w:r>
           </w:p>
         </w:tc>
@@ -1698,7 +1174,7 @@
                 <w:color w:val="1A1A1A"/>
                 <w:sz w:val="19"/>
               </w:rPr>
-              <w:t>LP do curso, https://bit.ly/curso-eleva-sindicos</w:t>
+              <w:t>Ebook, Cap. 10.3 (reputação cumulativa) + arco do parecer de enquetes</w:t>
             </w:r>
           </w:p>
         </w:tc>
@@ -1743,7 +1219,7 @@
                 <w:color w:val="1A1A1A"/>
                 <w:sz w:val="19"/>
               </w:rPr>
-              <w:t>Bom dia, síndicos de alta performance! Hoje é dia de novidade exclusiva pra essa comunidade. 🎉</w:t>
+              <w:t>Bom dia, síndicos de alta performance! 👋</w:t>
             </w:r>
             <w:r>
               <w:br/>
@@ -1762,7 +1238,7 @@
                 <w:color w:val="1A1A1A"/>
                 <w:sz w:val="19"/>
               </w:rPr>
-              <w:t>O curso "De Síndico a Gestor de Ativos", do Giuliano Spolavori, está sendo lançado oficialmente hoje, e você está recebendo acesso em primeira mão, antes da divulgação pra fora do grupo.</w:t>
+              <w:t>Hoje quero te fazer uma pergunta que parece simples, mas mexe com a forma como você encara sua carreira.</w:t>
             </w:r>
             <w:r>
               <w:br/>
@@ -1781,7 +1257,7 @@
                 <w:color w:val="1A1A1A"/>
                 <w:sz w:val="19"/>
               </w:rPr>
-              <w:t>Por que vale a pena conhecer agora?</w:t>
+              <w:t>Reputação não se compra, se constrói. O mercado leva entre dois e três anos pra reconhecer um nome como referência, não importa quão bom o trabalho seja desde o primeiro condomínio. Então onde você está nessa régua agora diz muito sobre o que esperar dos próximos meses.</w:t>
             </w:r>
             <w:r>
               <w:br/>
@@ -1800,7 +1276,7 @@
                 <w:color w:val="1A1A1A"/>
                 <w:sz w:val="19"/>
               </w:rPr>
-              <w:t>Porque o curso reúne, em um único lugar, as nove áreas do Mapa Estratégico, os contratos com SLA, o Hub de parceiros e os indicadores que sustentam um honorário mais alto, além de 42 casos reais de síndicos que já fizeram essa transição, com número documentado de resultado.</w:t>
+              <w:t>Na sua operação hoje, você diria que a sua reputação está:</w:t>
             </w:r>
             <w:r>
               <w:br/>
@@ -1810,6 +1286,7 @@
                 <w:color w:val="1A1A1A"/>
                 <w:sz w:val="19"/>
               </w:rPr>
+              <w:t>🌱 Em construção, ainda formando meu histórico no mercado</w:t>
             </w:r>
             <w:r>
               <w:br/>
@@ -1819,7 +1296,7 @@
                 <w:color w:val="1A1A1A"/>
                 <w:sz w:val="19"/>
               </w:rPr>
-              <w:t>E quem entra agora leva bônus exclusivos e mais de R$ 100 de desconto no valor de lançamento. A oferta tem data de validade, então corre.</w:t>
+              <w:t>🔨 Consolidando, recebo indicações, mas cada entrega ainda me prova</w:t>
             </w:r>
             <w:r>
               <w:br/>
@@ -1829,26 +1306,7 @@
                 <w:color w:val="1A1A1A"/>
                 <w:sz w:val="19"/>
               </w:rPr>
-            </w:r>
-            <w:r>
-              <w:br/>
-            </w:r>
-            <w:r>
-              <w:rPr>
-                <w:color w:val="1A1A1A"/>
-                <w:sz w:val="19"/>
-              </w:rPr>
-              <w:t>Toque no link abaixo, dá uma olhada com calma e garante sua vaga no valor de lançamento:</w:t>
-            </w:r>
-            <w:r>
-              <w:br/>
-            </w:r>
-            <w:r>
-              <w:rPr>
-                <w:color w:val="1A1A1A"/>
-                <w:sz w:val="19"/>
-              </w:rPr>
-              <w:t>🔗 https://bit.ly/curso-eleva-sindicos</w:t>
+              <w:t>🏆 Consolidada, sou referência e me indicam com frequência</w:t>
             </w:r>
           </w:p>
         </w:tc>
@@ -1858,69 +1316,6 @@
       <w:pPr>
         <w:spacing w:after="40"/>
       </w:pPr>
-    </w:p>
-    <w:p>
-      <w:pPr>
-        <w:spacing w:after="40"/>
-      </w:pPr>
-      <w:r>
-        <w:rPr>
-          <w:b/>
-          <w:color w:val="E09C3B"/>
-          <w:sz w:val="30"/>
-        </w:rPr>
-        <w:t xml:space="preserve">07/07  </w:t>
-      </w:r>
-      <w:r>
-        <w:rPr>
-          <w:b/>
-          <w:color w:val="707070"/>
-          <w:sz w:val="20"/>
-        </w:rPr>
-        <w:t>TERÇA</w:t>
-      </w:r>
-      <w:r>
-        <w:rPr>
-          <w:b/>
-          <w:color w:val="E09C3B"/>
-          <w:sz w:val="18"/>
-        </w:rPr>
-        <w:t xml:space="preserve">   A PUBLICAR</w:t>
-      </w:r>
-    </w:p>
-    <w:p>
-      <w:pPr>
-        <w:spacing w:after="80"/>
-      </w:pPr>
-      <w:r>
-        <w:rPr>
-          <w:i/>
-          <w:color w:val="E09C3B"/>
-          <w:sz w:val="18"/>
-        </w:rPr>
-        <w:t>logo após o lançamento, sem venda, só valor</w:t>
-      </w:r>
-    </w:p>
-    <w:p>
-      <w:pPr>
-        <w:spacing w:before="80" w:after="40"/>
-      </w:pPr>
-      <w:r>
-        <w:rPr>
-          <w:b/>
-          <w:color w:val="1A1A1A"/>
-          <w:sz w:val="19"/>
-        </w:rPr>
-        <w:t xml:space="preserve">MANHÃ · COMUNIDADE WHATSAPP · </w:t>
-      </w:r>
-      <w:r>
-        <w:rPr>
-          <w:b/>
-          <w:color w:val="E09C3B"/>
-          <w:sz w:val="19"/>
-        </w:rPr>
-        <w:t>PÍLULA TÉCNICA + AUTORIDADE</w:t>
-      </w:r>
     </w:p>
     <w:tbl>
       <w:tblPr>
@@ -1935,44 +1330,65 @@
       <w:tr>
         <w:tc>
           <w:tcPr>
-            <w:tcW w:type="dxa" w:w="1584"/>
-            <w:shd w:val="clear" w:color="auto" w:fill="FBEFDD"/>
+            <w:tcW w:type="dxa" w:w="9216"/>
+            <w:gridSpan w:val="2"/>
+            <w:shd w:val="clear" w:color="auto" w:fill="1A1A1A"/>
             <w:tcBorders>
-              <w:top w:val="single" w:sz="4" w:color="E0E0E0"/>
-              <w:left w:val="single" w:sz="4" w:color="E0E0E0"/>
-              <w:bottom w:val="single" w:sz="4" w:color="E0E0E0"/>
-              <w:right w:val="single" w:sz="4" w:color="E0E0E0"/>
+              <w:top w:val="single" w:sz="4" w:color="1A1A1A"/>
+              <w:left w:val="single" w:sz="4" w:color="1A1A1A"/>
+              <w:bottom w:val="single" w:sz="4" w:color="1A1A1A"/>
+              <w:right w:val="single" w:sz="4" w:color="1A1A1A"/>
             </w:tcBorders>
+            <w:vAlign w:val="center"/>
           </w:tcPr>
           <w:p>
+            <w:pPr>
+              <w:spacing w:after="40"/>
+            </w:pPr>
             <w:r>
               <w:rPr>
                 <w:b/>
                 <w:color w:val="E09C3B"/>
-                <w:sz w:val="16"/>
-              </w:rPr>
-              <w:t>FORMATO</w:t>
+                <w:sz w:val="28"/>
+              </w:rPr>
+              <w:t xml:space="preserve">02/07  </w:t>
+            </w:r>
+            <w:r>
+              <w:rPr>
+                <w:b/>
+                <w:color w:val="FFFFFF"/>
+                <w:sz w:val="19"/>
+              </w:rPr>
+              <w:t xml:space="preserve">QUINTA   </w:t>
+            </w:r>
+            <w:r>
+              <w:rPr>
+                <w:b/>
+                <w:color w:val="E09C3B"/>
+                <w:sz w:val="17"/>
+              </w:rPr>
+              <w:t>A PUBLICAR</w:t>
             </w:r>
           </w:p>
-        </w:tc>
-        <w:tc>
-          <w:tcPr>
-            <w:tcW w:type="dxa" w:w="7632"/>
-            <w:shd w:val="clear" w:color="auto" w:fill="FFFFFF"/>
-            <w:tcBorders>
-              <w:top w:val="single" w:sz="4" w:color="E0E0E0"/>
-              <w:left w:val="single" w:sz="4" w:color="E0E0E0"/>
-              <w:bottom w:val="single" w:sz="4" w:color="E0E0E0"/>
-              <w:right w:val="single" w:sz="4" w:color="E0E0E0"/>
-            </w:tcBorders>
-          </w:tcPr>
           <w:p>
-            <w:r>
-              <w:rPr>
-                <w:color w:val="1A1A1A"/>
+            <w:pPr>
+              <w:spacing w:before="60" w:after="20"/>
+            </w:pPr>
+            <w:r>
+              <w:rPr>
+                <w:b/>
+                <w:color w:val="FFFFFF"/>
                 <w:sz w:val="19"/>
               </w:rPr>
-              <w:t>Artigo do blog (não é o de fornecedor da quarta, é conteúdo extra de valor pro síndico)</w:t>
+              <w:t xml:space="preserve">MANHÃ · COMUNIDADE WHATSAPP · </w:t>
+            </w:r>
+            <w:r>
+              <w:rPr>
+                <w:b/>
+                <w:color w:val="E09C3B"/>
+                <w:sz w:val="19"/>
+              </w:rPr>
+              <w:t>ENGAJAMENTO + VENDA INDIRETA</w:t>
             </w:r>
           </w:p>
         </w:tc>
@@ -1996,7 +1412,7 @@
                 <w:color w:val="E09C3B"/>
                 <w:sz w:val="16"/>
               </w:rPr>
-              <w:t>ANCORAGEM</w:t>
+              <w:t>FORMATO</w:t>
             </w:r>
           </w:p>
         </w:tc>
@@ -2017,7 +1433,7 @@
                 <w:color w:val="1A1A1A"/>
                 <w:sz w:val="19"/>
               </w:rPr>
-              <w:t>https://www.elevags.com.br/blog/mentalidade-de-alta-performance</w:t>
+              <w:t>Resposta à enquete de 01/07</w:t>
             </w:r>
           </w:p>
         </w:tc>
@@ -2041,7 +1457,7 @@
                 <w:color w:val="E09C3B"/>
                 <w:sz w:val="16"/>
               </w:rPr>
-              <w:t>LEGENDA</w:t>
+              <w:t>ANCORAGEM</w:t>
             </w:r>
           </w:p>
         </w:tc>
@@ -2062,232 +1478,7 @@
                 <w:color w:val="1A1A1A"/>
                 <w:sz w:val="19"/>
               </w:rPr>
-              <w:t>Bom dia, síndicos de alta performance! 👋</w:t>
-            </w:r>
-            <w:r>
-              <w:br/>
-            </w:r>
-            <w:r>
-              <w:rPr>
-                <w:color w:val="1A1A1A"/>
-                <w:sz w:val="19"/>
-              </w:rPr>
-            </w:r>
-            <w:r>
-              <w:br/>
-            </w:r>
-            <w:r>
-              <w:rPr>
-                <w:color w:val="1A1A1A"/>
-                <w:sz w:val="19"/>
-              </w:rPr>
-              <w:t>Segue uma sugestão de leitura pra começar a semana.</w:t>
-            </w:r>
-            <w:r>
-              <w:br/>
-            </w:r>
-            <w:r>
-              <w:rPr>
-                <w:color w:val="1A1A1A"/>
-                <w:sz w:val="19"/>
-              </w:rPr>
-            </w:r>
-            <w:r>
-              <w:br/>
-            </w:r>
-            <w:r>
-              <w:rPr>
-                <w:color w:val="1A1A1A"/>
-                <w:sz w:val="19"/>
-              </w:rPr>
-              <w:t>O artigo escrito por Giuliano Spolavori aborda a mentalidade de alta performance, o que muda na cabeça de quem decide tratar a sindicatura como negócio, não só como função.</w:t>
-            </w:r>
-            <w:r>
-              <w:br/>
-            </w:r>
-            <w:r>
-              <w:rPr>
-                <w:color w:val="1A1A1A"/>
-                <w:sz w:val="19"/>
-              </w:rPr>
-            </w:r>
-            <w:r>
-              <w:br/>
-            </w:r>
-            <w:r>
-              <w:rPr>
-                <w:color w:val="1A1A1A"/>
-                <w:sz w:val="19"/>
-              </w:rPr>
-              <w:t>Por que esse conteúdo é tão valioso para você, síndico?</w:t>
-            </w:r>
-            <w:r>
-              <w:br/>
-            </w:r>
-            <w:r>
-              <w:rPr>
-                <w:color w:val="1A1A1A"/>
-                <w:sz w:val="19"/>
-              </w:rPr>
-            </w:r>
-            <w:r>
-              <w:br/>
-            </w:r>
-            <w:r>
-              <w:rPr>
-                <w:color w:val="1A1A1A"/>
-                <w:sz w:val="19"/>
-              </w:rPr>
-              <w:t>Porque mentalidade vem antes de método. Antes de qualquer ferramenta ou processo novo, é essa virada de chave que separa quem cresce de quem segue no mesmo patamar.</w:t>
-            </w:r>
-            <w:r>
-              <w:br/>
-            </w:r>
-            <w:r>
-              <w:rPr>
-                <w:color w:val="1A1A1A"/>
-                <w:sz w:val="19"/>
-              </w:rPr>
-            </w:r>
-            <w:r>
-              <w:br/>
-            </w:r>
-            <w:r>
-              <w:rPr>
-                <w:color w:val="1A1A1A"/>
-                <w:sz w:val="19"/>
-              </w:rPr>
-              <w:t>Se interessou, toque no link abaixo e boa leitura! 👇</w:t>
-            </w:r>
-            <w:r>
-              <w:br/>
-            </w:r>
-            <w:r>
-              <w:rPr>
-                <w:color w:val="1A1A1A"/>
-                <w:sz w:val="19"/>
-              </w:rPr>
-            </w:r>
-            <w:r>
-              <w:br/>
-            </w:r>
-            <w:r>
-              <w:rPr>
-                <w:color w:val="1A1A1A"/>
-                <w:sz w:val="19"/>
-              </w:rPr>
-              <w:t>🔗 https://www.elevags.com.br/blog/mentalidade-de-alta-performance</w:t>
-            </w:r>
-          </w:p>
-        </w:tc>
-      </w:tr>
-    </w:tbl>
-    <w:p>
-      <w:pPr>
-        <w:spacing w:after="40"/>
-      </w:pPr>
-    </w:p>
-    <w:p>
-      <w:pPr>
-        <w:spacing w:after="40"/>
-      </w:pPr>
-      <w:r>
-        <w:rPr>
-          <w:b/>
-          <w:color w:val="E09C3B"/>
-          <w:sz w:val="30"/>
-        </w:rPr>
-        <w:t xml:space="preserve">08/07  </w:t>
-      </w:r>
-      <w:r>
-        <w:rPr>
-          <w:b/>
-          <w:color w:val="707070"/>
-          <w:sz w:val="20"/>
-        </w:rPr>
-        <w:t>QUARTA</w:t>
-      </w:r>
-      <w:r>
-        <w:rPr>
-          <w:b/>
-          <w:color w:val="E09C3B"/>
-          <w:sz w:val="18"/>
-        </w:rPr>
-        <w:t xml:space="preserve">   A PUBLICAR</w:t>
-      </w:r>
-    </w:p>
-    <w:p>
-      <w:pPr>
-        <w:spacing w:before="80" w:after="40"/>
-      </w:pPr>
-      <w:r>
-        <w:rPr>
-          <w:b/>
-          <w:color w:val="1A1A1A"/>
-          <w:sz w:val="19"/>
-        </w:rPr>
-        <w:t xml:space="preserve">NOITE · COMUNIDADE WHATSAPP · </w:t>
-      </w:r>
-      <w:r>
-        <w:rPr>
-          <w:b/>
-          <w:color w:val="E09C3B"/>
-          <w:sz w:val="19"/>
-        </w:rPr>
-        <w:t>PÍLULA TÉCNICA + AUTORIDADE</w:t>
-      </w:r>
-    </w:p>
-    <w:tbl>
-      <w:tblPr>
-        <w:tblW w:type="auto" w:w="0"/>
-        <w:tblLayout w:type="fixed"/>
-        <w:tblLook w:firstColumn="1" w:firstRow="1" w:lastColumn="0" w:lastRow="0" w:noHBand="0" w:noVBand="1" w:val="04A0"/>
-      </w:tblPr>
-      <w:tblGrid>
-        <w:gridCol w:w="1584"/>
-        <w:gridCol w:w="7632"/>
-      </w:tblGrid>
-      <w:tr>
-        <w:tc>
-          <w:tcPr>
-            <w:tcW w:type="dxa" w:w="1584"/>
-            <w:shd w:val="clear" w:color="auto" w:fill="FBEFDD"/>
-            <w:tcBorders>
-              <w:top w:val="single" w:sz="4" w:color="E0E0E0"/>
-              <w:left w:val="single" w:sz="4" w:color="E0E0E0"/>
-              <w:bottom w:val="single" w:sz="4" w:color="E0E0E0"/>
-              <w:right w:val="single" w:sz="4" w:color="E0E0E0"/>
-            </w:tcBorders>
-          </w:tcPr>
-          <w:p>
-            <w:r>
-              <w:rPr>
-                <w:b/>
-                <w:color w:val="E09C3B"/>
-                <w:sz w:val="16"/>
-              </w:rPr>
-              <w:t>FORMATO</w:t>
-            </w:r>
-          </w:p>
-        </w:tc>
-        <w:tc>
-          <w:tcPr>
-            <w:tcW w:type="dxa" w:w="7632"/>
-            <w:shd w:val="clear" w:color="auto" w:fill="FFFFFF"/>
-            <w:tcBorders>
-              <w:top w:val="single" w:sz="4" w:color="E0E0E0"/>
-              <w:left w:val="single" w:sz="4" w:color="E0E0E0"/>
-              <w:bottom w:val="single" w:sz="4" w:color="E0E0E0"/>
-              <w:right w:val="single" w:sz="4" w:color="E0E0E0"/>
-            </w:tcBorders>
-          </w:tcPr>
-          <w:p>
-            <w:r>
-              <w:rPr>
-                <w:color w:val="1A1A1A"/>
-                <w:sz w:val="19"/>
-              </w:rPr>
-              <w:t>Artigo do blog</w:t>
+              <w:t>Resposta à enquete de 01/07</w:t>
             </w:r>
           </w:p>
         </w:tc>
@@ -2311,7 +1502,7 @@
                 <w:color w:val="E09C3B"/>
                 <w:sz w:val="16"/>
               </w:rPr>
-              <w:t>ANCORAGEM</w:t>
+              <w:t>LEGENDA</w:t>
             </w:r>
           </w:p>
         </w:tc>
@@ -2332,7 +1523,188 @@
                 <w:color w:val="1A1A1A"/>
                 <w:sz w:val="19"/>
               </w:rPr>
-              <w:t>https://www.elevags.com.br/blog/venda-consultiva</w:t>
+              <w:t>Bom dia, síndicos de alta performance! Resposta à enquete de ontem 👇</w:t>
+            </w:r>
+            <w:r>
+              <w:br/>
+            </w:r>
+            <w:r>
+              <w:rPr>
+                <w:color w:val="1A1A1A"/>
+                <w:sz w:val="19"/>
+              </w:rPr>
+            </w:r>
+            <w:r>
+              <w:br/>
+            </w:r>
+            <w:r>
+              <w:rPr>
+                <w:color w:val="1A1A1A"/>
+                <w:sz w:val="19"/>
+              </w:rPr>
+              <w:t>Se você marcou "em construção" ou "consolidando", não se cobre por ainda não ser referência. Reputação é resultado acumulado, não acontece num post nem numa entrega isolada.</w:t>
+            </w:r>
+            <w:r>
+              <w:br/>
+            </w:r>
+            <w:r>
+              <w:rPr>
+                <w:color w:val="1A1A1A"/>
+                <w:sz w:val="19"/>
+              </w:rPr>
+            </w:r>
+            <w:r>
+              <w:br/>
+            </w:r>
+            <w:r>
+              <w:rPr>
+                <w:color w:val="1A1A1A"/>
+                <w:sz w:val="19"/>
+              </w:rPr>
+              <w:t>Se marcou "consolidada", parabéns, esse é o degrau que sustenta o honorário mais alto e abre porta pra indicação espontânea.</w:t>
+            </w:r>
+            <w:r>
+              <w:br/>
+            </w:r>
+            <w:r>
+              <w:rPr>
+                <w:color w:val="1A1A1A"/>
+                <w:sz w:val="19"/>
+              </w:rPr>
+            </w:r>
+            <w:r>
+              <w:br/>
+            </w:r>
+            <w:r>
+              <w:rPr>
+                <w:color w:val="1A1A1A"/>
+                <w:sz w:val="19"/>
+              </w:rPr>
+              <w:t>Em qualquer um dos três estágios, dá pra acelerar esse relógio com método, e é exatamente isso que o Giuliano mapeia conversa a conversa nas Sessões Estratégicas.</w:t>
+            </w:r>
+            <w:r>
+              <w:br/>
+            </w:r>
+            <w:r>
+              <w:rPr>
+                <w:color w:val="1A1A1A"/>
+                <w:sz w:val="19"/>
+              </w:rPr>
+            </w:r>
+            <w:r>
+              <w:br/>
+            </w:r>
+            <w:r>
+              <w:rPr>
+                <w:color w:val="1A1A1A"/>
+                <w:sz w:val="19"/>
+              </w:rPr>
+              <w:t>Se quiser entender o seu caso específico, toque no link e agenda um horário:</w:t>
+            </w:r>
+            <w:r>
+              <w:br/>
+            </w:r>
+            <w:r>
+              <w:rPr>
+                <w:color w:val="1A1A1A"/>
+                <w:sz w:val="19"/>
+              </w:rPr>
+              <w:t>🔗 https://bit.ly/sessao-estrategica-sindicos</w:t>
+            </w:r>
+          </w:p>
+        </w:tc>
+      </w:tr>
+    </w:tbl>
+    <w:p>
+      <w:pPr>
+        <w:spacing w:after="40"/>
+      </w:pPr>
+    </w:p>
+    <w:tbl>
+      <w:tblPr>
+        <w:tblW w:type="auto" w:w="0"/>
+        <w:tblLayout w:type="fixed"/>
+        <w:tblLook w:firstColumn="1" w:firstRow="1" w:lastColumn="0" w:lastRow="0" w:noHBand="0" w:noVBand="1" w:val="04A0"/>
+      </w:tblPr>
+      <w:tblGrid>
+        <w:gridCol w:w="1584"/>
+        <w:gridCol w:w="7632"/>
+      </w:tblGrid>
+      <w:tr>
+        <w:tc>
+          <w:tcPr>
+            <w:tcW w:type="dxa" w:w="9216"/>
+            <w:gridSpan w:val="2"/>
+            <w:shd w:val="clear" w:color="auto" w:fill="1A1A1A"/>
+            <w:tcBorders>
+              <w:top w:val="single" w:sz="4" w:color="1A1A1A"/>
+              <w:left w:val="single" w:sz="4" w:color="1A1A1A"/>
+              <w:bottom w:val="single" w:sz="4" w:color="1A1A1A"/>
+              <w:right w:val="single" w:sz="4" w:color="1A1A1A"/>
+            </w:tcBorders>
+            <w:vAlign w:val="center"/>
+          </w:tcPr>
+          <w:p>
+            <w:pPr>
+              <w:spacing w:after="40"/>
+            </w:pPr>
+            <w:r>
+              <w:rPr>
+                <w:b/>
+                <w:color w:val="E09C3B"/>
+                <w:sz w:val="28"/>
+              </w:rPr>
+              <w:t xml:space="preserve">06/07  </w:t>
+            </w:r>
+            <w:r>
+              <w:rPr>
+                <w:b/>
+                <w:color w:val="FFFFFF"/>
+                <w:sz w:val="19"/>
+              </w:rPr>
+              <w:t xml:space="preserve">SEGUNDA, ESPECIAL, FORA DA CADÊNCIA   </w:t>
+            </w:r>
+            <w:r>
+              <w:rPr>
+                <w:b/>
+                <w:color w:val="E09C3B"/>
+                <w:sz w:val="17"/>
+              </w:rPr>
+              <w:t>A PUBLICAR</w:t>
+            </w:r>
+          </w:p>
+          <w:p>
+            <w:pPr>
+              <w:spacing w:after="40"/>
+            </w:pPr>
+            <w:r>
+              <w:rPr>
+                <w:i/>
+                <w:color w:val="E0B87A"/>
+                <w:sz w:val="17"/>
+              </w:rPr>
+              <w:t>LANÇAMENTO DO CURSO</w:t>
+            </w:r>
+          </w:p>
+          <w:p>
+            <w:pPr>
+              <w:spacing w:before="60" w:after="20"/>
+            </w:pPr>
+            <w:r>
+              <w:rPr>
+                <w:b/>
+                <w:color w:val="FFFFFF"/>
+                <w:sz w:val="19"/>
+              </w:rPr>
+              <w:t xml:space="preserve">MANHÃ · COMUNIDADE WHATSAPP · </w:t>
+            </w:r>
+            <w:r>
+              <w:rPr>
+                <w:b/>
+                <w:color w:val="E09C3B"/>
+                <w:sz w:val="19"/>
+              </w:rPr>
+              <w:t>VENDA DIRETA</w:t>
             </w:r>
           </w:p>
         </w:tc>
@@ -2356,7 +1728,7 @@
                 <w:color w:val="E09C3B"/>
                 <w:sz w:val="16"/>
               </w:rPr>
-              <w:t>LEGENDA</w:t>
+              <w:t>FORMATO</w:t>
             </w:r>
           </w:p>
         </w:tc>
@@ -2377,245 +1749,7 @@
                 <w:color w:val="1A1A1A"/>
                 <w:sz w:val="19"/>
               </w:rPr>
-              <w:t>Boa noite, síndicos de alta performance! 👋</w:t>
-            </w:r>
-            <w:r>
-              <w:br/>
-            </w:r>
-            <w:r>
-              <w:rPr>
-                <w:color w:val="1A1A1A"/>
-                <w:sz w:val="19"/>
-              </w:rPr>
-            </w:r>
-            <w:r>
-              <w:br/>
-            </w:r>
-            <w:r>
-              <w:rPr>
-                <w:color w:val="1A1A1A"/>
-                <w:sz w:val="19"/>
-              </w:rPr>
-              <w:t>Segue uma sugestão de leitura para o dia.</w:t>
-            </w:r>
-            <w:r>
-              <w:br/>
-            </w:r>
-            <w:r>
-              <w:rPr>
-                <w:color w:val="1A1A1A"/>
-                <w:sz w:val="19"/>
-              </w:rPr>
-            </w:r>
-            <w:r>
-              <w:br/>
-            </w:r>
-            <w:r>
-              <w:rPr>
-                <w:color w:val="1A1A1A"/>
-                <w:sz w:val="19"/>
-              </w:rPr>
-              <w:t>O artigo escrito por Giuliano Spolavori aborda venda consultiva, como apresentar valor pro condomínio sem cair na guerra de preço com outros fornecedores e prestadores.</w:t>
-            </w:r>
-            <w:r>
-              <w:br/>
-            </w:r>
-            <w:r>
-              <w:rPr>
-                <w:color w:val="1A1A1A"/>
-                <w:sz w:val="19"/>
-              </w:rPr>
-            </w:r>
-            <w:r>
-              <w:br/>
-            </w:r>
-            <w:r>
-              <w:rPr>
-                <w:color w:val="1A1A1A"/>
-                <w:sz w:val="19"/>
-              </w:rPr>
-              <w:t>Por que esse conteúdo é tão valioso para você, síndico?</w:t>
-            </w:r>
-            <w:r>
-              <w:br/>
-            </w:r>
-            <w:r>
-              <w:rPr>
-                <w:color w:val="1A1A1A"/>
-                <w:sz w:val="19"/>
-              </w:rPr>
-            </w:r>
-            <w:r>
-              <w:br/>
-            </w:r>
-            <w:r>
-              <w:rPr>
-                <w:color w:val="1A1A1A"/>
-                <w:sz w:val="19"/>
-              </w:rPr>
-              <w:t>Porque ele trata exatamente do ponto que separa quem vende serviço de quem vende solução: a forma de conduzir a conversa antes mesmo de falar em número, o que muda completamente como o conselho recebe sua proposta.</w:t>
-            </w:r>
-            <w:r>
-              <w:br/>
-            </w:r>
-            <w:r>
-              <w:rPr>
-                <w:color w:val="1A1A1A"/>
-                <w:sz w:val="19"/>
-              </w:rPr>
-            </w:r>
-            <w:r>
-              <w:br/>
-            </w:r>
-            <w:r>
-              <w:rPr>
-                <w:color w:val="1A1A1A"/>
-                <w:sz w:val="19"/>
-              </w:rPr>
-              <w:t>Se interessou, toque no link abaixo e boa leitura! 👇</w:t>
-            </w:r>
-            <w:r>
-              <w:br/>
-            </w:r>
-            <w:r>
-              <w:rPr>
-                <w:color w:val="1A1A1A"/>
-                <w:sz w:val="19"/>
-              </w:rPr>
-            </w:r>
-            <w:r>
-              <w:br/>
-            </w:r>
-            <w:r>
-              <w:rPr>
-                <w:color w:val="1A1A1A"/>
-                <w:sz w:val="19"/>
-              </w:rPr>
-              <w:t>🔗 https://www.elevags.com.br/blog/venda-consultiva</w:t>
-            </w:r>
-          </w:p>
-        </w:tc>
-      </w:tr>
-    </w:tbl>
-    <w:p>
-      <w:pPr>
-        <w:spacing w:after="40"/>
-      </w:pPr>
-    </w:p>
-    <w:p>
-      <w:pPr>
-        <w:spacing w:after="40"/>
-      </w:pPr>
-      <w:r>
-        <w:rPr>
-          <w:b/>
-          <w:color w:val="E09C3B"/>
-          <w:sz w:val="30"/>
-        </w:rPr>
-        <w:t xml:space="preserve">09/07  </w:t>
-      </w:r>
-      <w:r>
-        <w:rPr>
-          <w:b/>
-          <w:color w:val="707070"/>
-          <w:sz w:val="20"/>
-        </w:rPr>
-        <w:t>QUINTA</w:t>
-      </w:r>
-      <w:r>
-        <w:rPr>
-          <w:b/>
-          <w:color w:val="E09C3B"/>
-          <w:sz w:val="18"/>
-        </w:rPr>
-        <w:t xml:space="preserve">   A PUBLICAR</w:t>
-      </w:r>
-    </w:p>
-    <w:p>
-      <w:pPr>
-        <w:spacing w:after="80"/>
-      </w:pPr>
-      <w:r>
-        <w:rPr>
-          <w:i/>
-          <w:color w:val="E09C3B"/>
-          <w:sz w:val="18"/>
-        </w:rPr>
-        <w:t>Sessão Estratégica (o curso já teve sua venda direta nessa semana, em 06/07)</w:t>
-      </w:r>
-    </w:p>
-    <w:p>
-      <w:pPr>
-        <w:spacing w:before="80" w:after="40"/>
-      </w:pPr>
-      <w:r>
-        <w:rPr>
-          <w:b/>
-          <w:color w:val="1A1A1A"/>
-          <w:sz w:val="19"/>
-        </w:rPr>
-        <w:t xml:space="preserve">MANHÃ · COMUNIDADE WHATSAPP · </w:t>
-      </w:r>
-      <w:r>
-        <w:rPr>
-          <w:b/>
-          <w:color w:val="E09C3B"/>
-          <w:sz w:val="19"/>
-        </w:rPr>
-        <w:t>VENDA INDIRETA</w:t>
-      </w:r>
-    </w:p>
-    <w:tbl>
-      <w:tblPr>
-        <w:tblW w:type="auto" w:w="0"/>
-        <w:tblLayout w:type="fixed"/>
-        <w:tblLook w:firstColumn="1" w:firstRow="1" w:lastColumn="0" w:lastRow="0" w:noHBand="0" w:noVBand="1" w:val="04A0"/>
-      </w:tblPr>
-      <w:tblGrid>
-        <w:gridCol w:w="1584"/>
-        <w:gridCol w:w="7632"/>
-      </w:tblGrid>
-      <w:tr>
-        <w:tc>
-          <w:tcPr>
-            <w:tcW w:type="dxa" w:w="1584"/>
-            <w:shd w:val="clear" w:color="auto" w:fill="FBEFDD"/>
-            <w:tcBorders>
-              <w:top w:val="single" w:sz="4" w:color="E0E0E0"/>
-              <w:left w:val="single" w:sz="4" w:color="E0E0E0"/>
-              <w:bottom w:val="single" w:sz="4" w:color="E0E0E0"/>
-              <w:right w:val="single" w:sz="4" w:color="E0E0E0"/>
-            </w:tcBorders>
-          </w:tcPr>
-          <w:p>
-            <w:r>
-              <w:rPr>
-                <w:b/>
-                <w:color w:val="E09C3B"/>
-                <w:sz w:val="16"/>
-              </w:rPr>
-              <w:t>FORMATO</w:t>
-            </w:r>
-          </w:p>
-        </w:tc>
-        <w:tc>
-          <w:tcPr>
-            <w:tcW w:type="dxa" w:w="7632"/>
-            <w:shd w:val="clear" w:color="auto" w:fill="FFFFFF"/>
-            <w:tcBorders>
-              <w:top w:val="single" w:sz="4" w:color="E0E0E0"/>
-              <w:left w:val="single" w:sz="4" w:color="E0E0E0"/>
-              <w:bottom w:val="single" w:sz="4" w:color="E0E0E0"/>
-              <w:right w:val="single" w:sz="4" w:color="E0E0E0"/>
-            </w:tcBorders>
-          </w:tcPr>
-          <w:p>
-            <w:r>
-              <w:rPr>
-                <w:color w:val="1A1A1A"/>
-                <w:sz w:val="19"/>
-              </w:rPr>
-              <w:t>Pílula técnica + CTA Sessão Estratégica</w:t>
+              <w:t>Texto de lançamento + CTA Curso</w:t>
             </w:r>
           </w:p>
         </w:tc>
@@ -2660,7 +1794,7 @@
                 <w:color w:val="1A1A1A"/>
                 <w:sz w:val="19"/>
               </w:rPr>
-              <w:t>Ebook, Cap. 8 (Crescimento do Negócio, captação e autoridade)</w:t>
+              <w:t>LP do curso, https://bit.ly/curso-eleva-sindicos</w:t>
             </w:r>
           </w:p>
         </w:tc>
@@ -2705,7 +1839,7 @@
                 <w:color w:val="1A1A1A"/>
                 <w:sz w:val="19"/>
               </w:rPr>
-              <w:t>Bom dia, síndicos de alta performance! 👋</w:t>
+              <w:t>Bom dia, síndicos de alta performance! Hoje é dia de novidade exclusiva pra essa comunidade. 🎉</w:t>
             </w:r>
             <w:r>
               <w:br/>
@@ -2724,7 +1858,7 @@
                 <w:color w:val="1A1A1A"/>
                 <w:sz w:val="19"/>
               </w:rPr>
-              <w:t>Captação de condomínio novo não deveria depender só de indicação espontânea, e talvez seja por isso que sua carteira cresce mais devagar do que poderia.</w:t>
+              <w:t>O curso "De Síndico a Gestor de Ativos", do Giuliano Spolavori, está sendo lançado oficialmente hoje, e você está recebendo acesso em primeira mão, antes da divulgação pra fora do grupo.</w:t>
             </w:r>
             <w:r>
               <w:br/>
@@ -2743,7 +1877,7 @@
                 <w:color w:val="1A1A1A"/>
                 <w:sz w:val="19"/>
               </w:rPr>
-              <w:t>Se você ainda concorre só no boca a boca, vale entender com o Giuliano onde sua captação está travando hoje, e o que muda isso de forma prática.</w:t>
+              <w:t>Por que vale a pena conhecer agora?</w:t>
             </w:r>
             <w:r>
               <w:br/>
@@ -2762,7 +1896,7 @@
                 <w:color w:val="1A1A1A"/>
                 <w:sz w:val="19"/>
               </w:rPr>
-              <w:t>Toque no link e agenda uma conversa de 30 minutos:</w:t>
+              <w:t>Porque o curso reúne, em um único lugar, as nove áreas do Mapa Estratégico, os contratos com SLA, o Hub de parceiros e os indicadores que sustentam um honorário mais alto, além de 42 casos reais de síndicos que já fizeram essa transição, com número documentado de resultado.</w:t>
             </w:r>
             <w:r>
               <w:br/>
@@ -2772,7 +1906,45 @@
                 <w:color w:val="1A1A1A"/>
                 <w:sz w:val="19"/>
               </w:rPr>
-              <w:t>🔗 https://bit.ly/sessao-estrategica-sindicos</w:t>
+            </w:r>
+            <w:r>
+              <w:br/>
+            </w:r>
+            <w:r>
+              <w:rPr>
+                <w:color w:val="1A1A1A"/>
+                <w:sz w:val="19"/>
+              </w:rPr>
+              <w:t>E quem entra agora leva bônus exclusivos e mais de R$ 100 de desconto no valor de lançamento. A oferta tem data de validade, então corre.</w:t>
+            </w:r>
+            <w:r>
+              <w:br/>
+            </w:r>
+            <w:r>
+              <w:rPr>
+                <w:color w:val="1A1A1A"/>
+                <w:sz w:val="19"/>
+              </w:rPr>
+            </w:r>
+            <w:r>
+              <w:br/>
+            </w:r>
+            <w:r>
+              <w:rPr>
+                <w:color w:val="1A1A1A"/>
+                <w:sz w:val="19"/>
+              </w:rPr>
+              <w:t>Toque no link abaixo, dá uma olhada com calma e garante sua vaga no valor de lançamento:</w:t>
+            </w:r>
+            <w:r>
+              <w:br/>
+            </w:r>
+            <w:r>
+              <w:rPr>
+                <w:color w:val="1A1A1A"/>
+                <w:sz w:val="19"/>
+              </w:rPr>
+              <w:t>🔗 https://bit.ly/curso-eleva-sindicos</w:t>
             </w:r>
           </w:p>
         </w:tc>
@@ -2782,69 +1954,6 @@
       <w:pPr>
         <w:spacing w:after="40"/>
       </w:pPr>
-    </w:p>
-    <w:p>
-      <w:pPr>
-        <w:spacing w:after="40"/>
-      </w:pPr>
-      <w:r>
-        <w:rPr>
-          <w:b/>
-          <w:color w:val="E09C3B"/>
-          <w:sz w:val="30"/>
-        </w:rPr>
-        <w:t xml:space="preserve">14/07  </w:t>
-      </w:r>
-      <w:r>
-        <w:rPr>
-          <w:b/>
-          <w:color w:val="707070"/>
-          <w:sz w:val="20"/>
-        </w:rPr>
-        <w:t>TERÇA</w:t>
-      </w:r>
-      <w:r>
-        <w:rPr>
-          <w:b/>
-          <w:color w:val="E09C3B"/>
-          <w:sz w:val="18"/>
-        </w:rPr>
-        <w:t xml:space="preserve">   A PUBLICAR</w:t>
-      </w:r>
-    </w:p>
-    <w:p>
-      <w:pPr>
-        <w:spacing w:after="80"/>
-      </w:pPr>
-      <w:r>
-        <w:rPr>
-          <w:i/>
-          <w:color w:val="E09C3B"/>
-          <w:sz w:val="18"/>
-        </w:rPr>
-        <w:t>sem link, só reflexão (a venda da semana fica concentrada na quinta)</w:t>
-      </w:r>
-    </w:p>
-    <w:p>
-      <w:pPr>
-        <w:spacing w:before="80" w:after="40"/>
-      </w:pPr>
-      <w:r>
-        <w:rPr>
-          <w:b/>
-          <w:color w:val="1A1A1A"/>
-          <w:sz w:val="19"/>
-        </w:rPr>
-        <w:t xml:space="preserve">MANHÃ · COMUNIDADE WHATSAPP · </w:t>
-      </w:r>
-      <w:r>
-        <w:rPr>
-          <w:b/>
-          <w:color w:val="E09C3B"/>
-          <w:sz w:val="19"/>
-        </w:rPr>
-        <w:t>ENGAJAMENTO</w:t>
-      </w:r>
     </w:p>
     <w:tbl>
       <w:tblPr>
@@ -2859,44 +1968,78 @@
       <w:tr>
         <w:tc>
           <w:tcPr>
-            <w:tcW w:type="dxa" w:w="1584"/>
-            <w:shd w:val="clear" w:color="auto" w:fill="FBEFDD"/>
+            <w:tcW w:type="dxa" w:w="9216"/>
+            <w:gridSpan w:val="2"/>
+            <w:shd w:val="clear" w:color="auto" w:fill="1A1A1A"/>
             <w:tcBorders>
-              <w:top w:val="single" w:sz="4" w:color="E0E0E0"/>
-              <w:left w:val="single" w:sz="4" w:color="E0E0E0"/>
-              <w:bottom w:val="single" w:sz="4" w:color="E0E0E0"/>
-              <w:right w:val="single" w:sz="4" w:color="E0E0E0"/>
+              <w:top w:val="single" w:sz="4" w:color="1A1A1A"/>
+              <w:left w:val="single" w:sz="4" w:color="1A1A1A"/>
+              <w:bottom w:val="single" w:sz="4" w:color="1A1A1A"/>
+              <w:right w:val="single" w:sz="4" w:color="1A1A1A"/>
             </w:tcBorders>
+            <w:vAlign w:val="center"/>
           </w:tcPr>
           <w:p>
+            <w:pPr>
+              <w:spacing w:after="40"/>
+            </w:pPr>
             <w:r>
               <w:rPr>
                 <w:b/>
                 <w:color w:val="E09C3B"/>
-                <w:sz w:val="16"/>
-              </w:rPr>
-              <w:t>FORMATO</w:t>
+                <w:sz w:val="28"/>
+              </w:rPr>
+              <w:t xml:space="preserve">07/07  </w:t>
+            </w:r>
+            <w:r>
+              <w:rPr>
+                <w:b/>
+                <w:color w:val="FFFFFF"/>
+                <w:sz w:val="19"/>
+              </w:rPr>
+              <w:t xml:space="preserve">TERÇA   </w:t>
+            </w:r>
+            <w:r>
+              <w:rPr>
+                <w:b/>
+                <w:color w:val="E09C3B"/>
+                <w:sz w:val="17"/>
+              </w:rPr>
+              <w:t>A PUBLICAR</w:t>
             </w:r>
           </w:p>
-        </w:tc>
-        <w:tc>
-          <w:tcPr>
-            <w:tcW w:type="dxa" w:w="7632"/>
-            <w:shd w:val="clear" w:color="auto" w:fill="FFFFFF"/>
-            <w:tcBorders>
-              <w:top w:val="single" w:sz="4" w:color="E0E0E0"/>
-              <w:left w:val="single" w:sz="4" w:color="E0E0E0"/>
-              <w:bottom w:val="single" w:sz="4" w:color="E0E0E0"/>
-              <w:right w:val="single" w:sz="4" w:color="E0E0E0"/>
-            </w:tcBorders>
-          </w:tcPr>
           <w:p>
-            <w:r>
-              <w:rPr>
-                <w:color w:val="1A1A1A"/>
+            <w:pPr>
+              <w:spacing w:after="40"/>
+            </w:pPr>
+            <w:r>
+              <w:rPr>
+                <w:i/>
+                <w:color w:val="E0B87A"/>
+                <w:sz w:val="17"/>
+              </w:rPr>
+              <w:t>logo após o lançamento, sem venda, só valor</w:t>
+            </w:r>
+          </w:p>
+          <w:p>
+            <w:pPr>
+              <w:spacing w:before="60" w:after="20"/>
+            </w:pPr>
+            <w:r>
+              <w:rPr>
+                <w:b/>
+                <w:color w:val="FFFFFF"/>
                 <w:sz w:val="19"/>
               </w:rPr>
-              <w:t>Mini-texto reflexivo</w:t>
+              <w:t xml:space="preserve">MANHÃ · COMUNIDADE WHATSAPP · </w:t>
+            </w:r>
+            <w:r>
+              <w:rPr>
+                <w:b/>
+                <w:color w:val="E09C3B"/>
+                <w:sz w:val="19"/>
+              </w:rPr>
+              <w:t>PÍLULA TÉCNICA + AUTORIDADE</w:t>
             </w:r>
           </w:p>
         </w:tc>
@@ -2920,7 +2063,7 @@
                 <w:color w:val="E09C3B"/>
                 <w:sz w:val="16"/>
               </w:rPr>
-              <w:t>ANCORAGEM</w:t>
+              <w:t>FORMATO</w:t>
             </w:r>
           </w:p>
         </w:tc>
@@ -2941,7 +2084,7 @@
                 <w:color w:val="1A1A1A"/>
                 <w:sz w:val="19"/>
               </w:rPr>
-              <w:t>Ebook, Cap. 4 (Mapa Estratégico, 9 áreas)</w:t>
+              <w:t>Artigo do blog (não é o de fornecedor da quarta, é conteúdo extra de valor pro síndico)</w:t>
             </w:r>
           </w:p>
         </w:tc>
@@ -2965,7 +2108,7 @@
                 <w:color w:val="E09C3B"/>
                 <w:sz w:val="16"/>
               </w:rPr>
-              <w:t>LEGENDA</w:t>
+              <w:t>ANCORAGEM</w:t>
             </w:r>
           </w:p>
         </w:tc>
@@ -2986,175 +2129,7 @@
                 <w:color w:val="1A1A1A"/>
                 <w:sz w:val="19"/>
               </w:rPr>
-              <w:t>Bom dia, síndicos de alta performance! 👋</w:t>
-            </w:r>
-            <w:r>
-              <w:br/>
-            </w:r>
-            <w:r>
-              <w:rPr>
-                <w:color w:val="1A1A1A"/>
-                <w:sz w:val="19"/>
-              </w:rPr>
-            </w:r>
-            <w:r>
-              <w:br/>
-            </w:r>
-            <w:r>
-              <w:rPr>
-                <w:color w:val="1A1A1A"/>
-                <w:sz w:val="19"/>
-              </w:rPr>
-              <w:t>Um teste rápido: quantas das nove áreas do Mapa Estratégico você consegue nomear de cabeça? Financeira, Jurídica, Pessoas, Manutenção, Segurança, Tecnologia, Comercial, ESG, Estratégia e Crescimento.</w:t>
-            </w:r>
-            <w:r>
-              <w:br/>
-            </w:r>
-            <w:r>
-              <w:rPr>
-                <w:color w:val="1A1A1A"/>
-                <w:sz w:val="19"/>
-              </w:rPr>
-            </w:r>
-            <w:r>
-              <w:br/>
-            </w:r>
-            <w:r>
-              <w:rPr>
-                <w:color w:val="1A1A1A"/>
-                <w:sz w:val="19"/>
-              </w:rPr>
-              <w:t>O síndico que só olha pra duas ou três dessas áreas administra contrato. O que olha pras nove conduz patrimônio, e é exatamente essa diferença que sustenta um honorário maior.</w:t>
-            </w:r>
-            <w:r>
-              <w:br/>
-            </w:r>
-            <w:r>
-              <w:rPr>
-                <w:color w:val="1A1A1A"/>
-                <w:sz w:val="19"/>
-              </w:rPr>
-            </w:r>
-            <w:r>
-              <w:br/>
-            </w:r>
-            <w:r>
-              <w:rPr>
-                <w:color w:val="1A1A1A"/>
-                <w:sz w:val="19"/>
-              </w:rPr>
-              <w:t>Vale o exercício: anote as nove de cabeça e veja quantas faltaram.</w:t>
-            </w:r>
-          </w:p>
-        </w:tc>
-      </w:tr>
-    </w:tbl>
-    <w:p>
-      <w:pPr>
-        <w:spacing w:after="40"/>
-      </w:pPr>
-    </w:p>
-    <w:p>
-      <w:pPr>
-        <w:spacing w:after="40"/>
-      </w:pPr>
-      <w:r>
-        <w:rPr>
-          <w:b/>
-          <w:color w:val="E09C3B"/>
-          <w:sz w:val="30"/>
-        </w:rPr>
-        <w:t xml:space="preserve">15/07  </w:t>
-      </w:r>
-      <w:r>
-        <w:rPr>
-          <w:b/>
-          <w:color w:val="707070"/>
-          <w:sz w:val="20"/>
-        </w:rPr>
-        <w:t>QUARTA</w:t>
-      </w:r>
-      <w:r>
-        <w:rPr>
-          <w:b/>
-          <w:color w:val="E09C3B"/>
-          <w:sz w:val="18"/>
-        </w:rPr>
-        <w:t xml:space="preserve">   A PUBLICAR</w:t>
-      </w:r>
-    </w:p>
-    <w:p>
-      <w:pPr>
-        <w:spacing w:before="80" w:after="40"/>
-      </w:pPr>
-      <w:r>
-        <w:rPr>
-          <w:b/>
-          <w:color w:val="1A1A1A"/>
-          <w:sz w:val="19"/>
-        </w:rPr>
-        <w:t xml:space="preserve">NOITE · COMUNIDADE WHATSAPP · </w:t>
-      </w:r>
-      <w:r>
-        <w:rPr>
-          <w:b/>
-          <w:color w:val="E09C3B"/>
-          <w:sz w:val="19"/>
-        </w:rPr>
-        <w:t>PÍLULA TÉCNICA + AUTORIDADE</w:t>
-      </w:r>
-    </w:p>
-    <w:tbl>
-      <w:tblPr>
-        <w:tblW w:type="auto" w:w="0"/>
-        <w:tblLayout w:type="fixed"/>
-        <w:tblLook w:firstColumn="1" w:firstRow="1" w:lastColumn="0" w:lastRow="0" w:noHBand="0" w:noVBand="1" w:val="04A0"/>
-      </w:tblPr>
-      <w:tblGrid>
-        <w:gridCol w:w="1584"/>
-        <w:gridCol w:w="7632"/>
-      </w:tblGrid>
-      <w:tr>
-        <w:tc>
-          <w:tcPr>
-            <w:tcW w:type="dxa" w:w="1584"/>
-            <w:shd w:val="clear" w:color="auto" w:fill="FBEFDD"/>
-            <w:tcBorders>
-              <w:top w:val="single" w:sz="4" w:color="E0E0E0"/>
-              <w:left w:val="single" w:sz="4" w:color="E0E0E0"/>
-              <w:bottom w:val="single" w:sz="4" w:color="E0E0E0"/>
-              <w:right w:val="single" w:sz="4" w:color="E0E0E0"/>
-            </w:tcBorders>
-          </w:tcPr>
-          <w:p>
-            <w:r>
-              <w:rPr>
-                <w:b/>
-                <w:color w:val="E09C3B"/>
-                <w:sz w:val="16"/>
-              </w:rPr>
-              <w:t>FORMATO</w:t>
-            </w:r>
-          </w:p>
-        </w:tc>
-        <w:tc>
-          <w:tcPr>
-            <w:tcW w:type="dxa" w:w="7632"/>
-            <w:shd w:val="clear" w:color="auto" w:fill="FFFFFF"/>
-            <w:tcBorders>
-              <w:top w:val="single" w:sz="4" w:color="E0E0E0"/>
-              <w:left w:val="single" w:sz="4" w:color="E0E0E0"/>
-              <w:bottom w:val="single" w:sz="4" w:color="E0E0E0"/>
-              <w:right w:val="single" w:sz="4" w:color="E0E0E0"/>
-            </w:tcBorders>
-          </w:tcPr>
-          <w:p>
-            <w:r>
-              <w:rPr>
-                <w:color w:val="1A1A1A"/>
-                <w:sz w:val="19"/>
-              </w:rPr>
-              <w:t>Artigo do blog</w:t>
+              <w:t>https://www.elevags.com.br/blog/mentalidade-de-alta-performance</w:t>
             </w:r>
           </w:p>
         </w:tc>
@@ -3178,7 +2153,7 @@
                 <w:color w:val="E09C3B"/>
                 <w:sz w:val="16"/>
               </w:rPr>
-              <w:t>ANCORAGEM</w:t>
+              <w:t>LEGENDA</w:t>
             </w:r>
           </w:p>
         </w:tc>
@@ -3199,7 +2174,203 @@
                 <w:color w:val="1A1A1A"/>
                 <w:sz w:val="19"/>
               </w:rPr>
-              <w:t>https://www.elevags.com.br/blog/engenharia-da-capilaridade</w:t>
+              <w:t>Bom dia, síndicos de alta performance! 👋</w:t>
+            </w:r>
+            <w:r>
+              <w:br/>
+            </w:r>
+            <w:r>
+              <w:rPr>
+                <w:color w:val="1A1A1A"/>
+                <w:sz w:val="19"/>
+              </w:rPr>
+            </w:r>
+            <w:r>
+              <w:br/>
+            </w:r>
+            <w:r>
+              <w:rPr>
+                <w:color w:val="1A1A1A"/>
+                <w:sz w:val="19"/>
+              </w:rPr>
+              <w:t>Segue uma sugestão de leitura pra começar a semana.</w:t>
+            </w:r>
+            <w:r>
+              <w:br/>
+            </w:r>
+            <w:r>
+              <w:rPr>
+                <w:color w:val="1A1A1A"/>
+                <w:sz w:val="19"/>
+              </w:rPr>
+            </w:r>
+            <w:r>
+              <w:br/>
+            </w:r>
+            <w:r>
+              <w:rPr>
+                <w:color w:val="1A1A1A"/>
+                <w:sz w:val="19"/>
+              </w:rPr>
+              <w:t>O artigo escrito por Giuliano Spolavori aborda a mentalidade de alta performance, o que muda na cabeça de quem decide tratar a sindicatura como negócio, não só como função.</w:t>
+            </w:r>
+            <w:r>
+              <w:br/>
+            </w:r>
+            <w:r>
+              <w:rPr>
+                <w:color w:val="1A1A1A"/>
+                <w:sz w:val="19"/>
+              </w:rPr>
+            </w:r>
+            <w:r>
+              <w:br/>
+            </w:r>
+            <w:r>
+              <w:rPr>
+                <w:color w:val="1A1A1A"/>
+                <w:sz w:val="19"/>
+              </w:rPr>
+              <w:t>Por que esse conteúdo é tão valioso para você, síndico?</w:t>
+            </w:r>
+            <w:r>
+              <w:br/>
+            </w:r>
+            <w:r>
+              <w:rPr>
+                <w:color w:val="1A1A1A"/>
+                <w:sz w:val="19"/>
+              </w:rPr>
+            </w:r>
+            <w:r>
+              <w:br/>
+            </w:r>
+            <w:r>
+              <w:rPr>
+                <w:color w:val="1A1A1A"/>
+                <w:sz w:val="19"/>
+              </w:rPr>
+              <w:t>Porque mentalidade vem antes de método. Antes de qualquer ferramenta ou processo novo, é essa virada de chave que separa quem cresce de quem segue no mesmo patamar.</w:t>
+            </w:r>
+            <w:r>
+              <w:br/>
+            </w:r>
+            <w:r>
+              <w:rPr>
+                <w:color w:val="1A1A1A"/>
+                <w:sz w:val="19"/>
+              </w:rPr>
+            </w:r>
+            <w:r>
+              <w:br/>
+            </w:r>
+            <w:r>
+              <w:rPr>
+                <w:color w:val="1A1A1A"/>
+                <w:sz w:val="19"/>
+              </w:rPr>
+              <w:t>Se interessou, toque no link abaixo e boa leitura! 👇</w:t>
+            </w:r>
+            <w:r>
+              <w:br/>
+            </w:r>
+            <w:r>
+              <w:rPr>
+                <w:color w:val="1A1A1A"/>
+                <w:sz w:val="19"/>
+              </w:rPr>
+            </w:r>
+            <w:r>
+              <w:br/>
+            </w:r>
+            <w:r>
+              <w:rPr>
+                <w:color w:val="1A1A1A"/>
+                <w:sz w:val="19"/>
+              </w:rPr>
+              <w:t>🔗 https://www.elevags.com.br/blog/mentalidade-de-alta-performance</w:t>
+            </w:r>
+          </w:p>
+        </w:tc>
+      </w:tr>
+    </w:tbl>
+    <w:p>
+      <w:pPr>
+        <w:spacing w:after="40"/>
+      </w:pPr>
+    </w:p>
+    <w:tbl>
+      <w:tblPr>
+        <w:tblW w:type="auto" w:w="0"/>
+        <w:tblLayout w:type="fixed"/>
+        <w:tblLook w:firstColumn="1" w:firstRow="1" w:lastColumn="0" w:lastRow="0" w:noHBand="0" w:noVBand="1" w:val="04A0"/>
+      </w:tblPr>
+      <w:tblGrid>
+        <w:gridCol w:w="1584"/>
+        <w:gridCol w:w="7632"/>
+      </w:tblGrid>
+      <w:tr>
+        <w:tc>
+          <w:tcPr>
+            <w:tcW w:type="dxa" w:w="9216"/>
+            <w:gridSpan w:val="2"/>
+            <w:shd w:val="clear" w:color="auto" w:fill="1A1A1A"/>
+            <w:tcBorders>
+              <w:top w:val="single" w:sz="4" w:color="1A1A1A"/>
+              <w:left w:val="single" w:sz="4" w:color="1A1A1A"/>
+              <w:bottom w:val="single" w:sz="4" w:color="1A1A1A"/>
+              <w:right w:val="single" w:sz="4" w:color="1A1A1A"/>
+            </w:tcBorders>
+            <w:vAlign w:val="center"/>
+          </w:tcPr>
+          <w:p>
+            <w:pPr>
+              <w:spacing w:after="40"/>
+            </w:pPr>
+            <w:r>
+              <w:rPr>
+                <w:b/>
+                <w:color w:val="E09C3B"/>
+                <w:sz w:val="28"/>
+              </w:rPr>
+              <w:t xml:space="preserve">08/07  </w:t>
+            </w:r>
+            <w:r>
+              <w:rPr>
+                <w:b/>
+                <w:color w:val="FFFFFF"/>
+                <w:sz w:val="19"/>
+              </w:rPr>
+              <w:t xml:space="preserve">QUARTA   </w:t>
+            </w:r>
+            <w:r>
+              <w:rPr>
+                <w:b/>
+                <w:color w:val="E09C3B"/>
+                <w:sz w:val="17"/>
+              </w:rPr>
+              <w:t>A PUBLICAR</w:t>
+            </w:r>
+          </w:p>
+          <w:p>
+            <w:pPr>
+              <w:spacing w:before="60" w:after="20"/>
+            </w:pPr>
+            <w:r>
+              <w:rPr>
+                <w:b/>
+                <w:color w:val="FFFFFF"/>
+                <w:sz w:val="19"/>
+              </w:rPr>
+              <w:t xml:space="preserve">NOITE · COMUNIDADE WHATSAPP · </w:t>
+            </w:r>
+            <w:r>
+              <w:rPr>
+                <w:b/>
+                <w:color w:val="E09C3B"/>
+                <w:sz w:val="19"/>
+              </w:rPr>
+              <w:t>PÍLULA TÉCNICA + AUTORIDADE</w:t>
             </w:r>
           </w:p>
         </w:tc>
@@ -3223,7 +2394,7 @@
                 <w:color w:val="E09C3B"/>
                 <w:sz w:val="16"/>
               </w:rPr>
-              <w:t>LEGENDA</w:t>
+              <w:t>FORMATO</w:t>
             </w:r>
           </w:p>
         </w:tc>
@@ -3244,245 +2415,7 @@
                 <w:color w:val="1A1A1A"/>
                 <w:sz w:val="19"/>
               </w:rPr>
-              <w:t>Boa noite, síndicos de alta performance! 👋</w:t>
-            </w:r>
-            <w:r>
-              <w:br/>
-            </w:r>
-            <w:r>
-              <w:rPr>
-                <w:color w:val="1A1A1A"/>
-                <w:sz w:val="19"/>
-              </w:rPr>
-            </w:r>
-            <w:r>
-              <w:br/>
-            </w:r>
-            <w:r>
-              <w:rPr>
-                <w:color w:val="1A1A1A"/>
-                <w:sz w:val="19"/>
-              </w:rPr>
-              <w:t>Segue uma sugestão de leitura para o dia.</w:t>
-            </w:r>
-            <w:r>
-              <w:br/>
-            </w:r>
-            <w:r>
-              <w:rPr>
-                <w:color w:val="1A1A1A"/>
-                <w:sz w:val="19"/>
-              </w:rPr>
-            </w:r>
-            <w:r>
-              <w:br/>
-            </w:r>
-            <w:r>
-              <w:rPr>
-                <w:color w:val="1A1A1A"/>
-                <w:sz w:val="19"/>
-              </w:rPr>
-              <w:t>O artigo escrito por Giuliano Spolavori aborda a engenharia da capilaridade, como ampliar presença e relacionamento dentro do ecossistema condominial de forma estruturada, não por acaso.</w:t>
-            </w:r>
-            <w:r>
-              <w:br/>
-            </w:r>
-            <w:r>
-              <w:rPr>
-                <w:color w:val="1A1A1A"/>
-                <w:sz w:val="19"/>
-              </w:rPr>
-            </w:r>
-            <w:r>
-              <w:br/>
-            </w:r>
-            <w:r>
-              <w:rPr>
-                <w:color w:val="1A1A1A"/>
-                <w:sz w:val="19"/>
-              </w:rPr>
-              <w:t>Por que esse conteúdo é tão valioso para você, síndico?</w:t>
-            </w:r>
-            <w:r>
-              <w:br/>
-            </w:r>
-            <w:r>
-              <w:rPr>
-                <w:color w:val="1A1A1A"/>
-                <w:sz w:val="19"/>
-              </w:rPr>
-            </w:r>
-            <w:r>
-              <w:br/>
-            </w:r>
-            <w:r>
-              <w:rPr>
-                <w:color w:val="1A1A1A"/>
-                <w:sz w:val="19"/>
-              </w:rPr>
-              <w:t>Porque ele mostra como cada interação dentro do ecossistema (administradora, fornecedor, conselho, outro síndico) pode virar ponte pra próxima oportunidade, quando existe método por trás.</w:t>
-            </w:r>
-            <w:r>
-              <w:br/>
-            </w:r>
-            <w:r>
-              <w:rPr>
-                <w:color w:val="1A1A1A"/>
-                <w:sz w:val="19"/>
-              </w:rPr>
-            </w:r>
-            <w:r>
-              <w:br/>
-            </w:r>
-            <w:r>
-              <w:rPr>
-                <w:color w:val="1A1A1A"/>
-                <w:sz w:val="19"/>
-              </w:rPr>
-              <w:t>Se interessou, toque no link abaixo e boa leitura! 👇</w:t>
-            </w:r>
-            <w:r>
-              <w:br/>
-            </w:r>
-            <w:r>
-              <w:rPr>
-                <w:color w:val="1A1A1A"/>
-                <w:sz w:val="19"/>
-              </w:rPr>
-            </w:r>
-            <w:r>
-              <w:br/>
-            </w:r>
-            <w:r>
-              <w:rPr>
-                <w:color w:val="1A1A1A"/>
-                <w:sz w:val="19"/>
-              </w:rPr>
-              <w:t>🔗 https://www.elevags.com.br/blog/engenharia-da-capilaridade</w:t>
-            </w:r>
-          </w:p>
-        </w:tc>
-      </w:tr>
-    </w:tbl>
-    <w:p>
-      <w:pPr>
-        <w:spacing w:after="40"/>
-      </w:pPr>
-    </w:p>
-    <w:p>
-      <w:pPr>
-        <w:spacing w:after="40"/>
-      </w:pPr>
-      <w:r>
-        <w:rPr>
-          <w:b/>
-          <w:color w:val="E09C3B"/>
-          <w:sz w:val="30"/>
-        </w:rPr>
-        <w:t xml:space="preserve">16/07  </w:t>
-      </w:r>
-      <w:r>
-        <w:rPr>
-          <w:b/>
-          <w:color w:val="707070"/>
-          <w:sz w:val="20"/>
-        </w:rPr>
-        <w:t>QUINTA</w:t>
-      </w:r>
-      <w:r>
-        <w:rPr>
-          <w:b/>
-          <w:color w:val="E09C3B"/>
-          <w:sz w:val="18"/>
-        </w:rPr>
-        <w:t xml:space="preserve">   A PUBLICAR</w:t>
-      </w:r>
-    </w:p>
-    <w:p>
-      <w:pPr>
-        <w:spacing w:after="80"/>
-      </w:pPr>
-      <w:r>
-        <w:rPr>
-          <w:i/>
-          <w:color w:val="E09C3B"/>
-          <w:sz w:val="18"/>
-        </w:rPr>
-        <w:t>única venda direta de curso dessa semana</w:t>
-      </w:r>
-    </w:p>
-    <w:p>
-      <w:pPr>
-        <w:spacing w:before="80" w:after="40"/>
-      </w:pPr>
-      <w:r>
-        <w:rPr>
-          <w:b/>
-          <w:color w:val="1A1A1A"/>
-          <w:sz w:val="19"/>
-        </w:rPr>
-        <w:t xml:space="preserve">MANHÃ · COMUNIDADE WHATSAPP · </w:t>
-      </w:r>
-      <w:r>
-        <w:rPr>
-          <w:b/>
-          <w:color w:val="E09C3B"/>
-          <w:sz w:val="19"/>
-        </w:rPr>
-        <w:t>VENDA DIRETA</w:t>
-      </w:r>
-    </w:p>
-    <w:tbl>
-      <w:tblPr>
-        <w:tblW w:type="auto" w:w="0"/>
-        <w:tblLayout w:type="fixed"/>
-        <w:tblLook w:firstColumn="1" w:firstRow="1" w:lastColumn="0" w:lastRow="0" w:noHBand="0" w:noVBand="1" w:val="04A0"/>
-      </w:tblPr>
-      <w:tblGrid>
-        <w:gridCol w:w="1584"/>
-        <w:gridCol w:w="7632"/>
-      </w:tblGrid>
-      <w:tr>
-        <w:tc>
-          <w:tcPr>
-            <w:tcW w:type="dxa" w:w="1584"/>
-            <w:shd w:val="clear" w:color="auto" w:fill="FBEFDD"/>
-            <w:tcBorders>
-              <w:top w:val="single" w:sz="4" w:color="E0E0E0"/>
-              <w:left w:val="single" w:sz="4" w:color="E0E0E0"/>
-              <w:bottom w:val="single" w:sz="4" w:color="E0E0E0"/>
-              <w:right w:val="single" w:sz="4" w:color="E0E0E0"/>
-            </w:tcBorders>
-          </w:tcPr>
-          <w:p>
-            <w:r>
-              <w:rPr>
-                <w:b/>
-                <w:color w:val="E09C3B"/>
-                <w:sz w:val="16"/>
-              </w:rPr>
-              <w:t>FORMATO</w:t>
-            </w:r>
-          </w:p>
-        </w:tc>
-        <w:tc>
-          <w:tcPr>
-            <w:tcW w:type="dxa" w:w="7632"/>
-            <w:shd w:val="clear" w:color="auto" w:fill="FFFFFF"/>
-            <w:tcBorders>
-              <w:top w:val="single" w:sz="4" w:color="E0E0E0"/>
-              <w:left w:val="single" w:sz="4" w:color="E0E0E0"/>
-              <w:bottom w:val="single" w:sz="4" w:color="E0E0E0"/>
-              <w:right w:val="single" w:sz="4" w:color="E0E0E0"/>
-            </w:tcBorders>
-          </w:tcPr>
-          <w:p>
-            <w:r>
-              <w:rPr>
-                <w:color w:val="1A1A1A"/>
-                <w:sz w:val="19"/>
-              </w:rPr>
-              <w:t>Pílula técnica + CTA Curso</w:t>
+              <w:t>Artigo do blog</w:t>
             </w:r>
           </w:p>
         </w:tc>
@@ -3527,7 +2460,7 @@
                 <w:color w:val="1A1A1A"/>
                 <w:sz w:val="19"/>
               </w:rPr>
-              <w:t>Ebook, Cap. 5 (Gestão de Contratos e SLA)</w:t>
+              <w:t>https://www.elevags.com.br/blog/venda-consultiva</w:t>
             </w:r>
           </w:p>
         </w:tc>
@@ -3572,7 +2505,7 @@
                 <w:color w:val="1A1A1A"/>
                 <w:sz w:val="19"/>
               </w:rPr>
-              <w:t>Bom dia, síndicos de alta performance! Uma frase do Giuliano que costuma incomodar (no bom sentido): um contrato sem SLA é uma declaração de intenção, não um instrumento de gestão.</w:t>
+              <w:t>Boa noite, síndicos de alta performance! 👋</w:t>
             </w:r>
             <w:r>
               <w:br/>
@@ -3591,7 +2524,7 @@
                 <w:color w:val="1A1A1A"/>
                 <w:sz w:val="19"/>
               </w:rPr>
-              <w:t>Se seus contratos ainda não têm critério de nível de serviço definido, o curso mostra como montar isso desde o modelo de contrato até o indicador de acompanhamento:</w:t>
+              <w:t>Segue uma sugestão de leitura para o dia.</w:t>
             </w:r>
             <w:r>
               <w:br/>
@@ -3601,7 +2534,92 @@
                 <w:color w:val="1A1A1A"/>
                 <w:sz w:val="19"/>
               </w:rPr>
-              <w:t>🔗 https://bit.ly/curso-eleva-sindicos</w:t>
+            </w:r>
+            <w:r>
+              <w:br/>
+            </w:r>
+            <w:r>
+              <w:rPr>
+                <w:color w:val="1A1A1A"/>
+                <w:sz w:val="19"/>
+              </w:rPr>
+              <w:t>O artigo escrito por Giuliano Spolavori aborda venda consultiva, como apresentar valor pro condomínio sem cair na guerra de preço com outros fornecedores e prestadores.</w:t>
+            </w:r>
+            <w:r>
+              <w:br/>
+            </w:r>
+            <w:r>
+              <w:rPr>
+                <w:color w:val="1A1A1A"/>
+                <w:sz w:val="19"/>
+              </w:rPr>
+            </w:r>
+            <w:r>
+              <w:br/>
+            </w:r>
+            <w:r>
+              <w:rPr>
+                <w:color w:val="1A1A1A"/>
+                <w:sz w:val="19"/>
+              </w:rPr>
+              <w:t>Por que esse conteúdo é tão valioso para você, síndico?</w:t>
+            </w:r>
+            <w:r>
+              <w:br/>
+            </w:r>
+            <w:r>
+              <w:rPr>
+                <w:color w:val="1A1A1A"/>
+                <w:sz w:val="19"/>
+              </w:rPr>
+            </w:r>
+            <w:r>
+              <w:br/>
+            </w:r>
+            <w:r>
+              <w:rPr>
+                <w:color w:val="1A1A1A"/>
+                <w:sz w:val="19"/>
+              </w:rPr>
+              <w:t>Porque ele trata exatamente do ponto que separa quem vende serviço de quem vende solução: a forma de conduzir a conversa antes mesmo de falar em número, o que muda completamente como o conselho recebe sua proposta.</w:t>
+            </w:r>
+            <w:r>
+              <w:br/>
+            </w:r>
+            <w:r>
+              <w:rPr>
+                <w:color w:val="1A1A1A"/>
+                <w:sz w:val="19"/>
+              </w:rPr>
+            </w:r>
+            <w:r>
+              <w:br/>
+            </w:r>
+            <w:r>
+              <w:rPr>
+                <w:color w:val="1A1A1A"/>
+                <w:sz w:val="19"/>
+              </w:rPr>
+              <w:t>Se interessou, toque no link abaixo e boa leitura! 👇</w:t>
+            </w:r>
+            <w:r>
+              <w:br/>
+            </w:r>
+            <w:r>
+              <w:rPr>
+                <w:color w:val="1A1A1A"/>
+                <w:sz w:val="19"/>
+              </w:rPr>
+            </w:r>
+            <w:r>
+              <w:br/>
+            </w:r>
+            <w:r>
+              <w:rPr>
+                <w:color w:val="1A1A1A"/>
+                <w:sz w:val="19"/>
+              </w:rPr>
+              <w:t>🔗 https://www.elevags.com.br/blog/venda-consultiva</w:t>
             </w:r>
           </w:p>
         </w:tc>
@@ -3611,56 +2629,6 @@
       <w:pPr>
         <w:spacing w:after="40"/>
       </w:pPr>
-    </w:p>
-    <w:p>
-      <w:pPr>
-        <w:spacing w:after="40"/>
-      </w:pPr>
-      <w:r>
-        <w:rPr>
-          <w:b/>
-          <w:color w:val="E09C3B"/>
-          <w:sz w:val="30"/>
-        </w:rPr>
-        <w:t xml:space="preserve">21/07  </w:t>
-      </w:r>
-      <w:r>
-        <w:rPr>
-          <w:b/>
-          <w:color w:val="707070"/>
-          <w:sz w:val="20"/>
-        </w:rPr>
-        <w:t>TERÇA</w:t>
-      </w:r>
-      <w:r>
-        <w:rPr>
-          <w:b/>
-          <w:color w:val="E09C3B"/>
-          <w:sz w:val="18"/>
-        </w:rPr>
-        <w:t xml:space="preserve">   A PUBLICAR</w:t>
-      </w:r>
-    </w:p>
-    <w:p>
-      <w:pPr>
-        <w:spacing w:before="80" w:after="40"/>
-      </w:pPr>
-      <w:r>
-        <w:rPr>
-          <w:b/>
-          <w:color w:val="1A1A1A"/>
-          <w:sz w:val="19"/>
-        </w:rPr>
-        <w:t xml:space="preserve">MANHÃ · COMUNIDADE WHATSAPP · </w:t>
-      </w:r>
-      <w:r>
-        <w:rPr>
-          <w:b/>
-          <w:color w:val="E09C3B"/>
-          <w:sz w:val="19"/>
-        </w:rPr>
-        <w:t>PÍLULA TÉCNICA, VENDA INDIRETA</w:t>
-      </w:r>
     </w:p>
     <w:tbl>
       <w:tblPr>
@@ -3675,44 +2643,78 @@
       <w:tr>
         <w:tc>
           <w:tcPr>
-            <w:tcW w:type="dxa" w:w="1584"/>
-            <w:shd w:val="clear" w:color="auto" w:fill="FBEFDD"/>
+            <w:tcW w:type="dxa" w:w="9216"/>
+            <w:gridSpan w:val="2"/>
+            <w:shd w:val="clear" w:color="auto" w:fill="1A1A1A"/>
             <w:tcBorders>
-              <w:top w:val="single" w:sz="4" w:color="E0E0E0"/>
-              <w:left w:val="single" w:sz="4" w:color="E0E0E0"/>
-              <w:bottom w:val="single" w:sz="4" w:color="E0E0E0"/>
-              <w:right w:val="single" w:sz="4" w:color="E0E0E0"/>
+              <w:top w:val="single" w:sz="4" w:color="1A1A1A"/>
+              <w:left w:val="single" w:sz="4" w:color="1A1A1A"/>
+              <w:bottom w:val="single" w:sz="4" w:color="1A1A1A"/>
+              <w:right w:val="single" w:sz="4" w:color="1A1A1A"/>
             </w:tcBorders>
+            <w:vAlign w:val="center"/>
           </w:tcPr>
           <w:p>
+            <w:pPr>
+              <w:spacing w:after="40"/>
+            </w:pPr>
             <w:r>
               <w:rPr>
                 <w:b/>
                 <w:color w:val="E09C3B"/>
-                <w:sz w:val="16"/>
-              </w:rPr>
-              <w:t>FORMATO</w:t>
+                <w:sz w:val="28"/>
+              </w:rPr>
+              <w:t xml:space="preserve">09/07  </w:t>
+            </w:r>
+            <w:r>
+              <w:rPr>
+                <w:b/>
+                <w:color w:val="FFFFFF"/>
+                <w:sz w:val="19"/>
+              </w:rPr>
+              <w:t xml:space="preserve">QUINTA   </w:t>
+            </w:r>
+            <w:r>
+              <w:rPr>
+                <w:b/>
+                <w:color w:val="E09C3B"/>
+                <w:sz w:val="17"/>
+              </w:rPr>
+              <w:t>A PUBLICAR</w:t>
             </w:r>
           </w:p>
-        </w:tc>
-        <w:tc>
-          <w:tcPr>
-            <w:tcW w:type="dxa" w:w="7632"/>
-            <w:shd w:val="clear" w:color="auto" w:fill="FFFFFF"/>
-            <w:tcBorders>
-              <w:top w:val="single" w:sz="4" w:color="E0E0E0"/>
-              <w:left w:val="single" w:sz="4" w:color="E0E0E0"/>
-              <w:bottom w:val="single" w:sz="4" w:color="E0E0E0"/>
-              <w:right w:val="single" w:sz="4" w:color="E0E0E0"/>
-            </w:tcBorders>
-          </w:tcPr>
           <w:p>
-            <w:r>
-              <w:rPr>
-                <w:color w:val="1A1A1A"/>
+            <w:pPr>
+              <w:spacing w:after="40"/>
+            </w:pPr>
+            <w:r>
+              <w:rPr>
+                <w:i/>
+                <w:color w:val="E0B87A"/>
+                <w:sz w:val="17"/>
+              </w:rPr>
+              <w:t>Sessão Estratégica (o curso já teve sua venda direta nessa semana, em 06/07)</w:t>
+            </w:r>
+          </w:p>
+          <w:p>
+            <w:pPr>
+              <w:spacing w:before="60" w:after="20"/>
+            </w:pPr>
+            <w:r>
+              <w:rPr>
+                <w:b/>
+                <w:color w:val="FFFFFF"/>
                 <w:sz w:val="19"/>
               </w:rPr>
-              <w:t>Mini-texto reflexivo + Enquete</w:t>
+              <w:t xml:space="preserve">MANHÃ · COMUNIDADE WHATSAPP · </w:t>
+            </w:r>
+            <w:r>
+              <w:rPr>
+                <w:b/>
+                <w:color w:val="E09C3B"/>
+                <w:sz w:val="19"/>
+              </w:rPr>
+              <w:t>VENDA INDIRETA</w:t>
             </w:r>
           </w:p>
         </w:tc>
@@ -3736,7 +2738,7 @@
                 <w:color w:val="E09C3B"/>
                 <w:sz w:val="16"/>
               </w:rPr>
-              <w:t>ANCORAGEM</w:t>
+              <w:t>FORMATO</w:t>
             </w:r>
           </w:p>
         </w:tc>
@@ -3757,7 +2759,7 @@
                 <w:color w:val="1A1A1A"/>
                 <w:sz w:val="19"/>
               </w:rPr>
-              <w:t>Ebook, Cap. 6 (IA na Sindicatura)</w:t>
+              <w:t>Pílula técnica + CTA Sessão Estratégica</w:t>
             </w:r>
           </w:p>
         </w:tc>
@@ -3781,7 +2783,7 @@
                 <w:color w:val="E09C3B"/>
                 <w:sz w:val="16"/>
               </w:rPr>
-              <w:t>LEGENDA</w:t>
+              <w:t>ANCORAGEM</w:t>
             </w:r>
           </w:p>
         </w:tc>
@@ -3802,186 +2804,7 @@
                 <w:color w:val="1A1A1A"/>
                 <w:sz w:val="19"/>
               </w:rPr>
-              <w:t>Bom dia, síndicos de alta performance! 👋</w:t>
-            </w:r>
-            <w:r>
-              <w:br/>
-            </w:r>
-            <w:r>
-              <w:rPr>
-                <w:color w:val="1A1A1A"/>
-                <w:sz w:val="19"/>
-              </w:rPr>
-            </w:r>
-            <w:r>
-              <w:br/>
-            </w:r>
-            <w:r>
-              <w:rPr>
-                <w:color w:val="1A1A1A"/>
-                <w:sz w:val="19"/>
-              </w:rPr>
-              <w:t>A IA já mudou a equação do síndico profissional, principalmente na comunicação com moradores e na análise de contratos. Mas ela também tem fronteiras claras, tem decisão que não deve ser delegada a um modelo, e essa linha nem sempre é óbvia.</w:t>
-            </w:r>
-            <w:r>
-              <w:br/>
-            </w:r>
-            <w:r>
-              <w:rPr>
-                <w:color w:val="1A1A1A"/>
-                <w:sz w:val="19"/>
-              </w:rPr>
-            </w:r>
-            <w:r>
-              <w:br/>
-            </w:r>
-            <w:r>
-              <w:rPr>
-                <w:color w:val="1A1A1A"/>
-                <w:sz w:val="19"/>
-              </w:rPr>
-              <w:t>Você já usa alguma ferramenta de IA na sua operação hoje?</w:t>
-            </w:r>
-            <w:r>
-              <w:br/>
-            </w:r>
-            <w:r>
-              <w:rPr>
-                <w:color w:val="1A1A1A"/>
-                <w:sz w:val="19"/>
-              </w:rPr>
-              <w:t>✅ Sim, no dia a dia</w:t>
-            </w:r>
-            <w:r>
-              <w:br/>
-            </w:r>
-            <w:r>
-              <w:rPr>
-                <w:color w:val="1A1A1A"/>
-                <w:sz w:val="19"/>
-              </w:rPr>
-              <w:t>🔲 Testei, mas não virou rotina</w:t>
-            </w:r>
-            <w:r>
-              <w:br/>
-            </w:r>
-            <w:r>
-              <w:rPr>
-                <w:color w:val="1A1A1A"/>
-                <w:sz w:val="19"/>
-              </w:rPr>
-              <w:t>❌ Ainda não, mas tenho curiosidade</w:t>
-            </w:r>
-          </w:p>
-        </w:tc>
-      </w:tr>
-    </w:tbl>
-    <w:p>
-      <w:pPr>
-        <w:spacing w:after="40"/>
-      </w:pPr>
-    </w:p>
-    <w:p>
-      <w:pPr>
-        <w:spacing w:after="40"/>
-      </w:pPr>
-      <w:r>
-        <w:rPr>
-          <w:b/>
-          <w:color w:val="E09C3B"/>
-          <w:sz w:val="30"/>
-        </w:rPr>
-        <w:t xml:space="preserve">22/07  </w:t>
-      </w:r>
-      <w:r>
-        <w:rPr>
-          <w:b/>
-          <w:color w:val="707070"/>
-          <w:sz w:val="20"/>
-        </w:rPr>
-        <w:t>QUARTA</w:t>
-      </w:r>
-      <w:r>
-        <w:rPr>
-          <w:b/>
-          <w:color w:val="E09C3B"/>
-          <w:sz w:val="18"/>
-        </w:rPr>
-        <w:t xml:space="preserve">   A PUBLICAR</w:t>
-      </w:r>
-    </w:p>
-    <w:p>
-      <w:pPr>
-        <w:spacing w:before="80" w:after="40"/>
-      </w:pPr>
-      <w:r>
-        <w:rPr>
-          <w:b/>
-          <w:color w:val="1A1A1A"/>
-          <w:sz w:val="19"/>
-        </w:rPr>
-        <w:t xml:space="preserve">MANHÃ · COMUNIDADE WHATSAPP · </w:t>
-      </w:r>
-      <w:r>
-        <w:rPr>
-          <w:b/>
-          <w:color w:val="E09C3B"/>
-          <w:sz w:val="19"/>
-        </w:rPr>
-        <w:t>ENGAJAMENTO + VENDA INDIRETA</w:t>
-      </w:r>
-    </w:p>
-    <w:tbl>
-      <w:tblPr>
-        <w:tblW w:type="auto" w:w="0"/>
-        <w:tblLayout w:type="fixed"/>
-        <w:tblLook w:firstColumn="1" w:firstRow="1" w:lastColumn="0" w:lastRow="0" w:noHBand="0" w:noVBand="1" w:val="04A0"/>
-      </w:tblPr>
-      <w:tblGrid>
-        <w:gridCol w:w="1584"/>
-        <w:gridCol w:w="7632"/>
-      </w:tblGrid>
-      <w:tr>
-        <w:tc>
-          <w:tcPr>
-            <w:tcW w:type="dxa" w:w="1584"/>
-            <w:shd w:val="clear" w:color="auto" w:fill="FBEFDD"/>
-            <w:tcBorders>
-              <w:top w:val="single" w:sz="4" w:color="E0E0E0"/>
-              <w:left w:val="single" w:sz="4" w:color="E0E0E0"/>
-              <w:bottom w:val="single" w:sz="4" w:color="E0E0E0"/>
-              <w:right w:val="single" w:sz="4" w:color="E0E0E0"/>
-            </w:tcBorders>
-          </w:tcPr>
-          <w:p>
-            <w:r>
-              <w:rPr>
-                <w:b/>
-                <w:color w:val="E09C3B"/>
-                <w:sz w:val="16"/>
-              </w:rPr>
-              <w:t>FORMATO</w:t>
-            </w:r>
-          </w:p>
-        </w:tc>
-        <w:tc>
-          <w:tcPr>
-            <w:tcW w:type="dxa" w:w="7632"/>
-            <w:shd w:val="clear" w:color="auto" w:fill="FFFFFF"/>
-            <w:tcBorders>
-              <w:top w:val="single" w:sz="4" w:color="E0E0E0"/>
-              <w:left w:val="single" w:sz="4" w:color="E0E0E0"/>
-              <w:bottom w:val="single" w:sz="4" w:color="E0E0E0"/>
-              <w:right w:val="single" w:sz="4" w:color="E0E0E0"/>
-            </w:tcBorders>
-          </w:tcPr>
-          <w:p>
-            <w:r>
-              <w:rPr>
-                <w:color w:val="1A1A1A"/>
-                <w:sz w:val="19"/>
-              </w:rPr>
-              <w:t>Resposta à enquete de 21/07</w:t>
+              <w:t>Ebook, Cap. 8 (Crescimento do Negócio, captação e autoridade)</w:t>
             </w:r>
           </w:p>
         </w:tc>
@@ -4005,7 +2828,7 @@
                 <w:color w:val="E09C3B"/>
                 <w:sz w:val="16"/>
               </w:rPr>
-              <w:t>ANCORAGEM</w:t>
+              <w:t>LEGENDA</w:t>
             </w:r>
           </w:p>
         </w:tc>
@@ -4026,7 +2849,169 @@
                 <w:color w:val="1A1A1A"/>
                 <w:sz w:val="19"/>
               </w:rPr>
-              <w:t>Resposta à enquete de 21/07 + Ebook, Cap. 6</w:t>
+              <w:t>Bom dia, síndicos de alta performance! 👋</w:t>
+            </w:r>
+            <w:r>
+              <w:br/>
+            </w:r>
+            <w:r>
+              <w:rPr>
+                <w:color w:val="1A1A1A"/>
+                <w:sz w:val="19"/>
+              </w:rPr>
+            </w:r>
+            <w:r>
+              <w:br/>
+            </w:r>
+            <w:r>
+              <w:rPr>
+                <w:color w:val="1A1A1A"/>
+                <w:sz w:val="19"/>
+              </w:rPr>
+              <w:t>Captação de condomínio novo não deveria depender só de indicação espontânea, e talvez seja por isso que sua carteira cresce mais devagar do que poderia.</w:t>
+            </w:r>
+            <w:r>
+              <w:br/>
+            </w:r>
+            <w:r>
+              <w:rPr>
+                <w:color w:val="1A1A1A"/>
+                <w:sz w:val="19"/>
+              </w:rPr>
+            </w:r>
+            <w:r>
+              <w:br/>
+            </w:r>
+            <w:r>
+              <w:rPr>
+                <w:color w:val="1A1A1A"/>
+                <w:sz w:val="19"/>
+              </w:rPr>
+              <w:t>Se você ainda concorre só no boca a boca, vale entender com o Giuliano onde sua captação está travando hoje, e o que muda isso de forma prática.</w:t>
+            </w:r>
+            <w:r>
+              <w:br/>
+            </w:r>
+            <w:r>
+              <w:rPr>
+                <w:color w:val="1A1A1A"/>
+                <w:sz w:val="19"/>
+              </w:rPr>
+            </w:r>
+            <w:r>
+              <w:br/>
+            </w:r>
+            <w:r>
+              <w:rPr>
+                <w:color w:val="1A1A1A"/>
+                <w:sz w:val="19"/>
+              </w:rPr>
+              <w:t>Toque no link e agenda uma conversa de 30 minutos:</w:t>
+            </w:r>
+            <w:r>
+              <w:br/>
+            </w:r>
+            <w:r>
+              <w:rPr>
+                <w:color w:val="1A1A1A"/>
+                <w:sz w:val="19"/>
+              </w:rPr>
+              <w:t>🔗 https://bit.ly/sessao-estrategica-sindicos</w:t>
+            </w:r>
+          </w:p>
+        </w:tc>
+      </w:tr>
+    </w:tbl>
+    <w:p>
+      <w:pPr>
+        <w:spacing w:after="40"/>
+      </w:pPr>
+    </w:p>
+    <w:tbl>
+      <w:tblPr>
+        <w:tblW w:type="auto" w:w="0"/>
+        <w:tblLayout w:type="fixed"/>
+        <w:tblLook w:firstColumn="1" w:firstRow="1" w:lastColumn="0" w:lastRow="0" w:noHBand="0" w:noVBand="1" w:val="04A0"/>
+      </w:tblPr>
+      <w:tblGrid>
+        <w:gridCol w:w="1584"/>
+        <w:gridCol w:w="7632"/>
+      </w:tblGrid>
+      <w:tr>
+        <w:tc>
+          <w:tcPr>
+            <w:tcW w:type="dxa" w:w="9216"/>
+            <w:gridSpan w:val="2"/>
+            <w:shd w:val="clear" w:color="auto" w:fill="1A1A1A"/>
+            <w:tcBorders>
+              <w:top w:val="single" w:sz="4" w:color="1A1A1A"/>
+              <w:left w:val="single" w:sz="4" w:color="1A1A1A"/>
+              <w:bottom w:val="single" w:sz="4" w:color="1A1A1A"/>
+              <w:right w:val="single" w:sz="4" w:color="1A1A1A"/>
+            </w:tcBorders>
+            <w:vAlign w:val="center"/>
+          </w:tcPr>
+          <w:p>
+            <w:pPr>
+              <w:spacing w:after="40"/>
+            </w:pPr>
+            <w:r>
+              <w:rPr>
+                <w:b/>
+                <w:color w:val="E09C3B"/>
+                <w:sz w:val="28"/>
+              </w:rPr>
+              <w:t xml:space="preserve">14/07  </w:t>
+            </w:r>
+            <w:r>
+              <w:rPr>
+                <w:b/>
+                <w:color w:val="FFFFFF"/>
+                <w:sz w:val="19"/>
+              </w:rPr>
+              <w:t xml:space="preserve">TERÇA   </w:t>
+            </w:r>
+            <w:r>
+              <w:rPr>
+                <w:b/>
+                <w:color w:val="E09C3B"/>
+                <w:sz w:val="17"/>
+              </w:rPr>
+              <w:t>A PUBLICAR</w:t>
+            </w:r>
+          </w:p>
+          <w:p>
+            <w:pPr>
+              <w:spacing w:after="40"/>
+            </w:pPr>
+            <w:r>
+              <w:rPr>
+                <w:i/>
+                <w:color w:val="E0B87A"/>
+                <w:sz w:val="17"/>
+              </w:rPr>
+              <w:t>sem link, só reflexão (a venda da semana fica concentrada na quinta)</w:t>
+            </w:r>
+          </w:p>
+          <w:p>
+            <w:pPr>
+              <w:spacing w:before="60" w:after="20"/>
+            </w:pPr>
+            <w:r>
+              <w:rPr>
+                <w:b/>
+                <w:color w:val="FFFFFF"/>
+                <w:sz w:val="19"/>
+              </w:rPr>
+              <w:t xml:space="preserve">MANHÃ · COMUNIDADE WHATSAPP · </w:t>
+            </w:r>
+            <w:r>
+              <w:rPr>
+                <w:b/>
+                <w:color w:val="E09C3B"/>
+                <w:sz w:val="19"/>
+              </w:rPr>
+              <w:t>ENGAJAMENTO</w:t>
             </w:r>
           </w:p>
         </w:tc>
@@ -4050,7 +3035,7 @@
                 <w:color w:val="E09C3B"/>
                 <w:sz w:val="16"/>
               </w:rPr>
-              <w:t>LEGENDA</w:t>
+              <w:t>FORMATO</w:t>
             </w:r>
           </w:p>
         </w:tc>
@@ -4071,198 +3056,7 @@
                 <w:color w:val="1A1A1A"/>
                 <w:sz w:val="19"/>
               </w:rPr>
-              <w:t>Bom dia, síndicos de alta performance! Resposta à enquete de ontem sobre IA 👇</w:t>
-            </w:r>
-            <w:r>
-              <w:br/>
-            </w:r>
-            <w:r>
-              <w:rPr>
-                <w:color w:val="1A1A1A"/>
-                <w:sz w:val="19"/>
-              </w:rPr>
-            </w:r>
-            <w:r>
-              <w:br/>
-            </w:r>
-            <w:r>
-              <w:rPr>
-                <w:color w:val="1A1A1A"/>
-                <w:sz w:val="19"/>
-              </w:rPr>
-              <w:t>Se você ainda não usa, não tem problema, o ponto não é correr pra adotar qualquer ferramenta. É entender onde a IA realmente entrega retorno (comunicação e análise documental) e onde ela não deve decidir por você.</w:t>
-            </w:r>
-            <w:r>
-              <w:br/>
-            </w:r>
-            <w:r>
-              <w:rPr>
-                <w:color w:val="1A1A1A"/>
-                <w:sz w:val="19"/>
-              </w:rPr>
-            </w:r>
-            <w:r>
-              <w:br/>
-            </w:r>
-            <w:r>
-              <w:rPr>
-                <w:color w:val="1A1A1A"/>
-                <w:sz w:val="19"/>
-              </w:rPr>
-              <w:t>O Giuliano dedica um capítulo inteiro do curso só pra esse mapeamento, com os limites de cada frente bem demarcados, pra você não cair nem na rejeição nem no exagero.</w:t>
-            </w:r>
-            <w:r>
-              <w:br/>
-            </w:r>
-            <w:r>
-              <w:rPr>
-                <w:color w:val="1A1A1A"/>
-                <w:sz w:val="19"/>
-              </w:rPr>
-            </w:r>
-            <w:r>
-              <w:br/>
-            </w:r>
-            <w:r>
-              <w:rPr>
-                <w:color w:val="1A1A1A"/>
-                <w:sz w:val="19"/>
-              </w:rPr>
-              <w:t>Se quiser conhecer esse capítulo, toque no link:</w:t>
-            </w:r>
-            <w:r>
-              <w:br/>
-            </w:r>
-            <w:r>
-              <w:rPr>
-                <w:color w:val="1A1A1A"/>
-                <w:sz w:val="19"/>
-              </w:rPr>
-              <w:t>🔗 https://bit.ly/curso-eleva-sindicos</w:t>
-            </w:r>
-          </w:p>
-        </w:tc>
-      </w:tr>
-    </w:tbl>
-    <w:p>
-      <w:pPr>
-        <w:spacing w:after="40"/>
-      </w:pPr>
-    </w:p>
-    <w:p>
-      <w:pPr>
-        <w:spacing w:after="40"/>
-      </w:pPr>
-      <w:r>
-        <w:rPr>
-          <w:b/>
-          <w:color w:val="E09C3B"/>
-          <w:sz w:val="30"/>
-        </w:rPr>
-        <w:t xml:space="preserve">23/07  </w:t>
-      </w:r>
-      <w:r>
-        <w:rPr>
-          <w:b/>
-          <w:color w:val="707070"/>
-          <w:sz w:val="20"/>
-        </w:rPr>
-        <w:t>QUINTA</w:t>
-      </w:r>
-      <w:r>
-        <w:rPr>
-          <w:b/>
-          <w:color w:val="E09C3B"/>
-          <w:sz w:val="18"/>
-        </w:rPr>
-        <w:t xml:space="preserve">   A PUBLICAR</w:t>
-      </w:r>
-    </w:p>
-    <w:p>
-      <w:pPr>
-        <w:spacing w:after="80"/>
-      </w:pPr>
-      <w:r>
-        <w:rPr>
-          <w:i/>
-          <w:color w:val="E09C3B"/>
-          <w:sz w:val="18"/>
-        </w:rPr>
-        <w:t>artigo, deslocado um dia da quarta por causa da resposta da enquete</w:t>
-      </w:r>
-    </w:p>
-    <w:p>
-      <w:pPr>
-        <w:spacing w:before="80" w:after="40"/>
-      </w:pPr>
-      <w:r>
-        <w:rPr>
-          <w:b/>
-          <w:color w:val="1A1A1A"/>
-          <w:sz w:val="19"/>
-        </w:rPr>
-        <w:t xml:space="preserve">NOITE · COMUNIDADE WHATSAPP · </w:t>
-      </w:r>
-      <w:r>
-        <w:rPr>
-          <w:b/>
-          <w:color w:val="E09C3B"/>
-          <w:sz w:val="19"/>
-        </w:rPr>
-        <w:t>PÍLULA TÉCNICA + AUTORIDADE</w:t>
-      </w:r>
-    </w:p>
-    <w:tbl>
-      <w:tblPr>
-        <w:tblW w:type="auto" w:w="0"/>
-        <w:tblLayout w:type="fixed"/>
-        <w:tblLook w:firstColumn="1" w:firstRow="1" w:lastColumn="0" w:lastRow="0" w:noHBand="0" w:noVBand="1" w:val="04A0"/>
-      </w:tblPr>
-      <w:tblGrid>
-        <w:gridCol w:w="1584"/>
-        <w:gridCol w:w="7632"/>
-      </w:tblGrid>
-      <w:tr>
-        <w:tc>
-          <w:tcPr>
-            <w:tcW w:type="dxa" w:w="1584"/>
-            <w:shd w:val="clear" w:color="auto" w:fill="FBEFDD"/>
-            <w:tcBorders>
-              <w:top w:val="single" w:sz="4" w:color="E0E0E0"/>
-              <w:left w:val="single" w:sz="4" w:color="E0E0E0"/>
-              <w:bottom w:val="single" w:sz="4" w:color="E0E0E0"/>
-              <w:right w:val="single" w:sz="4" w:color="E0E0E0"/>
-            </w:tcBorders>
-          </w:tcPr>
-          <w:p>
-            <w:r>
-              <w:rPr>
-                <w:b/>
-                <w:color w:val="E09C3B"/>
-                <w:sz w:val="16"/>
-              </w:rPr>
-              <w:t>FORMATO</w:t>
-            </w:r>
-          </w:p>
-        </w:tc>
-        <w:tc>
-          <w:tcPr>
-            <w:tcW w:type="dxa" w:w="7632"/>
-            <w:shd w:val="clear" w:color="auto" w:fill="FFFFFF"/>
-            <w:tcBorders>
-              <w:top w:val="single" w:sz="4" w:color="E0E0E0"/>
-              <w:left w:val="single" w:sz="4" w:color="E0E0E0"/>
-              <w:bottom w:val="single" w:sz="4" w:color="E0E0E0"/>
-              <w:right w:val="single" w:sz="4" w:color="E0E0E0"/>
-            </w:tcBorders>
-          </w:tcPr>
-          <w:p>
-            <w:r>
-              <w:rPr>
-                <w:color w:val="1A1A1A"/>
-                <w:sz w:val="19"/>
-              </w:rPr>
-              <w:t>Artigo do blog</w:t>
+              <w:t>Mini-texto reflexivo</w:t>
             </w:r>
           </w:p>
         </w:tc>
@@ -4307,7 +3101,7 @@
                 <w:color w:val="1A1A1A"/>
                 <w:sz w:val="19"/>
               </w:rPr>
-              <w:t>https://www.elevags.com.br/blog/indicar-fornecedor-e-expor-a-reputacao-do-sindico</w:t>
+              <w:t>Ebook, Cap. 4 (Mapa Estratégico, 9 áreas)</w:t>
             </w:r>
           </w:p>
         </w:tc>
@@ -4331,7 +3125,7 @@
                 <w:color w:val="E09C3B"/>
                 <w:sz w:val="16"/>
               </w:rPr>
-              <w:t>NOTA</w:t>
+              <w:t>LEGENDA</w:t>
             </w:r>
           </w:p>
         </w:tc>
@@ -4352,7 +3146,146 @@
                 <w:color w:val="1A1A1A"/>
                 <w:sz w:val="19"/>
               </w:rPr>
-              <w:t>essa semana a quinta recebe o artigo no lugar do CTA, porque a quarta foi inteira pra resposta da enquete de terça. O CTA Curso que seria essa quinta foi pulado, a cadência normal retoma na semana seguinte.</w:t>
+              <w:t>Bom dia, síndicos de alta performance! 👋</w:t>
+            </w:r>
+            <w:r>
+              <w:br/>
+            </w:r>
+            <w:r>
+              <w:rPr>
+                <w:color w:val="1A1A1A"/>
+                <w:sz w:val="19"/>
+              </w:rPr>
+            </w:r>
+            <w:r>
+              <w:br/>
+            </w:r>
+            <w:r>
+              <w:rPr>
+                <w:color w:val="1A1A1A"/>
+                <w:sz w:val="19"/>
+              </w:rPr>
+              <w:t>Um teste rápido: quantas das nove áreas do Mapa Estratégico você consegue nomear de cabeça? Financeira, Jurídica, Pessoas, Manutenção, Segurança, Tecnologia, Comercial, ESG, Estratégia e Crescimento.</w:t>
+            </w:r>
+            <w:r>
+              <w:br/>
+            </w:r>
+            <w:r>
+              <w:rPr>
+                <w:color w:val="1A1A1A"/>
+                <w:sz w:val="19"/>
+              </w:rPr>
+            </w:r>
+            <w:r>
+              <w:br/>
+            </w:r>
+            <w:r>
+              <w:rPr>
+                <w:color w:val="1A1A1A"/>
+                <w:sz w:val="19"/>
+              </w:rPr>
+              <w:t>O síndico que só olha pra duas ou três dessas áreas administra contrato. O que olha pras nove conduz patrimônio, e é exatamente essa diferença que sustenta um honorário maior.</w:t>
+            </w:r>
+            <w:r>
+              <w:br/>
+            </w:r>
+            <w:r>
+              <w:rPr>
+                <w:color w:val="1A1A1A"/>
+                <w:sz w:val="19"/>
+              </w:rPr>
+            </w:r>
+            <w:r>
+              <w:br/>
+            </w:r>
+            <w:r>
+              <w:rPr>
+                <w:color w:val="1A1A1A"/>
+                <w:sz w:val="19"/>
+              </w:rPr>
+              <w:t>Vale o exercício: anote as nove de cabeça e veja quantas faltaram.</w:t>
+            </w:r>
+          </w:p>
+        </w:tc>
+      </w:tr>
+    </w:tbl>
+    <w:p>
+      <w:pPr>
+        <w:spacing w:after="40"/>
+      </w:pPr>
+    </w:p>
+    <w:tbl>
+      <w:tblPr>
+        <w:tblW w:type="auto" w:w="0"/>
+        <w:tblLayout w:type="fixed"/>
+        <w:tblLook w:firstColumn="1" w:firstRow="1" w:lastColumn="0" w:lastRow="0" w:noHBand="0" w:noVBand="1" w:val="04A0"/>
+      </w:tblPr>
+      <w:tblGrid>
+        <w:gridCol w:w="1584"/>
+        <w:gridCol w:w="7632"/>
+      </w:tblGrid>
+      <w:tr>
+        <w:tc>
+          <w:tcPr>
+            <w:tcW w:type="dxa" w:w="9216"/>
+            <w:gridSpan w:val="2"/>
+            <w:shd w:val="clear" w:color="auto" w:fill="1A1A1A"/>
+            <w:tcBorders>
+              <w:top w:val="single" w:sz="4" w:color="1A1A1A"/>
+              <w:left w:val="single" w:sz="4" w:color="1A1A1A"/>
+              <w:bottom w:val="single" w:sz="4" w:color="1A1A1A"/>
+              <w:right w:val="single" w:sz="4" w:color="1A1A1A"/>
+            </w:tcBorders>
+            <w:vAlign w:val="center"/>
+          </w:tcPr>
+          <w:p>
+            <w:pPr>
+              <w:spacing w:after="40"/>
+            </w:pPr>
+            <w:r>
+              <w:rPr>
+                <w:b/>
+                <w:color w:val="E09C3B"/>
+                <w:sz w:val="28"/>
+              </w:rPr>
+              <w:t xml:space="preserve">15/07  </w:t>
+            </w:r>
+            <w:r>
+              <w:rPr>
+                <w:b/>
+                <w:color w:val="FFFFFF"/>
+                <w:sz w:val="19"/>
+              </w:rPr>
+              <w:t xml:space="preserve">QUARTA   </w:t>
+            </w:r>
+            <w:r>
+              <w:rPr>
+                <w:b/>
+                <w:color w:val="E09C3B"/>
+                <w:sz w:val="17"/>
+              </w:rPr>
+              <w:t>A PUBLICAR</w:t>
+            </w:r>
+          </w:p>
+          <w:p>
+            <w:pPr>
+              <w:spacing w:before="60" w:after="20"/>
+            </w:pPr>
+            <w:r>
+              <w:rPr>
+                <w:b/>
+                <w:color w:val="FFFFFF"/>
+                <w:sz w:val="19"/>
+              </w:rPr>
+              <w:t xml:space="preserve">NOITE · COMUNIDADE WHATSAPP · </w:t>
+            </w:r>
+            <w:r>
+              <w:rPr>
+                <w:b/>
+                <w:color w:val="E09C3B"/>
+                <w:sz w:val="19"/>
+              </w:rPr>
+              <w:t>PÍLULA TÉCNICA + AUTORIDADE</w:t>
             </w:r>
           </w:p>
         </w:tc>
@@ -4376,7 +3309,7 @@
                 <w:color w:val="E09C3B"/>
                 <w:sz w:val="16"/>
               </w:rPr>
-              <w:t>LEGENDA</w:t>
+              <w:t>FORMATO</w:t>
             </w:r>
           </w:p>
         </w:tc>
@@ -4397,232 +3330,7 @@
                 <w:color w:val="1A1A1A"/>
                 <w:sz w:val="19"/>
               </w:rPr>
-              <w:t>Boa noite, síndicos de alta performance! 👋</w:t>
-            </w:r>
-            <w:r>
-              <w:br/>
-            </w:r>
-            <w:r>
-              <w:rPr>
-                <w:color w:val="1A1A1A"/>
-                <w:sz w:val="19"/>
-              </w:rPr>
-            </w:r>
-            <w:r>
-              <w:br/>
-            </w:r>
-            <w:r>
-              <w:rPr>
-                <w:color w:val="1A1A1A"/>
-                <w:sz w:val="19"/>
-              </w:rPr>
-              <w:t>Segue uma sugestão de leitura para o dia.</w:t>
-            </w:r>
-            <w:r>
-              <w:br/>
-            </w:r>
-            <w:r>
-              <w:rPr>
-                <w:color w:val="1A1A1A"/>
-                <w:sz w:val="19"/>
-              </w:rPr>
-            </w:r>
-            <w:r>
-              <w:br/>
-            </w:r>
-            <w:r>
-              <w:rPr>
-                <w:color w:val="1A1A1A"/>
-                <w:sz w:val="19"/>
-              </w:rPr>
-              <w:t>O artigo escrito por Giuliano Spolavori aborda um ponto que poucos param pra pensar: indicar fornecedor expõe a reputação do síndico, todo nome recomendado carrega o seu nome junto.</w:t>
-            </w:r>
-            <w:r>
-              <w:br/>
-            </w:r>
-            <w:r>
-              <w:rPr>
-                <w:color w:val="1A1A1A"/>
-                <w:sz w:val="19"/>
-              </w:rPr>
-            </w:r>
-            <w:r>
-              <w:br/>
-            </w:r>
-            <w:r>
-              <w:rPr>
-                <w:color w:val="1A1A1A"/>
-                <w:sz w:val="19"/>
-              </w:rPr>
-              <w:t>Por que esse conteúdo é tão valioso para você, síndico?</w:t>
-            </w:r>
-            <w:r>
-              <w:br/>
-            </w:r>
-            <w:r>
-              <w:rPr>
-                <w:color w:val="1A1A1A"/>
-                <w:sz w:val="19"/>
-              </w:rPr>
-            </w:r>
-            <w:r>
-              <w:br/>
-            </w:r>
-            <w:r>
-              <w:rPr>
-                <w:color w:val="1A1A1A"/>
-                <w:sz w:val="19"/>
-              </w:rPr>
-              <w:t>Porque ele ajuda a entender o peso real de cada indicação que você faz, e como transformar esse risco em ativo, construindo um critério de seleção que protege sua reputação em vez de colocar ela em jogo.</w:t>
-            </w:r>
-            <w:r>
-              <w:br/>
-            </w:r>
-            <w:r>
-              <w:rPr>
-                <w:color w:val="1A1A1A"/>
-                <w:sz w:val="19"/>
-              </w:rPr>
-            </w:r>
-            <w:r>
-              <w:br/>
-            </w:r>
-            <w:r>
-              <w:rPr>
-                <w:color w:val="1A1A1A"/>
-                <w:sz w:val="19"/>
-              </w:rPr>
-              <w:t>Se interessou, toque no link abaixo e boa leitura! 👇</w:t>
-            </w:r>
-            <w:r>
-              <w:br/>
-            </w:r>
-            <w:r>
-              <w:rPr>
-                <w:color w:val="1A1A1A"/>
-                <w:sz w:val="19"/>
-              </w:rPr>
-            </w:r>
-            <w:r>
-              <w:br/>
-            </w:r>
-            <w:r>
-              <w:rPr>
-                <w:color w:val="1A1A1A"/>
-                <w:sz w:val="19"/>
-              </w:rPr>
-              <w:t>🔗 https://www.elevags.com.br/blog/indicar-fornecedor-e-expor-a-reputacao-do-sindico</w:t>
-            </w:r>
-          </w:p>
-        </w:tc>
-      </w:tr>
-    </w:tbl>
-    <w:p>
-      <w:pPr>
-        <w:spacing w:after="40"/>
-      </w:pPr>
-    </w:p>
-    <w:p>
-      <w:pPr>
-        <w:spacing w:after="40"/>
-      </w:pPr>
-      <w:r>
-        <w:rPr>
-          <w:b/>
-          <w:color w:val="E09C3B"/>
-          <w:sz w:val="30"/>
-        </w:rPr>
-        <w:t xml:space="preserve">28/07  </w:t>
-      </w:r>
-      <w:r>
-        <w:rPr>
-          <w:b/>
-          <w:color w:val="707070"/>
-          <w:sz w:val="20"/>
-        </w:rPr>
-        <w:t>TERÇA</w:t>
-      </w:r>
-      <w:r>
-        <w:rPr>
-          <w:b/>
-          <w:color w:val="E09C3B"/>
-          <w:sz w:val="18"/>
-        </w:rPr>
-        <w:t xml:space="preserve">   A PUBLICAR</w:t>
-      </w:r>
-    </w:p>
-    <w:p>
-      <w:pPr>
-        <w:spacing w:before="80" w:after="40"/>
-      </w:pPr>
-      <w:r>
-        <w:rPr>
-          <w:b/>
-          <w:color w:val="1A1A1A"/>
-          <w:sz w:val="19"/>
-        </w:rPr>
-        <w:t xml:space="preserve">MANHÃ · COMUNIDADE WHATSAPP · </w:t>
-      </w:r>
-      <w:r>
-        <w:rPr>
-          <w:b/>
-          <w:color w:val="E09C3B"/>
-          <w:sz w:val="19"/>
-        </w:rPr>
-        <w:t>PÍLULA TÉCNICA, VENDA INDIRETA</w:t>
-      </w:r>
-    </w:p>
-    <w:tbl>
-      <w:tblPr>
-        <w:tblW w:type="auto" w:w="0"/>
-        <w:tblLayout w:type="fixed"/>
-        <w:tblLook w:firstColumn="1" w:firstRow="1" w:lastColumn="0" w:lastRow="0" w:noHBand="0" w:noVBand="1" w:val="04A0"/>
-      </w:tblPr>
-      <w:tblGrid>
-        <w:gridCol w:w="1584"/>
-        <w:gridCol w:w="7632"/>
-      </w:tblGrid>
-      <w:tr>
-        <w:tc>
-          <w:tcPr>
-            <w:tcW w:type="dxa" w:w="1584"/>
-            <w:shd w:val="clear" w:color="auto" w:fill="FBEFDD"/>
-            <w:tcBorders>
-              <w:top w:val="single" w:sz="4" w:color="E0E0E0"/>
-              <w:left w:val="single" w:sz="4" w:color="E0E0E0"/>
-              <w:bottom w:val="single" w:sz="4" w:color="E0E0E0"/>
-              <w:right w:val="single" w:sz="4" w:color="E0E0E0"/>
-            </w:tcBorders>
-          </w:tcPr>
-          <w:p>
-            <w:r>
-              <w:rPr>
-                <w:b/>
-                <w:color w:val="E09C3B"/>
-                <w:sz w:val="16"/>
-              </w:rPr>
-              <w:t>FORMATO</w:t>
-            </w:r>
-          </w:p>
-        </w:tc>
-        <w:tc>
-          <w:tcPr>
-            <w:tcW w:type="dxa" w:w="7632"/>
-            <w:shd w:val="clear" w:color="auto" w:fill="FFFFFF"/>
-            <w:tcBorders>
-              <w:top w:val="single" w:sz="4" w:color="E0E0E0"/>
-              <w:left w:val="single" w:sz="4" w:color="E0E0E0"/>
-              <w:bottom w:val="single" w:sz="4" w:color="E0E0E0"/>
-              <w:right w:val="single" w:sz="4" w:color="E0E0E0"/>
-            </w:tcBorders>
-          </w:tcPr>
-          <w:p>
-            <w:r>
-              <w:rPr>
-                <w:color w:val="1A1A1A"/>
-                <w:sz w:val="19"/>
-              </w:rPr>
-              <w:t>Mini-texto reflexivo</w:t>
+              <w:t>Artigo do blog</w:t>
             </w:r>
           </w:p>
         </w:tc>
@@ -4667,7 +3375,7 @@
                 <w:color w:val="1A1A1A"/>
                 <w:sz w:val="19"/>
               </w:rPr>
-              <w:t>Ebook, Cap. 7 (Hub Estratégico, dez categorias de parceria)</w:t>
+              <w:t>https://www.elevags.com.br/blog/engenharia-da-capilaridade</w:t>
             </w:r>
           </w:p>
         </w:tc>
@@ -4712,7 +3420,7 @@
                 <w:color w:val="1A1A1A"/>
                 <w:sz w:val="19"/>
               </w:rPr>
-              <w:t>Bom dia, síndicos de alta performance! 👋</w:t>
+              <w:t>Boa noite, síndicos de alta performance! 👋</w:t>
             </w:r>
             <w:r>
               <w:br/>
@@ -4731,7 +3439,7 @@
                 <w:color w:val="1A1A1A"/>
                 <w:sz w:val="19"/>
               </w:rPr>
-              <w:t>O Hub de parceiros é o ativo intangível que separa o Gestor de Ativos do síndico que só "tem fornecedor". Não é sobre ter contato, é sobre curadoria, ter um critério claro pra cada uma das dez categorias de parceria que sustentam um condomínio.</w:t>
+              <w:t>Segue uma sugestão de leitura para o dia.</w:t>
             </w:r>
             <w:r>
               <w:br/>
@@ -4750,7 +3458,83 @@
                 <w:color w:val="1A1A1A"/>
                 <w:sz w:val="19"/>
               </w:rPr>
-              <w:t>Quando o conselho confia na sua curadoria, o preço sai do centro da conversa, e isso muda toda a negociação seguinte.</w:t>
+              <w:t>O artigo escrito por Giuliano Spolavori aborda a engenharia da capilaridade, como ampliar presença e relacionamento dentro do ecossistema condominial de forma estruturada, não por acaso.</w:t>
+            </w:r>
+            <w:r>
+              <w:br/>
+            </w:r>
+            <w:r>
+              <w:rPr>
+                <w:color w:val="1A1A1A"/>
+                <w:sz w:val="19"/>
+              </w:rPr>
+            </w:r>
+            <w:r>
+              <w:br/>
+            </w:r>
+            <w:r>
+              <w:rPr>
+                <w:color w:val="1A1A1A"/>
+                <w:sz w:val="19"/>
+              </w:rPr>
+              <w:t>Por que esse conteúdo é tão valioso para você, síndico?</w:t>
+            </w:r>
+            <w:r>
+              <w:br/>
+            </w:r>
+            <w:r>
+              <w:rPr>
+                <w:color w:val="1A1A1A"/>
+                <w:sz w:val="19"/>
+              </w:rPr>
+            </w:r>
+            <w:r>
+              <w:br/>
+            </w:r>
+            <w:r>
+              <w:rPr>
+                <w:color w:val="1A1A1A"/>
+                <w:sz w:val="19"/>
+              </w:rPr>
+              <w:t>Porque ele mostra como cada interação dentro do ecossistema (administradora, fornecedor, conselho, outro síndico) pode virar ponte pra próxima oportunidade, quando existe método por trás.</w:t>
+            </w:r>
+            <w:r>
+              <w:br/>
+            </w:r>
+            <w:r>
+              <w:rPr>
+                <w:color w:val="1A1A1A"/>
+                <w:sz w:val="19"/>
+              </w:rPr>
+            </w:r>
+            <w:r>
+              <w:br/>
+            </w:r>
+            <w:r>
+              <w:rPr>
+                <w:color w:val="1A1A1A"/>
+                <w:sz w:val="19"/>
+              </w:rPr>
+              <w:t>Se interessou, toque no link abaixo e boa leitura! 👇</w:t>
+            </w:r>
+            <w:r>
+              <w:br/>
+            </w:r>
+            <w:r>
+              <w:rPr>
+                <w:color w:val="1A1A1A"/>
+                <w:sz w:val="19"/>
+              </w:rPr>
+            </w:r>
+            <w:r>
+              <w:br/>
+            </w:r>
+            <w:r>
+              <w:rPr>
+                <w:color w:val="1A1A1A"/>
+                <w:sz w:val="19"/>
+              </w:rPr>
+              <w:t>🔗 https://www.elevags.com.br/blog/engenharia-da-capilaridade</w:t>
             </w:r>
           </w:p>
         </w:tc>
@@ -4760,56 +3544,6 @@
       <w:pPr>
         <w:spacing w:after="40"/>
       </w:pPr>
-    </w:p>
-    <w:p>
-      <w:pPr>
-        <w:spacing w:after="40"/>
-      </w:pPr>
-      <w:r>
-        <w:rPr>
-          <w:b/>
-          <w:color w:val="E09C3B"/>
-          <w:sz w:val="30"/>
-        </w:rPr>
-        <w:t xml:space="preserve">29/07  </w:t>
-      </w:r>
-      <w:r>
-        <w:rPr>
-          <w:b/>
-          <w:color w:val="707070"/>
-          <w:sz w:val="20"/>
-        </w:rPr>
-        <w:t>QUARTA</w:t>
-      </w:r>
-      <w:r>
-        <w:rPr>
-          <w:b/>
-          <w:color w:val="E09C3B"/>
-          <w:sz w:val="18"/>
-        </w:rPr>
-        <w:t xml:space="preserve">   A PUBLICAR</w:t>
-      </w:r>
-    </w:p>
-    <w:p>
-      <w:pPr>
-        <w:spacing w:before="80" w:after="40"/>
-      </w:pPr>
-      <w:r>
-        <w:rPr>
-          <w:b/>
-          <w:color w:val="1A1A1A"/>
-          <w:sz w:val="19"/>
-        </w:rPr>
-        <w:t xml:space="preserve">NOITE · COMUNIDADE WHATSAPP · </w:t>
-      </w:r>
-      <w:r>
-        <w:rPr>
-          <w:b/>
-          <w:color w:val="E09C3B"/>
-          <w:sz w:val="19"/>
-        </w:rPr>
-        <w:t>PÍLULA TÉCNICA + AUTORIDADE</w:t>
-      </w:r>
     </w:p>
     <w:tbl>
       <w:tblPr>
@@ -4824,44 +3558,78 @@
       <w:tr>
         <w:tc>
           <w:tcPr>
-            <w:tcW w:type="dxa" w:w="1584"/>
-            <w:shd w:val="clear" w:color="auto" w:fill="FBEFDD"/>
+            <w:tcW w:type="dxa" w:w="9216"/>
+            <w:gridSpan w:val="2"/>
+            <w:shd w:val="clear" w:color="auto" w:fill="1A1A1A"/>
             <w:tcBorders>
-              <w:top w:val="single" w:sz="4" w:color="E0E0E0"/>
-              <w:left w:val="single" w:sz="4" w:color="E0E0E0"/>
-              <w:bottom w:val="single" w:sz="4" w:color="E0E0E0"/>
-              <w:right w:val="single" w:sz="4" w:color="E0E0E0"/>
+              <w:top w:val="single" w:sz="4" w:color="1A1A1A"/>
+              <w:left w:val="single" w:sz="4" w:color="1A1A1A"/>
+              <w:bottom w:val="single" w:sz="4" w:color="1A1A1A"/>
+              <w:right w:val="single" w:sz="4" w:color="1A1A1A"/>
             </w:tcBorders>
+            <w:vAlign w:val="center"/>
           </w:tcPr>
           <w:p>
+            <w:pPr>
+              <w:spacing w:after="40"/>
+            </w:pPr>
             <w:r>
               <w:rPr>
                 <w:b/>
                 <w:color w:val="E09C3B"/>
-                <w:sz w:val="16"/>
-              </w:rPr>
-              <w:t>FORMATO</w:t>
+                <w:sz w:val="28"/>
+              </w:rPr>
+              <w:t xml:space="preserve">16/07  </w:t>
+            </w:r>
+            <w:r>
+              <w:rPr>
+                <w:b/>
+                <w:color w:val="FFFFFF"/>
+                <w:sz w:val="19"/>
+              </w:rPr>
+              <w:t xml:space="preserve">QUINTA   </w:t>
+            </w:r>
+            <w:r>
+              <w:rPr>
+                <w:b/>
+                <w:color w:val="E09C3B"/>
+                <w:sz w:val="17"/>
+              </w:rPr>
+              <w:t>A PUBLICAR</w:t>
             </w:r>
           </w:p>
-        </w:tc>
-        <w:tc>
-          <w:tcPr>
-            <w:tcW w:type="dxa" w:w="7632"/>
-            <w:shd w:val="clear" w:color="auto" w:fill="FFFFFF"/>
-            <w:tcBorders>
-              <w:top w:val="single" w:sz="4" w:color="E0E0E0"/>
-              <w:left w:val="single" w:sz="4" w:color="E0E0E0"/>
-              <w:bottom w:val="single" w:sz="4" w:color="E0E0E0"/>
-              <w:right w:val="single" w:sz="4" w:color="E0E0E0"/>
-            </w:tcBorders>
-          </w:tcPr>
           <w:p>
-            <w:r>
-              <w:rPr>
-                <w:color w:val="1A1A1A"/>
+            <w:pPr>
+              <w:spacing w:after="40"/>
+            </w:pPr>
+            <w:r>
+              <w:rPr>
+                <w:i/>
+                <w:color w:val="E0B87A"/>
+                <w:sz w:val="17"/>
+              </w:rPr>
+              <w:t>única venda direta de curso dessa semana</w:t>
+            </w:r>
+          </w:p>
+          <w:p>
+            <w:pPr>
+              <w:spacing w:before="60" w:after="20"/>
+            </w:pPr>
+            <w:r>
+              <w:rPr>
+                <w:b/>
+                <w:color w:val="FFFFFF"/>
                 <w:sz w:val="19"/>
               </w:rPr>
-              <w:t>Artigo do blog</w:t>
+              <w:t xml:space="preserve">MANHÃ · COMUNIDADE WHATSAPP · </w:t>
+            </w:r>
+            <w:r>
+              <w:rPr>
+                <w:b/>
+                <w:color w:val="E09C3B"/>
+                <w:sz w:val="19"/>
+              </w:rPr>
+              <w:t>VENDA DIRETA</w:t>
             </w:r>
           </w:p>
         </w:tc>
@@ -4885,7 +3653,7 @@
                 <w:color w:val="E09C3B"/>
                 <w:sz w:val="16"/>
               </w:rPr>
-              <w:t>ANCORAGEM</w:t>
+              <w:t>FORMATO</w:t>
             </w:r>
           </w:p>
         </w:tc>
@@ -4906,7 +3674,7 @@
                 <w:color w:val="1A1A1A"/>
                 <w:sz w:val="19"/>
               </w:rPr>
-              <w:t>https://www.elevags.com.br/blog/a-engenharia-silenciosa-da-renovacao</w:t>
+              <w:t>Pílula técnica + CTA Curso</w:t>
             </w:r>
           </w:p>
         </w:tc>
@@ -4930,7 +3698,7 @@
                 <w:color w:val="E09C3B"/>
                 <w:sz w:val="16"/>
               </w:rPr>
-              <w:t>ÂNGULO</w:t>
+              <w:t>ANCORAGEM</w:t>
             </w:r>
           </w:p>
         </w:tc>
@@ -4951,7 +3719,7 @@
                 <w:color w:val="1A1A1A"/>
                 <w:sz w:val="19"/>
               </w:rPr>
-              <w:t>ótica do síndico, manter relação saudável com o fornecedor entre uma renovação e outra</w:t>
+              <w:t>Ebook, Cap. 5 (Gestão de Contratos e SLA)</w:t>
             </w:r>
           </w:p>
         </w:tc>
@@ -4996,7 +3764,7 @@
                 <w:color w:val="1A1A1A"/>
                 <w:sz w:val="19"/>
               </w:rPr>
-              <w:t>Boa noite, síndicos de alta performance! 👋</w:t>
+              <w:t>Bom dia, síndicos de alta performance! Uma frase do Giuliano que costuma incomodar (no bom sentido): um contrato sem SLA é uma declaração de intenção, não um instrumento de gestão.</w:t>
             </w:r>
             <w:r>
               <w:br/>
@@ -5015,7 +3783,7 @@
                 <w:color w:val="1A1A1A"/>
                 <w:sz w:val="19"/>
               </w:rPr>
-              <w:t>Segue uma sugestão de leitura para o dia.</w:t>
+              <w:t>Se seus contratos ainda não têm critério de nível de serviço definido, o curso mostra como montar isso desde o modelo de contrato até o indicador de acompanhamento:</w:t>
             </w:r>
             <w:r>
               <w:br/>
@@ -5025,92 +3793,7 @@
                 <w:color w:val="1A1A1A"/>
                 <w:sz w:val="19"/>
               </w:rPr>
-            </w:r>
-            <w:r>
-              <w:br/>
-            </w:r>
-            <w:r>
-              <w:rPr>
-                <w:color w:val="1A1A1A"/>
-                <w:sz w:val="19"/>
-              </w:rPr>
-              <w:t>O artigo escrito por Giuliano Spolavori aborda a engenharia silenciosa da renovação, o trabalho invisível de manter contrato e relação saudáveis entre uma renovação e outra, muito antes de qualquer proposta chegar à mesa.</w:t>
-            </w:r>
-            <w:r>
-              <w:br/>
-            </w:r>
-            <w:r>
-              <w:rPr>
-                <w:color w:val="1A1A1A"/>
-                <w:sz w:val="19"/>
-              </w:rPr>
-            </w:r>
-            <w:r>
-              <w:br/>
-            </w:r>
-            <w:r>
-              <w:rPr>
-                <w:color w:val="1A1A1A"/>
-                <w:sz w:val="19"/>
-              </w:rPr>
-              <w:t>Por que esse conteúdo é tão valioso para você, síndico?</w:t>
-            </w:r>
-            <w:r>
-              <w:br/>
-            </w:r>
-            <w:r>
-              <w:rPr>
-                <w:color w:val="1A1A1A"/>
-                <w:sz w:val="19"/>
-              </w:rPr>
-            </w:r>
-            <w:r>
-              <w:br/>
-            </w:r>
-            <w:r>
-              <w:rPr>
-                <w:color w:val="1A1A1A"/>
-                <w:sz w:val="19"/>
-              </w:rPr>
-              <w:t>Porque ele mostra que a renovação não se decide na última reunião, ela é resultado de tudo que aconteceu (ou não aconteceu) nos meses anteriores. Entender esse mecanismo muda como você se posiciona meses antes do vencimento.</w:t>
-            </w:r>
-            <w:r>
-              <w:br/>
-            </w:r>
-            <w:r>
-              <w:rPr>
-                <w:color w:val="1A1A1A"/>
-                <w:sz w:val="19"/>
-              </w:rPr>
-            </w:r>
-            <w:r>
-              <w:br/>
-            </w:r>
-            <w:r>
-              <w:rPr>
-                <w:color w:val="1A1A1A"/>
-                <w:sz w:val="19"/>
-              </w:rPr>
-              <w:t>Se interessou, toque no link abaixo e boa leitura! 👇</w:t>
-            </w:r>
-            <w:r>
-              <w:br/>
-            </w:r>
-            <w:r>
-              <w:rPr>
-                <w:color w:val="1A1A1A"/>
-                <w:sz w:val="19"/>
-              </w:rPr>
-            </w:r>
-            <w:r>
-              <w:br/>
-            </w:r>
-            <w:r>
-              <w:rPr>
-                <w:color w:val="1A1A1A"/>
-                <w:sz w:val="19"/>
-              </w:rPr>
-              <w:t>🔗 https://www.elevags.com.br/blog/a-engenharia-silenciosa-da-renovacao</w:t>
+              <w:t>🔗 https://bit.ly/curso-eleva-sindicos</w:t>
             </w:r>
           </w:p>
         </w:tc>
@@ -5120,56 +3803,6 @@
       <w:pPr>
         <w:spacing w:after="40"/>
       </w:pPr>
-    </w:p>
-    <w:p>
-      <w:pPr>
-        <w:spacing w:after="40"/>
-      </w:pPr>
-      <w:r>
-        <w:rPr>
-          <w:b/>
-          <w:color w:val="E09C3B"/>
-          <w:sz w:val="30"/>
-        </w:rPr>
-        <w:t xml:space="preserve">30/07  </w:t>
-      </w:r>
-      <w:r>
-        <w:rPr>
-          <w:b/>
-          <w:color w:val="707070"/>
-          <w:sz w:val="20"/>
-        </w:rPr>
-        <w:t>QUINTA</w:t>
-      </w:r>
-      <w:r>
-        <w:rPr>
-          <w:b/>
-          <w:color w:val="E09C3B"/>
-          <w:sz w:val="18"/>
-        </w:rPr>
-        <w:t xml:space="preserve">   A PUBLICAR</w:t>
-      </w:r>
-    </w:p>
-    <w:p>
-      <w:pPr>
-        <w:spacing w:before="80" w:after="40"/>
-      </w:pPr>
-      <w:r>
-        <w:rPr>
-          <w:b/>
-          <w:color w:val="1A1A1A"/>
-          <w:sz w:val="19"/>
-        </w:rPr>
-        <w:t xml:space="preserve">MANHÃ · COMUNIDADE WHATSAPP · </w:t>
-      </w:r>
-      <w:r>
-        <w:rPr>
-          <w:b/>
-          <w:color w:val="E09C3B"/>
-          <w:sz w:val="19"/>
-        </w:rPr>
-        <w:t>VENDA INDIRETA</w:t>
-      </w:r>
     </w:p>
     <w:tbl>
       <w:tblPr>
@@ -5181,6 +3814,1661 @@
         <w:gridCol w:w="1584"/>
         <w:gridCol w:w="7632"/>
       </w:tblGrid>
+      <w:tr>
+        <w:tc>
+          <w:tcPr>
+            <w:tcW w:type="dxa" w:w="9216"/>
+            <w:gridSpan w:val="2"/>
+            <w:shd w:val="clear" w:color="auto" w:fill="1A1A1A"/>
+            <w:tcBorders>
+              <w:top w:val="single" w:sz="4" w:color="1A1A1A"/>
+              <w:left w:val="single" w:sz="4" w:color="1A1A1A"/>
+              <w:bottom w:val="single" w:sz="4" w:color="1A1A1A"/>
+              <w:right w:val="single" w:sz="4" w:color="1A1A1A"/>
+            </w:tcBorders>
+            <w:vAlign w:val="center"/>
+          </w:tcPr>
+          <w:p>
+            <w:pPr>
+              <w:spacing w:after="40"/>
+            </w:pPr>
+            <w:r>
+              <w:rPr>
+                <w:b/>
+                <w:color w:val="E09C3B"/>
+                <w:sz w:val="28"/>
+              </w:rPr>
+              <w:t xml:space="preserve">21/07  </w:t>
+            </w:r>
+            <w:r>
+              <w:rPr>
+                <w:b/>
+                <w:color w:val="FFFFFF"/>
+                <w:sz w:val="19"/>
+              </w:rPr>
+              <w:t xml:space="preserve">TERÇA   </w:t>
+            </w:r>
+            <w:r>
+              <w:rPr>
+                <w:b/>
+                <w:color w:val="E09C3B"/>
+                <w:sz w:val="17"/>
+              </w:rPr>
+              <w:t>A PUBLICAR</w:t>
+            </w:r>
+          </w:p>
+          <w:p>
+            <w:pPr>
+              <w:spacing w:before="60" w:after="20"/>
+            </w:pPr>
+            <w:r>
+              <w:rPr>
+                <w:b/>
+                <w:color w:val="FFFFFF"/>
+                <w:sz w:val="19"/>
+              </w:rPr>
+              <w:t xml:space="preserve">MANHÃ · COMUNIDADE WHATSAPP · </w:t>
+            </w:r>
+            <w:r>
+              <w:rPr>
+                <w:b/>
+                <w:color w:val="E09C3B"/>
+                <w:sz w:val="19"/>
+              </w:rPr>
+              <w:t>PÍLULA TÉCNICA, VENDA INDIRETA</w:t>
+            </w:r>
+          </w:p>
+        </w:tc>
+      </w:tr>
+      <w:tr>
+        <w:tc>
+          <w:tcPr>
+            <w:tcW w:type="dxa" w:w="1584"/>
+            <w:shd w:val="clear" w:color="auto" w:fill="FBEFDD"/>
+            <w:tcBorders>
+              <w:top w:val="single" w:sz="4" w:color="E0E0E0"/>
+              <w:left w:val="single" w:sz="4" w:color="E0E0E0"/>
+              <w:bottom w:val="single" w:sz="4" w:color="E0E0E0"/>
+              <w:right w:val="single" w:sz="4" w:color="E0E0E0"/>
+            </w:tcBorders>
+          </w:tcPr>
+          <w:p>
+            <w:r>
+              <w:rPr>
+                <w:b/>
+                <w:color w:val="E09C3B"/>
+                <w:sz w:val="16"/>
+              </w:rPr>
+              <w:t>FORMATO</w:t>
+            </w:r>
+          </w:p>
+        </w:tc>
+        <w:tc>
+          <w:tcPr>
+            <w:tcW w:type="dxa" w:w="7632"/>
+            <w:shd w:val="clear" w:color="auto" w:fill="FFFFFF"/>
+            <w:tcBorders>
+              <w:top w:val="single" w:sz="4" w:color="E0E0E0"/>
+              <w:left w:val="single" w:sz="4" w:color="E0E0E0"/>
+              <w:bottom w:val="single" w:sz="4" w:color="E0E0E0"/>
+              <w:right w:val="single" w:sz="4" w:color="E0E0E0"/>
+            </w:tcBorders>
+          </w:tcPr>
+          <w:p>
+            <w:r>
+              <w:rPr>
+                <w:color w:val="1A1A1A"/>
+                <w:sz w:val="19"/>
+              </w:rPr>
+              <w:t>Mini-texto reflexivo + Enquete</w:t>
+            </w:r>
+          </w:p>
+        </w:tc>
+      </w:tr>
+      <w:tr>
+        <w:tc>
+          <w:tcPr>
+            <w:tcW w:type="dxa" w:w="1584"/>
+            <w:shd w:val="clear" w:color="auto" w:fill="FBEFDD"/>
+            <w:tcBorders>
+              <w:top w:val="single" w:sz="4" w:color="E0E0E0"/>
+              <w:left w:val="single" w:sz="4" w:color="E0E0E0"/>
+              <w:bottom w:val="single" w:sz="4" w:color="E0E0E0"/>
+              <w:right w:val="single" w:sz="4" w:color="E0E0E0"/>
+            </w:tcBorders>
+          </w:tcPr>
+          <w:p>
+            <w:r>
+              <w:rPr>
+                <w:b/>
+                <w:color w:val="E09C3B"/>
+                <w:sz w:val="16"/>
+              </w:rPr>
+              <w:t>ANCORAGEM</w:t>
+            </w:r>
+          </w:p>
+        </w:tc>
+        <w:tc>
+          <w:tcPr>
+            <w:tcW w:type="dxa" w:w="7632"/>
+            <w:shd w:val="clear" w:color="auto" w:fill="FFFFFF"/>
+            <w:tcBorders>
+              <w:top w:val="single" w:sz="4" w:color="E0E0E0"/>
+              <w:left w:val="single" w:sz="4" w:color="E0E0E0"/>
+              <w:bottom w:val="single" w:sz="4" w:color="E0E0E0"/>
+              <w:right w:val="single" w:sz="4" w:color="E0E0E0"/>
+            </w:tcBorders>
+          </w:tcPr>
+          <w:p>
+            <w:r>
+              <w:rPr>
+                <w:color w:val="1A1A1A"/>
+                <w:sz w:val="19"/>
+              </w:rPr>
+              <w:t>Ebook, Cap. 6 (IA na Sindicatura)</w:t>
+            </w:r>
+          </w:p>
+        </w:tc>
+      </w:tr>
+      <w:tr>
+        <w:tc>
+          <w:tcPr>
+            <w:tcW w:type="dxa" w:w="1584"/>
+            <w:shd w:val="clear" w:color="auto" w:fill="FBEFDD"/>
+            <w:tcBorders>
+              <w:top w:val="single" w:sz="4" w:color="E0E0E0"/>
+              <w:left w:val="single" w:sz="4" w:color="E0E0E0"/>
+              <w:bottom w:val="single" w:sz="4" w:color="E0E0E0"/>
+              <w:right w:val="single" w:sz="4" w:color="E0E0E0"/>
+            </w:tcBorders>
+          </w:tcPr>
+          <w:p>
+            <w:r>
+              <w:rPr>
+                <w:b/>
+                <w:color w:val="E09C3B"/>
+                <w:sz w:val="16"/>
+              </w:rPr>
+              <w:t>LEGENDA</w:t>
+            </w:r>
+          </w:p>
+        </w:tc>
+        <w:tc>
+          <w:tcPr>
+            <w:tcW w:type="dxa" w:w="7632"/>
+            <w:shd w:val="clear" w:color="auto" w:fill="FFFFFF"/>
+            <w:tcBorders>
+              <w:top w:val="single" w:sz="4" w:color="E0E0E0"/>
+              <w:left w:val="single" w:sz="4" w:color="E0E0E0"/>
+              <w:bottom w:val="single" w:sz="4" w:color="E0E0E0"/>
+              <w:right w:val="single" w:sz="4" w:color="E0E0E0"/>
+            </w:tcBorders>
+          </w:tcPr>
+          <w:p>
+            <w:r>
+              <w:rPr>
+                <w:color w:val="1A1A1A"/>
+                <w:sz w:val="19"/>
+              </w:rPr>
+              <w:t>Bom dia, síndicos de alta performance! 👋</w:t>
+            </w:r>
+            <w:r>
+              <w:br/>
+            </w:r>
+            <w:r>
+              <w:rPr>
+                <w:color w:val="1A1A1A"/>
+                <w:sz w:val="19"/>
+              </w:rPr>
+            </w:r>
+            <w:r>
+              <w:br/>
+            </w:r>
+            <w:r>
+              <w:rPr>
+                <w:color w:val="1A1A1A"/>
+                <w:sz w:val="19"/>
+              </w:rPr>
+              <w:t>A IA já mudou a equação do síndico profissional, principalmente na comunicação com moradores e na análise de contratos. Mas ela também tem fronteiras claras, tem decisão que não deve ser delegada a um modelo, e essa linha nem sempre é óbvia.</w:t>
+            </w:r>
+            <w:r>
+              <w:br/>
+            </w:r>
+            <w:r>
+              <w:rPr>
+                <w:color w:val="1A1A1A"/>
+                <w:sz w:val="19"/>
+              </w:rPr>
+            </w:r>
+            <w:r>
+              <w:br/>
+            </w:r>
+            <w:r>
+              <w:rPr>
+                <w:color w:val="1A1A1A"/>
+                <w:sz w:val="19"/>
+              </w:rPr>
+              <w:t>Você já usa alguma ferramenta de IA na sua operação hoje?</w:t>
+            </w:r>
+            <w:r>
+              <w:br/>
+            </w:r>
+            <w:r>
+              <w:rPr>
+                <w:color w:val="1A1A1A"/>
+                <w:sz w:val="19"/>
+              </w:rPr>
+              <w:t>✅ Sim, no dia a dia</w:t>
+            </w:r>
+            <w:r>
+              <w:br/>
+            </w:r>
+            <w:r>
+              <w:rPr>
+                <w:color w:val="1A1A1A"/>
+                <w:sz w:val="19"/>
+              </w:rPr>
+              <w:t>🔲 Testei, mas não virou rotina</w:t>
+            </w:r>
+            <w:r>
+              <w:br/>
+            </w:r>
+            <w:r>
+              <w:rPr>
+                <w:color w:val="1A1A1A"/>
+                <w:sz w:val="19"/>
+              </w:rPr>
+              <w:t>❌ Ainda não, mas tenho curiosidade</w:t>
+            </w:r>
+          </w:p>
+        </w:tc>
+      </w:tr>
+    </w:tbl>
+    <w:p>
+      <w:pPr>
+        <w:spacing w:after="40"/>
+      </w:pPr>
+    </w:p>
+    <w:tbl>
+      <w:tblPr>
+        <w:tblW w:type="auto" w:w="0"/>
+        <w:tblLayout w:type="fixed"/>
+        <w:tblLook w:firstColumn="1" w:firstRow="1" w:lastColumn="0" w:lastRow="0" w:noHBand="0" w:noVBand="1" w:val="04A0"/>
+      </w:tblPr>
+      <w:tblGrid>
+        <w:gridCol w:w="1584"/>
+        <w:gridCol w:w="7632"/>
+      </w:tblGrid>
+      <w:tr>
+        <w:tc>
+          <w:tcPr>
+            <w:tcW w:type="dxa" w:w="9216"/>
+            <w:gridSpan w:val="2"/>
+            <w:shd w:val="clear" w:color="auto" w:fill="1A1A1A"/>
+            <w:tcBorders>
+              <w:top w:val="single" w:sz="4" w:color="1A1A1A"/>
+              <w:left w:val="single" w:sz="4" w:color="1A1A1A"/>
+              <w:bottom w:val="single" w:sz="4" w:color="1A1A1A"/>
+              <w:right w:val="single" w:sz="4" w:color="1A1A1A"/>
+            </w:tcBorders>
+            <w:vAlign w:val="center"/>
+          </w:tcPr>
+          <w:p>
+            <w:pPr>
+              <w:spacing w:after="40"/>
+            </w:pPr>
+            <w:r>
+              <w:rPr>
+                <w:b/>
+                <w:color w:val="E09C3B"/>
+                <w:sz w:val="28"/>
+              </w:rPr>
+              <w:t xml:space="preserve">22/07  </w:t>
+            </w:r>
+            <w:r>
+              <w:rPr>
+                <w:b/>
+                <w:color w:val="FFFFFF"/>
+                <w:sz w:val="19"/>
+              </w:rPr>
+              <w:t xml:space="preserve">QUARTA   </w:t>
+            </w:r>
+            <w:r>
+              <w:rPr>
+                <w:b/>
+                <w:color w:val="E09C3B"/>
+                <w:sz w:val="17"/>
+              </w:rPr>
+              <w:t>A PUBLICAR</w:t>
+            </w:r>
+          </w:p>
+          <w:p>
+            <w:pPr>
+              <w:spacing w:before="60" w:after="20"/>
+            </w:pPr>
+            <w:r>
+              <w:rPr>
+                <w:b/>
+                <w:color w:val="FFFFFF"/>
+                <w:sz w:val="19"/>
+              </w:rPr>
+              <w:t xml:space="preserve">MANHÃ · COMUNIDADE WHATSAPP · </w:t>
+            </w:r>
+            <w:r>
+              <w:rPr>
+                <w:b/>
+                <w:color w:val="E09C3B"/>
+                <w:sz w:val="19"/>
+              </w:rPr>
+              <w:t>ENGAJAMENTO + VENDA INDIRETA</w:t>
+            </w:r>
+          </w:p>
+        </w:tc>
+      </w:tr>
+      <w:tr>
+        <w:tc>
+          <w:tcPr>
+            <w:tcW w:type="dxa" w:w="1584"/>
+            <w:shd w:val="clear" w:color="auto" w:fill="FBEFDD"/>
+            <w:tcBorders>
+              <w:top w:val="single" w:sz="4" w:color="E0E0E0"/>
+              <w:left w:val="single" w:sz="4" w:color="E0E0E0"/>
+              <w:bottom w:val="single" w:sz="4" w:color="E0E0E0"/>
+              <w:right w:val="single" w:sz="4" w:color="E0E0E0"/>
+            </w:tcBorders>
+          </w:tcPr>
+          <w:p>
+            <w:r>
+              <w:rPr>
+                <w:b/>
+                <w:color w:val="E09C3B"/>
+                <w:sz w:val="16"/>
+              </w:rPr>
+              <w:t>FORMATO</w:t>
+            </w:r>
+          </w:p>
+        </w:tc>
+        <w:tc>
+          <w:tcPr>
+            <w:tcW w:type="dxa" w:w="7632"/>
+            <w:shd w:val="clear" w:color="auto" w:fill="FFFFFF"/>
+            <w:tcBorders>
+              <w:top w:val="single" w:sz="4" w:color="E0E0E0"/>
+              <w:left w:val="single" w:sz="4" w:color="E0E0E0"/>
+              <w:bottom w:val="single" w:sz="4" w:color="E0E0E0"/>
+              <w:right w:val="single" w:sz="4" w:color="E0E0E0"/>
+            </w:tcBorders>
+          </w:tcPr>
+          <w:p>
+            <w:r>
+              <w:rPr>
+                <w:color w:val="1A1A1A"/>
+                <w:sz w:val="19"/>
+              </w:rPr>
+              <w:t>Resposta à enquete de 21/07</w:t>
+            </w:r>
+          </w:p>
+        </w:tc>
+      </w:tr>
+      <w:tr>
+        <w:tc>
+          <w:tcPr>
+            <w:tcW w:type="dxa" w:w="1584"/>
+            <w:shd w:val="clear" w:color="auto" w:fill="FBEFDD"/>
+            <w:tcBorders>
+              <w:top w:val="single" w:sz="4" w:color="E0E0E0"/>
+              <w:left w:val="single" w:sz="4" w:color="E0E0E0"/>
+              <w:bottom w:val="single" w:sz="4" w:color="E0E0E0"/>
+              <w:right w:val="single" w:sz="4" w:color="E0E0E0"/>
+            </w:tcBorders>
+          </w:tcPr>
+          <w:p>
+            <w:r>
+              <w:rPr>
+                <w:b/>
+                <w:color w:val="E09C3B"/>
+                <w:sz w:val="16"/>
+              </w:rPr>
+              <w:t>ANCORAGEM</w:t>
+            </w:r>
+          </w:p>
+        </w:tc>
+        <w:tc>
+          <w:tcPr>
+            <w:tcW w:type="dxa" w:w="7632"/>
+            <w:shd w:val="clear" w:color="auto" w:fill="FFFFFF"/>
+            <w:tcBorders>
+              <w:top w:val="single" w:sz="4" w:color="E0E0E0"/>
+              <w:left w:val="single" w:sz="4" w:color="E0E0E0"/>
+              <w:bottom w:val="single" w:sz="4" w:color="E0E0E0"/>
+              <w:right w:val="single" w:sz="4" w:color="E0E0E0"/>
+            </w:tcBorders>
+          </w:tcPr>
+          <w:p>
+            <w:r>
+              <w:rPr>
+                <w:color w:val="1A1A1A"/>
+                <w:sz w:val="19"/>
+              </w:rPr>
+              <w:t>Resposta à enquete de 21/07 + Ebook, Cap. 6</w:t>
+            </w:r>
+          </w:p>
+        </w:tc>
+      </w:tr>
+      <w:tr>
+        <w:tc>
+          <w:tcPr>
+            <w:tcW w:type="dxa" w:w="1584"/>
+            <w:shd w:val="clear" w:color="auto" w:fill="FBEFDD"/>
+            <w:tcBorders>
+              <w:top w:val="single" w:sz="4" w:color="E0E0E0"/>
+              <w:left w:val="single" w:sz="4" w:color="E0E0E0"/>
+              <w:bottom w:val="single" w:sz="4" w:color="E0E0E0"/>
+              <w:right w:val="single" w:sz="4" w:color="E0E0E0"/>
+            </w:tcBorders>
+          </w:tcPr>
+          <w:p>
+            <w:r>
+              <w:rPr>
+                <w:b/>
+                <w:color w:val="E09C3B"/>
+                <w:sz w:val="16"/>
+              </w:rPr>
+              <w:t>LEGENDA</w:t>
+            </w:r>
+          </w:p>
+        </w:tc>
+        <w:tc>
+          <w:tcPr>
+            <w:tcW w:type="dxa" w:w="7632"/>
+            <w:shd w:val="clear" w:color="auto" w:fill="FFFFFF"/>
+            <w:tcBorders>
+              <w:top w:val="single" w:sz="4" w:color="E0E0E0"/>
+              <w:left w:val="single" w:sz="4" w:color="E0E0E0"/>
+              <w:bottom w:val="single" w:sz="4" w:color="E0E0E0"/>
+              <w:right w:val="single" w:sz="4" w:color="E0E0E0"/>
+            </w:tcBorders>
+          </w:tcPr>
+          <w:p>
+            <w:r>
+              <w:rPr>
+                <w:color w:val="1A1A1A"/>
+                <w:sz w:val="19"/>
+              </w:rPr>
+              <w:t>Bom dia, síndicos de alta performance! Resposta à enquete de ontem sobre IA 👇</w:t>
+            </w:r>
+            <w:r>
+              <w:br/>
+            </w:r>
+            <w:r>
+              <w:rPr>
+                <w:color w:val="1A1A1A"/>
+                <w:sz w:val="19"/>
+              </w:rPr>
+            </w:r>
+            <w:r>
+              <w:br/>
+            </w:r>
+            <w:r>
+              <w:rPr>
+                <w:color w:val="1A1A1A"/>
+                <w:sz w:val="19"/>
+              </w:rPr>
+              <w:t>Se você ainda não usa, não tem problema, o ponto não é correr pra adotar qualquer ferramenta. É entender onde a IA realmente entrega retorno (comunicação e análise documental) e onde ela não deve decidir por você.</w:t>
+            </w:r>
+            <w:r>
+              <w:br/>
+            </w:r>
+            <w:r>
+              <w:rPr>
+                <w:color w:val="1A1A1A"/>
+                <w:sz w:val="19"/>
+              </w:rPr>
+            </w:r>
+            <w:r>
+              <w:br/>
+            </w:r>
+            <w:r>
+              <w:rPr>
+                <w:color w:val="1A1A1A"/>
+                <w:sz w:val="19"/>
+              </w:rPr>
+              <w:t>O Giuliano dedica um capítulo inteiro do curso só pra esse mapeamento, com os limites de cada frente bem demarcados, pra você não cair nem na rejeição nem no exagero.</w:t>
+            </w:r>
+            <w:r>
+              <w:br/>
+            </w:r>
+            <w:r>
+              <w:rPr>
+                <w:color w:val="1A1A1A"/>
+                <w:sz w:val="19"/>
+              </w:rPr>
+            </w:r>
+            <w:r>
+              <w:br/>
+            </w:r>
+            <w:r>
+              <w:rPr>
+                <w:color w:val="1A1A1A"/>
+                <w:sz w:val="19"/>
+              </w:rPr>
+              <w:t>Se quiser conhecer esse capítulo, toque no link:</w:t>
+            </w:r>
+            <w:r>
+              <w:br/>
+            </w:r>
+            <w:r>
+              <w:rPr>
+                <w:color w:val="1A1A1A"/>
+                <w:sz w:val="19"/>
+              </w:rPr>
+              <w:t>🔗 https://bit.ly/curso-eleva-sindicos</w:t>
+            </w:r>
+          </w:p>
+        </w:tc>
+      </w:tr>
+    </w:tbl>
+    <w:p>
+      <w:pPr>
+        <w:spacing w:after="40"/>
+      </w:pPr>
+    </w:p>
+    <w:tbl>
+      <w:tblPr>
+        <w:tblW w:type="auto" w:w="0"/>
+        <w:tblLayout w:type="fixed"/>
+        <w:tblLook w:firstColumn="1" w:firstRow="1" w:lastColumn="0" w:lastRow="0" w:noHBand="0" w:noVBand="1" w:val="04A0"/>
+      </w:tblPr>
+      <w:tblGrid>
+        <w:gridCol w:w="1584"/>
+        <w:gridCol w:w="7632"/>
+      </w:tblGrid>
+      <w:tr>
+        <w:tc>
+          <w:tcPr>
+            <w:tcW w:type="dxa" w:w="9216"/>
+            <w:gridSpan w:val="2"/>
+            <w:shd w:val="clear" w:color="auto" w:fill="1A1A1A"/>
+            <w:tcBorders>
+              <w:top w:val="single" w:sz="4" w:color="1A1A1A"/>
+              <w:left w:val="single" w:sz="4" w:color="1A1A1A"/>
+              <w:bottom w:val="single" w:sz="4" w:color="1A1A1A"/>
+              <w:right w:val="single" w:sz="4" w:color="1A1A1A"/>
+            </w:tcBorders>
+            <w:vAlign w:val="center"/>
+          </w:tcPr>
+          <w:p>
+            <w:pPr>
+              <w:spacing w:after="40"/>
+            </w:pPr>
+            <w:r>
+              <w:rPr>
+                <w:b/>
+                <w:color w:val="E09C3B"/>
+                <w:sz w:val="28"/>
+              </w:rPr>
+              <w:t xml:space="preserve">23/07  </w:t>
+            </w:r>
+            <w:r>
+              <w:rPr>
+                <w:b/>
+                <w:color w:val="FFFFFF"/>
+                <w:sz w:val="19"/>
+              </w:rPr>
+              <w:t xml:space="preserve">QUINTA   </w:t>
+            </w:r>
+            <w:r>
+              <w:rPr>
+                <w:b/>
+                <w:color w:val="E09C3B"/>
+                <w:sz w:val="17"/>
+              </w:rPr>
+              <w:t>A PUBLICAR</w:t>
+            </w:r>
+          </w:p>
+          <w:p>
+            <w:pPr>
+              <w:spacing w:after="40"/>
+            </w:pPr>
+            <w:r>
+              <w:rPr>
+                <w:i/>
+                <w:color w:val="E0B87A"/>
+                <w:sz w:val="17"/>
+              </w:rPr>
+              <w:t>artigo, deslocado um dia da quarta por causa da resposta da enquete</w:t>
+            </w:r>
+          </w:p>
+          <w:p>
+            <w:pPr>
+              <w:spacing w:before="60" w:after="20"/>
+            </w:pPr>
+            <w:r>
+              <w:rPr>
+                <w:b/>
+                <w:color w:val="FFFFFF"/>
+                <w:sz w:val="19"/>
+              </w:rPr>
+              <w:t xml:space="preserve">NOITE · COMUNIDADE WHATSAPP · </w:t>
+            </w:r>
+            <w:r>
+              <w:rPr>
+                <w:b/>
+                <w:color w:val="E09C3B"/>
+                <w:sz w:val="19"/>
+              </w:rPr>
+              <w:t>PÍLULA TÉCNICA + AUTORIDADE</w:t>
+            </w:r>
+          </w:p>
+        </w:tc>
+      </w:tr>
+      <w:tr>
+        <w:tc>
+          <w:tcPr>
+            <w:tcW w:type="dxa" w:w="1584"/>
+            <w:shd w:val="clear" w:color="auto" w:fill="FBEFDD"/>
+            <w:tcBorders>
+              <w:top w:val="single" w:sz="4" w:color="E0E0E0"/>
+              <w:left w:val="single" w:sz="4" w:color="E0E0E0"/>
+              <w:bottom w:val="single" w:sz="4" w:color="E0E0E0"/>
+              <w:right w:val="single" w:sz="4" w:color="E0E0E0"/>
+            </w:tcBorders>
+          </w:tcPr>
+          <w:p>
+            <w:r>
+              <w:rPr>
+                <w:b/>
+                <w:color w:val="E09C3B"/>
+                <w:sz w:val="16"/>
+              </w:rPr>
+              <w:t>FORMATO</w:t>
+            </w:r>
+          </w:p>
+        </w:tc>
+        <w:tc>
+          <w:tcPr>
+            <w:tcW w:type="dxa" w:w="7632"/>
+            <w:shd w:val="clear" w:color="auto" w:fill="FFFFFF"/>
+            <w:tcBorders>
+              <w:top w:val="single" w:sz="4" w:color="E0E0E0"/>
+              <w:left w:val="single" w:sz="4" w:color="E0E0E0"/>
+              <w:bottom w:val="single" w:sz="4" w:color="E0E0E0"/>
+              <w:right w:val="single" w:sz="4" w:color="E0E0E0"/>
+            </w:tcBorders>
+          </w:tcPr>
+          <w:p>
+            <w:r>
+              <w:rPr>
+                <w:color w:val="1A1A1A"/>
+                <w:sz w:val="19"/>
+              </w:rPr>
+              <w:t>Artigo do blog</w:t>
+            </w:r>
+          </w:p>
+        </w:tc>
+      </w:tr>
+      <w:tr>
+        <w:tc>
+          <w:tcPr>
+            <w:tcW w:type="dxa" w:w="1584"/>
+            <w:shd w:val="clear" w:color="auto" w:fill="FBEFDD"/>
+            <w:tcBorders>
+              <w:top w:val="single" w:sz="4" w:color="E0E0E0"/>
+              <w:left w:val="single" w:sz="4" w:color="E0E0E0"/>
+              <w:bottom w:val="single" w:sz="4" w:color="E0E0E0"/>
+              <w:right w:val="single" w:sz="4" w:color="E0E0E0"/>
+            </w:tcBorders>
+          </w:tcPr>
+          <w:p>
+            <w:r>
+              <w:rPr>
+                <w:b/>
+                <w:color w:val="E09C3B"/>
+                <w:sz w:val="16"/>
+              </w:rPr>
+              <w:t>ANCORAGEM</w:t>
+            </w:r>
+          </w:p>
+        </w:tc>
+        <w:tc>
+          <w:tcPr>
+            <w:tcW w:type="dxa" w:w="7632"/>
+            <w:shd w:val="clear" w:color="auto" w:fill="FFFFFF"/>
+            <w:tcBorders>
+              <w:top w:val="single" w:sz="4" w:color="E0E0E0"/>
+              <w:left w:val="single" w:sz="4" w:color="E0E0E0"/>
+              <w:bottom w:val="single" w:sz="4" w:color="E0E0E0"/>
+              <w:right w:val="single" w:sz="4" w:color="E0E0E0"/>
+            </w:tcBorders>
+          </w:tcPr>
+          <w:p>
+            <w:r>
+              <w:rPr>
+                <w:color w:val="1A1A1A"/>
+                <w:sz w:val="19"/>
+              </w:rPr>
+              <w:t>https://www.elevags.com.br/blog/indicar-fornecedor-e-expor-a-reputacao-do-sindico</w:t>
+            </w:r>
+          </w:p>
+        </w:tc>
+      </w:tr>
+      <w:tr>
+        <w:tc>
+          <w:tcPr>
+            <w:tcW w:type="dxa" w:w="1584"/>
+            <w:shd w:val="clear" w:color="auto" w:fill="FBEFDD"/>
+            <w:tcBorders>
+              <w:top w:val="single" w:sz="4" w:color="E0E0E0"/>
+              <w:left w:val="single" w:sz="4" w:color="E0E0E0"/>
+              <w:bottom w:val="single" w:sz="4" w:color="E0E0E0"/>
+              <w:right w:val="single" w:sz="4" w:color="E0E0E0"/>
+            </w:tcBorders>
+          </w:tcPr>
+          <w:p>
+            <w:r>
+              <w:rPr>
+                <w:b/>
+                <w:color w:val="E09C3B"/>
+                <w:sz w:val="16"/>
+              </w:rPr>
+              <w:t>NOTA</w:t>
+            </w:r>
+          </w:p>
+        </w:tc>
+        <w:tc>
+          <w:tcPr>
+            <w:tcW w:type="dxa" w:w="7632"/>
+            <w:shd w:val="clear" w:color="auto" w:fill="FFFFFF"/>
+            <w:tcBorders>
+              <w:top w:val="single" w:sz="4" w:color="E0E0E0"/>
+              <w:left w:val="single" w:sz="4" w:color="E0E0E0"/>
+              <w:bottom w:val="single" w:sz="4" w:color="E0E0E0"/>
+              <w:right w:val="single" w:sz="4" w:color="E0E0E0"/>
+            </w:tcBorders>
+          </w:tcPr>
+          <w:p>
+            <w:r>
+              <w:rPr>
+                <w:color w:val="1A1A1A"/>
+                <w:sz w:val="19"/>
+              </w:rPr>
+              <w:t>essa semana a quinta recebe o artigo no lugar do CTA, porque a quarta foi inteira pra resposta da enquete de terça. O CTA Curso que seria essa quinta foi pulado, a cadência normal retoma na semana seguinte.</w:t>
+            </w:r>
+          </w:p>
+        </w:tc>
+      </w:tr>
+      <w:tr>
+        <w:tc>
+          <w:tcPr>
+            <w:tcW w:type="dxa" w:w="1584"/>
+            <w:shd w:val="clear" w:color="auto" w:fill="FBEFDD"/>
+            <w:tcBorders>
+              <w:top w:val="single" w:sz="4" w:color="E0E0E0"/>
+              <w:left w:val="single" w:sz="4" w:color="E0E0E0"/>
+              <w:bottom w:val="single" w:sz="4" w:color="E0E0E0"/>
+              <w:right w:val="single" w:sz="4" w:color="E0E0E0"/>
+            </w:tcBorders>
+          </w:tcPr>
+          <w:p>
+            <w:r>
+              <w:rPr>
+                <w:b/>
+                <w:color w:val="E09C3B"/>
+                <w:sz w:val="16"/>
+              </w:rPr>
+              <w:t>LEGENDA</w:t>
+            </w:r>
+          </w:p>
+        </w:tc>
+        <w:tc>
+          <w:tcPr>
+            <w:tcW w:type="dxa" w:w="7632"/>
+            <w:shd w:val="clear" w:color="auto" w:fill="FFFFFF"/>
+            <w:tcBorders>
+              <w:top w:val="single" w:sz="4" w:color="E0E0E0"/>
+              <w:left w:val="single" w:sz="4" w:color="E0E0E0"/>
+              <w:bottom w:val="single" w:sz="4" w:color="E0E0E0"/>
+              <w:right w:val="single" w:sz="4" w:color="E0E0E0"/>
+            </w:tcBorders>
+          </w:tcPr>
+          <w:p>
+            <w:r>
+              <w:rPr>
+                <w:color w:val="1A1A1A"/>
+                <w:sz w:val="19"/>
+              </w:rPr>
+              <w:t>Boa noite, síndicos de alta performance! 👋</w:t>
+            </w:r>
+            <w:r>
+              <w:br/>
+            </w:r>
+            <w:r>
+              <w:rPr>
+                <w:color w:val="1A1A1A"/>
+                <w:sz w:val="19"/>
+              </w:rPr>
+            </w:r>
+            <w:r>
+              <w:br/>
+            </w:r>
+            <w:r>
+              <w:rPr>
+                <w:color w:val="1A1A1A"/>
+                <w:sz w:val="19"/>
+              </w:rPr>
+              <w:t>Segue uma sugestão de leitura para o dia.</w:t>
+            </w:r>
+            <w:r>
+              <w:br/>
+            </w:r>
+            <w:r>
+              <w:rPr>
+                <w:color w:val="1A1A1A"/>
+                <w:sz w:val="19"/>
+              </w:rPr>
+            </w:r>
+            <w:r>
+              <w:br/>
+            </w:r>
+            <w:r>
+              <w:rPr>
+                <w:color w:val="1A1A1A"/>
+                <w:sz w:val="19"/>
+              </w:rPr>
+              <w:t>O artigo escrito por Giuliano Spolavori aborda um ponto que poucos param pra pensar: indicar fornecedor expõe a reputação do síndico, todo nome recomendado carrega o seu nome junto.</w:t>
+            </w:r>
+            <w:r>
+              <w:br/>
+            </w:r>
+            <w:r>
+              <w:rPr>
+                <w:color w:val="1A1A1A"/>
+                <w:sz w:val="19"/>
+              </w:rPr>
+            </w:r>
+            <w:r>
+              <w:br/>
+            </w:r>
+            <w:r>
+              <w:rPr>
+                <w:color w:val="1A1A1A"/>
+                <w:sz w:val="19"/>
+              </w:rPr>
+              <w:t>Por que esse conteúdo é tão valioso para você, síndico?</w:t>
+            </w:r>
+            <w:r>
+              <w:br/>
+            </w:r>
+            <w:r>
+              <w:rPr>
+                <w:color w:val="1A1A1A"/>
+                <w:sz w:val="19"/>
+              </w:rPr>
+            </w:r>
+            <w:r>
+              <w:br/>
+            </w:r>
+            <w:r>
+              <w:rPr>
+                <w:color w:val="1A1A1A"/>
+                <w:sz w:val="19"/>
+              </w:rPr>
+              <w:t>Porque ele ajuda a entender o peso real de cada indicação que você faz, e como transformar esse risco em ativo, construindo um critério de seleção que protege sua reputação em vez de colocar ela em jogo.</w:t>
+            </w:r>
+            <w:r>
+              <w:br/>
+            </w:r>
+            <w:r>
+              <w:rPr>
+                <w:color w:val="1A1A1A"/>
+                <w:sz w:val="19"/>
+              </w:rPr>
+            </w:r>
+            <w:r>
+              <w:br/>
+            </w:r>
+            <w:r>
+              <w:rPr>
+                <w:color w:val="1A1A1A"/>
+                <w:sz w:val="19"/>
+              </w:rPr>
+              <w:t>Se interessou, toque no link abaixo e boa leitura! 👇</w:t>
+            </w:r>
+            <w:r>
+              <w:br/>
+            </w:r>
+            <w:r>
+              <w:rPr>
+                <w:color w:val="1A1A1A"/>
+                <w:sz w:val="19"/>
+              </w:rPr>
+            </w:r>
+            <w:r>
+              <w:br/>
+            </w:r>
+            <w:r>
+              <w:rPr>
+                <w:color w:val="1A1A1A"/>
+                <w:sz w:val="19"/>
+              </w:rPr>
+              <w:t>🔗 https://www.elevags.com.br/blog/indicar-fornecedor-e-expor-a-reputacao-do-sindico</w:t>
+            </w:r>
+          </w:p>
+        </w:tc>
+      </w:tr>
+    </w:tbl>
+    <w:p>
+      <w:pPr>
+        <w:spacing w:after="40"/>
+      </w:pPr>
+    </w:p>
+    <w:tbl>
+      <w:tblPr>
+        <w:tblW w:type="auto" w:w="0"/>
+        <w:tblLayout w:type="fixed"/>
+        <w:tblLook w:firstColumn="1" w:firstRow="1" w:lastColumn="0" w:lastRow="0" w:noHBand="0" w:noVBand="1" w:val="04A0"/>
+      </w:tblPr>
+      <w:tblGrid>
+        <w:gridCol w:w="1584"/>
+        <w:gridCol w:w="7632"/>
+      </w:tblGrid>
+      <w:tr>
+        <w:tc>
+          <w:tcPr>
+            <w:tcW w:type="dxa" w:w="9216"/>
+            <w:gridSpan w:val="2"/>
+            <w:shd w:val="clear" w:color="auto" w:fill="1A1A1A"/>
+            <w:tcBorders>
+              <w:top w:val="single" w:sz="4" w:color="1A1A1A"/>
+              <w:left w:val="single" w:sz="4" w:color="1A1A1A"/>
+              <w:bottom w:val="single" w:sz="4" w:color="1A1A1A"/>
+              <w:right w:val="single" w:sz="4" w:color="1A1A1A"/>
+            </w:tcBorders>
+            <w:vAlign w:val="center"/>
+          </w:tcPr>
+          <w:p>
+            <w:pPr>
+              <w:spacing w:after="40"/>
+            </w:pPr>
+            <w:r>
+              <w:rPr>
+                <w:b/>
+                <w:color w:val="E09C3B"/>
+                <w:sz w:val="28"/>
+              </w:rPr>
+              <w:t xml:space="preserve">28/07  </w:t>
+            </w:r>
+            <w:r>
+              <w:rPr>
+                <w:b/>
+                <w:color w:val="FFFFFF"/>
+                <w:sz w:val="19"/>
+              </w:rPr>
+              <w:t xml:space="preserve">TERÇA   </w:t>
+            </w:r>
+            <w:r>
+              <w:rPr>
+                <w:b/>
+                <w:color w:val="E09C3B"/>
+                <w:sz w:val="17"/>
+              </w:rPr>
+              <w:t>A PUBLICAR</w:t>
+            </w:r>
+          </w:p>
+          <w:p>
+            <w:pPr>
+              <w:spacing w:before="60" w:after="20"/>
+            </w:pPr>
+            <w:r>
+              <w:rPr>
+                <w:b/>
+                <w:color w:val="FFFFFF"/>
+                <w:sz w:val="19"/>
+              </w:rPr>
+              <w:t xml:space="preserve">MANHÃ · COMUNIDADE WHATSAPP · </w:t>
+            </w:r>
+            <w:r>
+              <w:rPr>
+                <w:b/>
+                <w:color w:val="E09C3B"/>
+                <w:sz w:val="19"/>
+              </w:rPr>
+              <w:t>PÍLULA TÉCNICA, VENDA INDIRETA</w:t>
+            </w:r>
+          </w:p>
+        </w:tc>
+      </w:tr>
+      <w:tr>
+        <w:tc>
+          <w:tcPr>
+            <w:tcW w:type="dxa" w:w="1584"/>
+            <w:shd w:val="clear" w:color="auto" w:fill="FBEFDD"/>
+            <w:tcBorders>
+              <w:top w:val="single" w:sz="4" w:color="E0E0E0"/>
+              <w:left w:val="single" w:sz="4" w:color="E0E0E0"/>
+              <w:bottom w:val="single" w:sz="4" w:color="E0E0E0"/>
+              <w:right w:val="single" w:sz="4" w:color="E0E0E0"/>
+            </w:tcBorders>
+          </w:tcPr>
+          <w:p>
+            <w:r>
+              <w:rPr>
+                <w:b/>
+                <w:color w:val="E09C3B"/>
+                <w:sz w:val="16"/>
+              </w:rPr>
+              <w:t>FORMATO</w:t>
+            </w:r>
+          </w:p>
+        </w:tc>
+        <w:tc>
+          <w:tcPr>
+            <w:tcW w:type="dxa" w:w="7632"/>
+            <w:shd w:val="clear" w:color="auto" w:fill="FFFFFF"/>
+            <w:tcBorders>
+              <w:top w:val="single" w:sz="4" w:color="E0E0E0"/>
+              <w:left w:val="single" w:sz="4" w:color="E0E0E0"/>
+              <w:bottom w:val="single" w:sz="4" w:color="E0E0E0"/>
+              <w:right w:val="single" w:sz="4" w:color="E0E0E0"/>
+            </w:tcBorders>
+          </w:tcPr>
+          <w:p>
+            <w:r>
+              <w:rPr>
+                <w:color w:val="1A1A1A"/>
+                <w:sz w:val="19"/>
+              </w:rPr>
+              <w:t>Mini-texto reflexivo</w:t>
+            </w:r>
+          </w:p>
+        </w:tc>
+      </w:tr>
+      <w:tr>
+        <w:tc>
+          <w:tcPr>
+            <w:tcW w:type="dxa" w:w="1584"/>
+            <w:shd w:val="clear" w:color="auto" w:fill="FBEFDD"/>
+            <w:tcBorders>
+              <w:top w:val="single" w:sz="4" w:color="E0E0E0"/>
+              <w:left w:val="single" w:sz="4" w:color="E0E0E0"/>
+              <w:bottom w:val="single" w:sz="4" w:color="E0E0E0"/>
+              <w:right w:val="single" w:sz="4" w:color="E0E0E0"/>
+            </w:tcBorders>
+          </w:tcPr>
+          <w:p>
+            <w:r>
+              <w:rPr>
+                <w:b/>
+                <w:color w:val="E09C3B"/>
+                <w:sz w:val="16"/>
+              </w:rPr>
+              <w:t>ANCORAGEM</w:t>
+            </w:r>
+          </w:p>
+        </w:tc>
+        <w:tc>
+          <w:tcPr>
+            <w:tcW w:type="dxa" w:w="7632"/>
+            <w:shd w:val="clear" w:color="auto" w:fill="FFFFFF"/>
+            <w:tcBorders>
+              <w:top w:val="single" w:sz="4" w:color="E0E0E0"/>
+              <w:left w:val="single" w:sz="4" w:color="E0E0E0"/>
+              <w:bottom w:val="single" w:sz="4" w:color="E0E0E0"/>
+              <w:right w:val="single" w:sz="4" w:color="E0E0E0"/>
+            </w:tcBorders>
+          </w:tcPr>
+          <w:p>
+            <w:r>
+              <w:rPr>
+                <w:color w:val="1A1A1A"/>
+                <w:sz w:val="19"/>
+              </w:rPr>
+              <w:t>Ebook, Cap. 7 (Hub Estratégico, dez categorias de parceria)</w:t>
+            </w:r>
+          </w:p>
+        </w:tc>
+      </w:tr>
+      <w:tr>
+        <w:tc>
+          <w:tcPr>
+            <w:tcW w:type="dxa" w:w="1584"/>
+            <w:shd w:val="clear" w:color="auto" w:fill="FBEFDD"/>
+            <w:tcBorders>
+              <w:top w:val="single" w:sz="4" w:color="E0E0E0"/>
+              <w:left w:val="single" w:sz="4" w:color="E0E0E0"/>
+              <w:bottom w:val="single" w:sz="4" w:color="E0E0E0"/>
+              <w:right w:val="single" w:sz="4" w:color="E0E0E0"/>
+            </w:tcBorders>
+          </w:tcPr>
+          <w:p>
+            <w:r>
+              <w:rPr>
+                <w:b/>
+                <w:color w:val="E09C3B"/>
+                <w:sz w:val="16"/>
+              </w:rPr>
+              <w:t>LEGENDA</w:t>
+            </w:r>
+          </w:p>
+        </w:tc>
+        <w:tc>
+          <w:tcPr>
+            <w:tcW w:type="dxa" w:w="7632"/>
+            <w:shd w:val="clear" w:color="auto" w:fill="FFFFFF"/>
+            <w:tcBorders>
+              <w:top w:val="single" w:sz="4" w:color="E0E0E0"/>
+              <w:left w:val="single" w:sz="4" w:color="E0E0E0"/>
+              <w:bottom w:val="single" w:sz="4" w:color="E0E0E0"/>
+              <w:right w:val="single" w:sz="4" w:color="E0E0E0"/>
+            </w:tcBorders>
+          </w:tcPr>
+          <w:p>
+            <w:r>
+              <w:rPr>
+                <w:color w:val="1A1A1A"/>
+                <w:sz w:val="19"/>
+              </w:rPr>
+              <w:t>Bom dia, síndicos de alta performance! 👋</w:t>
+            </w:r>
+            <w:r>
+              <w:br/>
+            </w:r>
+            <w:r>
+              <w:rPr>
+                <w:color w:val="1A1A1A"/>
+                <w:sz w:val="19"/>
+              </w:rPr>
+            </w:r>
+            <w:r>
+              <w:br/>
+            </w:r>
+            <w:r>
+              <w:rPr>
+                <w:color w:val="1A1A1A"/>
+                <w:sz w:val="19"/>
+              </w:rPr>
+              <w:t>O Hub de parceiros é o ativo intangível que separa o Gestor de Ativos do síndico que só "tem fornecedor". Não é sobre ter contato, é sobre curadoria, ter um critério claro pra cada uma das dez categorias de parceria que sustentam um condomínio.</w:t>
+            </w:r>
+            <w:r>
+              <w:br/>
+            </w:r>
+            <w:r>
+              <w:rPr>
+                <w:color w:val="1A1A1A"/>
+                <w:sz w:val="19"/>
+              </w:rPr>
+            </w:r>
+            <w:r>
+              <w:br/>
+            </w:r>
+            <w:r>
+              <w:rPr>
+                <w:color w:val="1A1A1A"/>
+                <w:sz w:val="19"/>
+              </w:rPr>
+              <w:t>Quando o conselho confia na sua curadoria, o preço sai do centro da conversa, e isso muda toda a negociação seguinte.</w:t>
+            </w:r>
+          </w:p>
+        </w:tc>
+      </w:tr>
+    </w:tbl>
+    <w:p>
+      <w:pPr>
+        <w:spacing w:after="40"/>
+      </w:pPr>
+    </w:p>
+    <w:tbl>
+      <w:tblPr>
+        <w:tblW w:type="auto" w:w="0"/>
+        <w:tblLayout w:type="fixed"/>
+        <w:tblLook w:firstColumn="1" w:firstRow="1" w:lastColumn="0" w:lastRow="0" w:noHBand="0" w:noVBand="1" w:val="04A0"/>
+      </w:tblPr>
+      <w:tblGrid>
+        <w:gridCol w:w="1584"/>
+        <w:gridCol w:w="7632"/>
+      </w:tblGrid>
+      <w:tr>
+        <w:tc>
+          <w:tcPr>
+            <w:tcW w:type="dxa" w:w="9216"/>
+            <w:gridSpan w:val="2"/>
+            <w:shd w:val="clear" w:color="auto" w:fill="1A1A1A"/>
+            <w:tcBorders>
+              <w:top w:val="single" w:sz="4" w:color="1A1A1A"/>
+              <w:left w:val="single" w:sz="4" w:color="1A1A1A"/>
+              <w:bottom w:val="single" w:sz="4" w:color="1A1A1A"/>
+              <w:right w:val="single" w:sz="4" w:color="1A1A1A"/>
+            </w:tcBorders>
+            <w:vAlign w:val="center"/>
+          </w:tcPr>
+          <w:p>
+            <w:pPr>
+              <w:spacing w:after="40"/>
+            </w:pPr>
+            <w:r>
+              <w:rPr>
+                <w:b/>
+                <w:color w:val="E09C3B"/>
+                <w:sz w:val="28"/>
+              </w:rPr>
+              <w:t xml:space="preserve">29/07  </w:t>
+            </w:r>
+            <w:r>
+              <w:rPr>
+                <w:b/>
+                <w:color w:val="FFFFFF"/>
+                <w:sz w:val="19"/>
+              </w:rPr>
+              <w:t xml:space="preserve">QUARTA   </w:t>
+            </w:r>
+            <w:r>
+              <w:rPr>
+                <w:b/>
+                <w:color w:val="E09C3B"/>
+                <w:sz w:val="17"/>
+              </w:rPr>
+              <w:t>A PUBLICAR</w:t>
+            </w:r>
+          </w:p>
+          <w:p>
+            <w:pPr>
+              <w:spacing w:before="60" w:after="20"/>
+            </w:pPr>
+            <w:r>
+              <w:rPr>
+                <w:b/>
+                <w:color w:val="FFFFFF"/>
+                <w:sz w:val="19"/>
+              </w:rPr>
+              <w:t xml:space="preserve">NOITE · COMUNIDADE WHATSAPP · </w:t>
+            </w:r>
+            <w:r>
+              <w:rPr>
+                <w:b/>
+                <w:color w:val="E09C3B"/>
+                <w:sz w:val="19"/>
+              </w:rPr>
+              <w:t>PÍLULA TÉCNICA + AUTORIDADE</w:t>
+            </w:r>
+          </w:p>
+        </w:tc>
+      </w:tr>
+      <w:tr>
+        <w:tc>
+          <w:tcPr>
+            <w:tcW w:type="dxa" w:w="1584"/>
+            <w:shd w:val="clear" w:color="auto" w:fill="FBEFDD"/>
+            <w:tcBorders>
+              <w:top w:val="single" w:sz="4" w:color="E0E0E0"/>
+              <w:left w:val="single" w:sz="4" w:color="E0E0E0"/>
+              <w:bottom w:val="single" w:sz="4" w:color="E0E0E0"/>
+              <w:right w:val="single" w:sz="4" w:color="E0E0E0"/>
+            </w:tcBorders>
+          </w:tcPr>
+          <w:p>
+            <w:r>
+              <w:rPr>
+                <w:b/>
+                <w:color w:val="E09C3B"/>
+                <w:sz w:val="16"/>
+              </w:rPr>
+              <w:t>FORMATO</w:t>
+            </w:r>
+          </w:p>
+        </w:tc>
+        <w:tc>
+          <w:tcPr>
+            <w:tcW w:type="dxa" w:w="7632"/>
+            <w:shd w:val="clear" w:color="auto" w:fill="FFFFFF"/>
+            <w:tcBorders>
+              <w:top w:val="single" w:sz="4" w:color="E0E0E0"/>
+              <w:left w:val="single" w:sz="4" w:color="E0E0E0"/>
+              <w:bottom w:val="single" w:sz="4" w:color="E0E0E0"/>
+              <w:right w:val="single" w:sz="4" w:color="E0E0E0"/>
+            </w:tcBorders>
+          </w:tcPr>
+          <w:p>
+            <w:r>
+              <w:rPr>
+                <w:color w:val="1A1A1A"/>
+                <w:sz w:val="19"/>
+              </w:rPr>
+              <w:t>Artigo do blog</w:t>
+            </w:r>
+          </w:p>
+        </w:tc>
+      </w:tr>
+      <w:tr>
+        <w:tc>
+          <w:tcPr>
+            <w:tcW w:type="dxa" w:w="1584"/>
+            <w:shd w:val="clear" w:color="auto" w:fill="FBEFDD"/>
+            <w:tcBorders>
+              <w:top w:val="single" w:sz="4" w:color="E0E0E0"/>
+              <w:left w:val="single" w:sz="4" w:color="E0E0E0"/>
+              <w:bottom w:val="single" w:sz="4" w:color="E0E0E0"/>
+              <w:right w:val="single" w:sz="4" w:color="E0E0E0"/>
+            </w:tcBorders>
+          </w:tcPr>
+          <w:p>
+            <w:r>
+              <w:rPr>
+                <w:b/>
+                <w:color w:val="E09C3B"/>
+                <w:sz w:val="16"/>
+              </w:rPr>
+              <w:t>ANCORAGEM</w:t>
+            </w:r>
+          </w:p>
+        </w:tc>
+        <w:tc>
+          <w:tcPr>
+            <w:tcW w:type="dxa" w:w="7632"/>
+            <w:shd w:val="clear" w:color="auto" w:fill="FFFFFF"/>
+            <w:tcBorders>
+              <w:top w:val="single" w:sz="4" w:color="E0E0E0"/>
+              <w:left w:val="single" w:sz="4" w:color="E0E0E0"/>
+              <w:bottom w:val="single" w:sz="4" w:color="E0E0E0"/>
+              <w:right w:val="single" w:sz="4" w:color="E0E0E0"/>
+            </w:tcBorders>
+          </w:tcPr>
+          <w:p>
+            <w:r>
+              <w:rPr>
+                <w:color w:val="1A1A1A"/>
+                <w:sz w:val="19"/>
+              </w:rPr>
+              <w:t>https://www.elevags.com.br/blog/a-engenharia-silenciosa-da-renovacao</w:t>
+            </w:r>
+          </w:p>
+        </w:tc>
+      </w:tr>
+      <w:tr>
+        <w:tc>
+          <w:tcPr>
+            <w:tcW w:type="dxa" w:w="1584"/>
+            <w:shd w:val="clear" w:color="auto" w:fill="FBEFDD"/>
+            <w:tcBorders>
+              <w:top w:val="single" w:sz="4" w:color="E0E0E0"/>
+              <w:left w:val="single" w:sz="4" w:color="E0E0E0"/>
+              <w:bottom w:val="single" w:sz="4" w:color="E0E0E0"/>
+              <w:right w:val="single" w:sz="4" w:color="E0E0E0"/>
+            </w:tcBorders>
+          </w:tcPr>
+          <w:p>
+            <w:r>
+              <w:rPr>
+                <w:b/>
+                <w:color w:val="E09C3B"/>
+                <w:sz w:val="16"/>
+              </w:rPr>
+              <w:t>ÂNGULO</w:t>
+            </w:r>
+          </w:p>
+        </w:tc>
+        <w:tc>
+          <w:tcPr>
+            <w:tcW w:type="dxa" w:w="7632"/>
+            <w:shd w:val="clear" w:color="auto" w:fill="FFFFFF"/>
+            <w:tcBorders>
+              <w:top w:val="single" w:sz="4" w:color="E0E0E0"/>
+              <w:left w:val="single" w:sz="4" w:color="E0E0E0"/>
+              <w:bottom w:val="single" w:sz="4" w:color="E0E0E0"/>
+              <w:right w:val="single" w:sz="4" w:color="E0E0E0"/>
+            </w:tcBorders>
+          </w:tcPr>
+          <w:p>
+            <w:r>
+              <w:rPr>
+                <w:color w:val="1A1A1A"/>
+                <w:sz w:val="19"/>
+              </w:rPr>
+              <w:t>ótica do síndico, manter relação saudável com o fornecedor entre uma renovação e outra</w:t>
+            </w:r>
+          </w:p>
+        </w:tc>
+      </w:tr>
+      <w:tr>
+        <w:tc>
+          <w:tcPr>
+            <w:tcW w:type="dxa" w:w="1584"/>
+            <w:shd w:val="clear" w:color="auto" w:fill="FBEFDD"/>
+            <w:tcBorders>
+              <w:top w:val="single" w:sz="4" w:color="E0E0E0"/>
+              <w:left w:val="single" w:sz="4" w:color="E0E0E0"/>
+              <w:bottom w:val="single" w:sz="4" w:color="E0E0E0"/>
+              <w:right w:val="single" w:sz="4" w:color="E0E0E0"/>
+            </w:tcBorders>
+          </w:tcPr>
+          <w:p>
+            <w:r>
+              <w:rPr>
+                <w:b/>
+                <w:color w:val="E09C3B"/>
+                <w:sz w:val="16"/>
+              </w:rPr>
+              <w:t>LEGENDA</w:t>
+            </w:r>
+          </w:p>
+        </w:tc>
+        <w:tc>
+          <w:tcPr>
+            <w:tcW w:type="dxa" w:w="7632"/>
+            <w:shd w:val="clear" w:color="auto" w:fill="FFFFFF"/>
+            <w:tcBorders>
+              <w:top w:val="single" w:sz="4" w:color="E0E0E0"/>
+              <w:left w:val="single" w:sz="4" w:color="E0E0E0"/>
+              <w:bottom w:val="single" w:sz="4" w:color="E0E0E0"/>
+              <w:right w:val="single" w:sz="4" w:color="E0E0E0"/>
+            </w:tcBorders>
+          </w:tcPr>
+          <w:p>
+            <w:r>
+              <w:rPr>
+                <w:color w:val="1A1A1A"/>
+                <w:sz w:val="19"/>
+              </w:rPr>
+              <w:t>Boa noite, síndicos de alta performance! 👋</w:t>
+            </w:r>
+            <w:r>
+              <w:br/>
+            </w:r>
+            <w:r>
+              <w:rPr>
+                <w:color w:val="1A1A1A"/>
+                <w:sz w:val="19"/>
+              </w:rPr>
+            </w:r>
+            <w:r>
+              <w:br/>
+            </w:r>
+            <w:r>
+              <w:rPr>
+                <w:color w:val="1A1A1A"/>
+                <w:sz w:val="19"/>
+              </w:rPr>
+              <w:t>Segue uma sugestão de leitura para o dia.</w:t>
+            </w:r>
+            <w:r>
+              <w:br/>
+            </w:r>
+            <w:r>
+              <w:rPr>
+                <w:color w:val="1A1A1A"/>
+                <w:sz w:val="19"/>
+              </w:rPr>
+            </w:r>
+            <w:r>
+              <w:br/>
+            </w:r>
+            <w:r>
+              <w:rPr>
+                <w:color w:val="1A1A1A"/>
+                <w:sz w:val="19"/>
+              </w:rPr>
+              <w:t>O artigo escrito por Giuliano Spolavori aborda a engenharia silenciosa da renovação, o trabalho invisível de manter contrato e relação saudáveis entre uma renovação e outra, muito antes de qualquer proposta chegar à mesa.</w:t>
+            </w:r>
+            <w:r>
+              <w:br/>
+            </w:r>
+            <w:r>
+              <w:rPr>
+                <w:color w:val="1A1A1A"/>
+                <w:sz w:val="19"/>
+              </w:rPr>
+            </w:r>
+            <w:r>
+              <w:br/>
+            </w:r>
+            <w:r>
+              <w:rPr>
+                <w:color w:val="1A1A1A"/>
+                <w:sz w:val="19"/>
+              </w:rPr>
+              <w:t>Por que esse conteúdo é tão valioso para você, síndico?</w:t>
+            </w:r>
+            <w:r>
+              <w:br/>
+            </w:r>
+            <w:r>
+              <w:rPr>
+                <w:color w:val="1A1A1A"/>
+                <w:sz w:val="19"/>
+              </w:rPr>
+            </w:r>
+            <w:r>
+              <w:br/>
+            </w:r>
+            <w:r>
+              <w:rPr>
+                <w:color w:val="1A1A1A"/>
+                <w:sz w:val="19"/>
+              </w:rPr>
+              <w:t>Porque ele mostra que a renovação não se decide na última reunião, ela é resultado de tudo que aconteceu (ou não aconteceu) nos meses anteriores. Entender esse mecanismo muda como você se posiciona meses antes do vencimento.</w:t>
+            </w:r>
+            <w:r>
+              <w:br/>
+            </w:r>
+            <w:r>
+              <w:rPr>
+                <w:color w:val="1A1A1A"/>
+                <w:sz w:val="19"/>
+              </w:rPr>
+            </w:r>
+            <w:r>
+              <w:br/>
+            </w:r>
+            <w:r>
+              <w:rPr>
+                <w:color w:val="1A1A1A"/>
+                <w:sz w:val="19"/>
+              </w:rPr>
+              <w:t>Se interessou, toque no link abaixo e boa leitura! 👇</w:t>
+            </w:r>
+            <w:r>
+              <w:br/>
+            </w:r>
+            <w:r>
+              <w:rPr>
+                <w:color w:val="1A1A1A"/>
+                <w:sz w:val="19"/>
+              </w:rPr>
+            </w:r>
+            <w:r>
+              <w:br/>
+            </w:r>
+            <w:r>
+              <w:rPr>
+                <w:color w:val="1A1A1A"/>
+                <w:sz w:val="19"/>
+              </w:rPr>
+              <w:t>🔗 https://www.elevags.com.br/blog/a-engenharia-silenciosa-da-renovacao</w:t>
+            </w:r>
+          </w:p>
+        </w:tc>
+      </w:tr>
+    </w:tbl>
+    <w:p>
+      <w:pPr>
+        <w:spacing w:after="40"/>
+      </w:pPr>
+    </w:p>
+    <w:tbl>
+      <w:tblPr>
+        <w:tblW w:type="auto" w:w="0"/>
+        <w:tblLayout w:type="fixed"/>
+        <w:tblLook w:firstColumn="1" w:firstRow="1" w:lastColumn="0" w:lastRow="0" w:noHBand="0" w:noVBand="1" w:val="04A0"/>
+      </w:tblPr>
+      <w:tblGrid>
+        <w:gridCol w:w="1584"/>
+        <w:gridCol w:w="7632"/>
+      </w:tblGrid>
+      <w:tr>
+        <w:tc>
+          <w:tcPr>
+            <w:tcW w:type="dxa" w:w="9216"/>
+            <w:gridSpan w:val="2"/>
+            <w:shd w:val="clear" w:color="auto" w:fill="1A1A1A"/>
+            <w:tcBorders>
+              <w:top w:val="single" w:sz="4" w:color="1A1A1A"/>
+              <w:left w:val="single" w:sz="4" w:color="1A1A1A"/>
+              <w:bottom w:val="single" w:sz="4" w:color="1A1A1A"/>
+              <w:right w:val="single" w:sz="4" w:color="1A1A1A"/>
+            </w:tcBorders>
+            <w:vAlign w:val="center"/>
+          </w:tcPr>
+          <w:p>
+            <w:pPr>
+              <w:spacing w:after="40"/>
+            </w:pPr>
+            <w:r>
+              <w:rPr>
+                <w:b/>
+                <w:color w:val="E09C3B"/>
+                <w:sz w:val="28"/>
+              </w:rPr>
+              <w:t xml:space="preserve">30/07  </w:t>
+            </w:r>
+            <w:r>
+              <w:rPr>
+                <w:b/>
+                <w:color w:val="FFFFFF"/>
+                <w:sz w:val="19"/>
+              </w:rPr>
+              <w:t xml:space="preserve">QUINTA   </w:t>
+            </w:r>
+            <w:r>
+              <w:rPr>
+                <w:b/>
+                <w:color w:val="E09C3B"/>
+                <w:sz w:val="17"/>
+              </w:rPr>
+              <w:t>A PUBLICAR</w:t>
+            </w:r>
+          </w:p>
+          <w:p>
+            <w:pPr>
+              <w:spacing w:before="60" w:after="20"/>
+            </w:pPr>
+            <w:r>
+              <w:rPr>
+                <w:b/>
+                <w:color w:val="FFFFFF"/>
+                <w:sz w:val="19"/>
+              </w:rPr>
+              <w:t xml:space="preserve">MANHÃ · COMUNIDADE WHATSAPP · </w:t>
+            </w:r>
+            <w:r>
+              <w:rPr>
+                <w:b/>
+                <w:color w:val="E09C3B"/>
+                <w:sz w:val="19"/>
+              </w:rPr>
+              <w:t>VENDA INDIRETA</w:t>
+            </w:r>
+          </w:p>
+        </w:tc>
+      </w:tr>
       <w:tr>
         <w:tc>
           <w:tcPr>
